--- a/medapp/docs/ACTA_PROYECTO_MEDAPP.docx
+++ b/medapp/docs/ACTA_PROYECTO_MEDAPP.docx
@@ -131,7 +131,6 @@
                 <w:lang w:val="es-DO"/>
               </w:rPr>
             </w:pPr>
-            <w:proofErr w:type="spellStart"/>
             <w:r>
               <w:rPr>
                 <w:b/>
@@ -139,37 +138,7 @@
                 <w:sz w:val="31"/>
                 <w:lang w:val="es-DO"/>
               </w:rPr>
-              <w:t>MedApp</w:t>
-            </w:r>
-            <w:proofErr w:type="spellEnd"/>
-            <w:r>
-              <w:rPr>
-                <w:b/>
-                <w:color w:val="2E86C1"/>
-                <w:sz w:val="31"/>
-                <w:lang w:val="es-DO"/>
-              </w:rPr>
-              <w:t xml:space="preserve"> - Sistema de </w:t>
-            </w:r>
-            <w:proofErr w:type="spellStart"/>
-            <w:r>
-              <w:rPr>
-                <w:b/>
-                <w:color w:val="2E86C1"/>
-                <w:sz w:val="31"/>
-                <w:lang w:val="es-DO"/>
-              </w:rPr>
-              <w:t>Gestion</w:t>
-            </w:r>
-            <w:proofErr w:type="spellEnd"/>
-            <w:r>
-              <w:rPr>
-                <w:b/>
-                <w:color w:val="2E86C1"/>
-                <w:sz w:val="31"/>
-                <w:lang w:val="es-DO"/>
-              </w:rPr>
-              <w:t xml:space="preserve"> de Citas Medicas</w:t>
+              <w:t>MedApp - Sistema de Gestion de Citas Medicas</w:t>
             </w:r>
           </w:p>
           <w:p>
@@ -187,97 +156,7 @@
                 <w:sz w:val="23"/>
                 <w:lang w:val="es-DO"/>
               </w:rPr>
-              <w:t xml:space="preserve">Documento de </w:t>
-            </w:r>
-            <w:proofErr w:type="spellStart"/>
-            <w:r>
-              <w:rPr>
-                <w:color w:val="52606D"/>
-                <w:sz w:val="23"/>
-                <w:lang w:val="es-DO"/>
-              </w:rPr>
-              <w:t>consolidacion</w:t>
-            </w:r>
-            <w:proofErr w:type="spellEnd"/>
-            <w:r>
-              <w:rPr>
-                <w:color w:val="52606D"/>
-                <w:sz w:val="23"/>
-                <w:lang w:val="es-DO"/>
-              </w:rPr>
-              <w:t xml:space="preserve"> del proyecto completo elaborado a partir de la </w:t>
-            </w:r>
-            <w:proofErr w:type="spellStart"/>
-            <w:r>
-              <w:rPr>
-                <w:color w:val="52606D"/>
-                <w:sz w:val="23"/>
-                <w:lang w:val="es-DO"/>
-              </w:rPr>
-              <w:t>implementacion</w:t>
-            </w:r>
-            <w:proofErr w:type="spellEnd"/>
-            <w:r>
-              <w:rPr>
-                <w:color w:val="52606D"/>
-                <w:sz w:val="23"/>
-                <w:lang w:val="es-DO"/>
-              </w:rPr>
-              <w:t xml:space="preserve"> actual, la </w:t>
-            </w:r>
-            <w:proofErr w:type="spellStart"/>
-            <w:r>
-              <w:rPr>
-                <w:color w:val="52606D"/>
-                <w:sz w:val="23"/>
-                <w:lang w:val="es-DO"/>
-              </w:rPr>
-              <w:t>documentacion</w:t>
-            </w:r>
-            <w:proofErr w:type="spellEnd"/>
-            <w:r>
-              <w:rPr>
-                <w:color w:val="52606D"/>
-                <w:sz w:val="23"/>
-                <w:lang w:val="es-DO"/>
-              </w:rPr>
-              <w:t xml:space="preserve"> funcional y la </w:t>
-            </w:r>
-            <w:proofErr w:type="spellStart"/>
-            <w:r>
-              <w:rPr>
-                <w:color w:val="52606D"/>
-                <w:sz w:val="23"/>
-                <w:lang w:val="es-DO"/>
-              </w:rPr>
-              <w:t>documentacion</w:t>
-            </w:r>
-            <w:proofErr w:type="spellEnd"/>
-            <w:r>
-              <w:rPr>
-                <w:color w:val="52606D"/>
-                <w:sz w:val="23"/>
-                <w:lang w:val="es-DO"/>
-              </w:rPr>
-              <w:t xml:space="preserve"> </w:t>
-            </w:r>
-            <w:proofErr w:type="spellStart"/>
-            <w:r>
-              <w:rPr>
-                <w:color w:val="52606D"/>
-                <w:sz w:val="23"/>
-                <w:lang w:val="es-DO"/>
-              </w:rPr>
-              <w:t>tecnica</w:t>
-            </w:r>
-            <w:proofErr w:type="spellEnd"/>
-            <w:r>
-              <w:rPr>
-                <w:color w:val="52606D"/>
-                <w:sz w:val="23"/>
-                <w:lang w:val="es-DO"/>
-              </w:rPr>
-              <w:t xml:space="preserve"> disponibles en el repositorio.</w:t>
+              <w:t>Documento de consolidacion del proyecto completo elaborado a partir de la implementacion actual, la documentacion funcional y la documentacion tecnica disponibles en el repositorio.</w:t>
             </w:r>
           </w:p>
           <w:tbl>
@@ -323,18 +202,8 @@
                       <w:color w:val="1F4E79"/>
                       <w:sz w:val="19"/>
                     </w:rPr>
-                    <w:t xml:space="preserve">Nombre del </w:t>
+                    <w:t>Nombre del proyecto</w:t>
                   </w:r>
-                  <w:proofErr w:type="spellStart"/>
-                  <w:r>
-                    <w:rPr>
-                      <w:b/>
-                      <w:color w:val="1F4E79"/>
-                      <w:sz w:val="19"/>
-                    </w:rPr>
-                    <w:t>proyecto</w:t>
-                  </w:r>
-                  <w:proofErr w:type="spellEnd"/>
                 </w:p>
               </w:tc>
               <w:tc>
@@ -361,85 +230,12 @@
                       <w:lang w:val="es-DO"/>
                     </w:rPr>
                   </w:pPr>
-                  <w:proofErr w:type="spellStart"/>
                   <w:r>
                     <w:rPr>
                       <w:sz w:val="19"/>
                       <w:lang w:val="es-DO"/>
                     </w:rPr>
-                    <w:t>MedApp</w:t>
-                  </w:r>
-                  <w:proofErr w:type="spellEnd"/>
-                  <w:r>
-                    <w:rPr>
-                      <w:sz w:val="19"/>
-                      <w:lang w:val="es-DO"/>
-                    </w:rPr>
-                    <w:t xml:space="preserve"> - Sistema web para la </w:t>
-                  </w:r>
-                  <w:proofErr w:type="spellStart"/>
-                  <w:r>
-                    <w:rPr>
-                      <w:sz w:val="19"/>
-                      <w:lang w:val="es-DO"/>
-                    </w:rPr>
-                    <w:t>gestion</w:t>
-                  </w:r>
-                  <w:proofErr w:type="spellEnd"/>
-                  <w:r>
-                    <w:rPr>
-                      <w:sz w:val="19"/>
-                      <w:lang w:val="es-DO"/>
-                    </w:rPr>
-                    <w:t xml:space="preserve"> integral de citas </w:t>
-                  </w:r>
-                  <w:proofErr w:type="spellStart"/>
-                  <w:r>
-                    <w:rPr>
-                      <w:sz w:val="19"/>
-                      <w:lang w:val="es-DO"/>
-                    </w:rPr>
-                    <w:t>medicas</w:t>
-                  </w:r>
-                  <w:proofErr w:type="spellEnd"/>
-                  <w:r>
-                    <w:rPr>
-                      <w:sz w:val="19"/>
-                      <w:lang w:val="es-DO"/>
-                    </w:rPr>
-                    <w:t xml:space="preserve">, pacientes, </w:t>
-                  </w:r>
-                  <w:proofErr w:type="spellStart"/>
-                  <w:r>
-                    <w:rPr>
-                      <w:sz w:val="19"/>
-                      <w:lang w:val="es-DO"/>
-                    </w:rPr>
-                    <w:t>medicos</w:t>
-                  </w:r>
-                  <w:proofErr w:type="spellEnd"/>
-                  <w:r>
-                    <w:rPr>
-                      <w:sz w:val="19"/>
-                      <w:lang w:val="es-DO"/>
-                    </w:rPr>
-                    <w:t xml:space="preserve">, pagos, reportes y procesos de apoyo </w:t>
-                  </w:r>
-                  <w:proofErr w:type="spellStart"/>
-                  <w:r>
-                    <w:rPr>
-                      <w:sz w:val="19"/>
-                      <w:lang w:val="es-DO"/>
-                    </w:rPr>
-                    <w:t>clinico</w:t>
-                  </w:r>
-                  <w:proofErr w:type="spellEnd"/>
-                  <w:r>
-                    <w:rPr>
-                      <w:sz w:val="19"/>
-                      <w:lang w:val="es-DO"/>
-                    </w:rPr>
-                    <w:t>.</w:t>
+                    <w:t>MedApp - Sistema web para la gestion integral de citas medicas, pacientes, medicos, pagos, reportes y procesos de apoyo clinico.</w:t>
                   </w:r>
                 </w:p>
               </w:tc>
@@ -476,18 +272,8 @@
                       <w:color w:val="1F4E79"/>
                       <w:sz w:val="19"/>
                     </w:rPr>
-                    <w:t xml:space="preserve">Tipo de </w:t>
+                    <w:t>Tipo de documento</w:t>
                   </w:r>
-                  <w:proofErr w:type="spellStart"/>
-                  <w:r>
-                    <w:rPr>
-                      <w:b/>
-                      <w:color w:val="1F4E79"/>
-                      <w:sz w:val="19"/>
-                    </w:rPr>
-                    <w:t>documento</w:t>
-                  </w:r>
-                  <w:proofErr w:type="spellEnd"/>
                 </w:p>
               </w:tc>
               <w:tc>
@@ -550,34 +336,14 @@
                   <w:pPr>
                     <w:spacing w:after="0"/>
                   </w:pPr>
-                  <w:proofErr w:type="spellStart"/>
                   <w:r>
                     <w:rPr>
                       <w:b/>
                       <w:color w:val="1F4E79"/>
                       <w:sz w:val="19"/>
                     </w:rPr>
-                    <w:t>Fecha</w:t>
+                    <w:t>Fecha de elaboracion</w:t>
                   </w:r>
-                  <w:proofErr w:type="spellEnd"/>
-                  <w:r>
-                    <w:rPr>
-                      <w:b/>
-                      <w:color w:val="1F4E79"/>
-                      <w:sz w:val="19"/>
-                    </w:rPr>
-                    <w:t xml:space="preserve"> de </w:t>
-                  </w:r>
-                  <w:proofErr w:type="spellStart"/>
-                  <w:r>
-                    <w:rPr>
-                      <w:b/>
-                      <w:color w:val="1F4E79"/>
-                      <w:sz w:val="19"/>
-                    </w:rPr>
-                    <w:t>elaboracion</w:t>
-                  </w:r>
-                  <w:proofErr w:type="spellEnd"/>
                 </w:p>
               </w:tc>
               <w:tc>
@@ -670,117 +436,12 @@
                       <w:lang w:val="es-DO"/>
                     </w:rPr>
                   </w:pPr>
-                  <w:proofErr w:type="spellStart"/>
                   <w:r>
                     <w:rPr>
                       <w:sz w:val="19"/>
                       <w:lang w:val="es-DO"/>
                     </w:rPr>
-                    <w:t>Implementacion</w:t>
-                  </w:r>
-                  <w:proofErr w:type="spellEnd"/>
-                  <w:r>
-                    <w:rPr>
-                      <w:sz w:val="19"/>
-                      <w:lang w:val="es-DO"/>
-                    </w:rPr>
-                    <w:t xml:space="preserve"> funcional desarrollada en </w:t>
-                  </w:r>
-                  <w:proofErr w:type="spellStart"/>
-                  <w:r>
-                    <w:rPr>
-                      <w:sz w:val="19"/>
-                      <w:lang w:val="es-DO"/>
-                    </w:rPr>
-                    <w:t>backend</w:t>
-                  </w:r>
-                  <w:proofErr w:type="spellEnd"/>
-                  <w:r>
-                    <w:rPr>
-                      <w:sz w:val="19"/>
-                      <w:lang w:val="es-DO"/>
-                    </w:rPr>
-                    <w:t xml:space="preserve"> Flask y </w:t>
-                  </w:r>
-                  <w:proofErr w:type="spellStart"/>
-                  <w:r>
-                    <w:rPr>
-                      <w:sz w:val="19"/>
-                      <w:lang w:val="es-DO"/>
-                    </w:rPr>
-                    <w:t>frontend</w:t>
-                  </w:r>
-                  <w:proofErr w:type="spellEnd"/>
-                  <w:r>
-                    <w:rPr>
-                      <w:sz w:val="19"/>
-                      <w:lang w:val="es-DO"/>
-                    </w:rPr>
-                    <w:t xml:space="preserve"> </w:t>
-                  </w:r>
-                  <w:proofErr w:type="spellStart"/>
-                  <w:r>
-                    <w:rPr>
-                      <w:sz w:val="19"/>
-                      <w:lang w:val="es-DO"/>
-                    </w:rPr>
-                    <w:t>React</w:t>
-                  </w:r>
-                  <w:proofErr w:type="spellEnd"/>
-                  <w:r>
-                    <w:rPr>
-                      <w:sz w:val="19"/>
-                      <w:lang w:val="es-DO"/>
-                    </w:rPr>
-                    <w:t xml:space="preserve">, con integraciones </w:t>
-                  </w:r>
-                  <w:proofErr w:type="spellStart"/>
-                  <w:r>
-                    <w:rPr>
-                      <w:sz w:val="19"/>
-                      <w:lang w:val="es-DO"/>
-                    </w:rPr>
-                    <w:t>tecnicas</w:t>
-                  </w:r>
-                  <w:proofErr w:type="spellEnd"/>
-                  <w:r>
-                    <w:rPr>
-                      <w:sz w:val="19"/>
-                      <w:lang w:val="es-DO"/>
-                    </w:rPr>
-                    <w:t xml:space="preserve"> activas o previstas para </w:t>
-                  </w:r>
-                  <w:proofErr w:type="spellStart"/>
-                  <w:r>
-                    <w:rPr>
-                      <w:sz w:val="19"/>
-                      <w:lang w:val="es-DO"/>
-                    </w:rPr>
-                    <w:t>Supabase</w:t>
-                  </w:r>
-                  <w:proofErr w:type="spellEnd"/>
-                  <w:r>
-                    <w:rPr>
-                      <w:sz w:val="19"/>
-                      <w:lang w:val="es-DO"/>
-                    </w:rPr>
-                    <w:t xml:space="preserve">, Stripe, SMTP y </w:t>
-                  </w:r>
-                  <w:proofErr w:type="spellStart"/>
-                  <w:r>
-                    <w:rPr>
-                      <w:sz w:val="19"/>
-                      <w:lang w:val="es-DO"/>
-                    </w:rPr>
-                    <w:t>Twilio</w:t>
-                  </w:r>
-                  <w:proofErr w:type="spellEnd"/>
-                  <w:r>
-                    <w:rPr>
-                      <w:sz w:val="19"/>
-                      <w:lang w:val="es-DO"/>
-                    </w:rPr>
-                    <w:t>.</w:t>
+                    <w:t>Implementacion funcional desarrollada en backend Flask y frontend React, con integraciones tecnicas activas o previstas para Supabase, Stripe, SMTP y Twilio.</w:t>
                   </w:r>
                 </w:p>
               </w:tc>
@@ -811,52 +472,14 @@
                   <w:pPr>
                     <w:spacing w:after="0"/>
                   </w:pPr>
-                  <w:proofErr w:type="spellStart"/>
                   <w:r>
                     <w:rPr>
                       <w:b/>
                       <w:color w:val="1F4E79"/>
                       <w:sz w:val="19"/>
                     </w:rPr>
-                    <w:t>Cliente</w:t>
+                    <w:t>Cliente / institucion beneficiaria</w:t>
                   </w:r>
-                  <w:proofErr w:type="spellEnd"/>
-                  <w:r>
-                    <w:rPr>
-                      <w:b/>
-                      <w:color w:val="1F4E79"/>
-                      <w:sz w:val="19"/>
-                    </w:rPr>
-                    <w:t xml:space="preserve"> / </w:t>
-                  </w:r>
-                  <w:proofErr w:type="spellStart"/>
-                  <w:r>
-                    <w:rPr>
-                      <w:b/>
-                      <w:color w:val="1F4E79"/>
-                      <w:sz w:val="19"/>
-                    </w:rPr>
-                    <w:t>institucion</w:t>
-                  </w:r>
-                  <w:proofErr w:type="spellEnd"/>
-                  <w:r>
-                    <w:rPr>
-                      <w:b/>
-                      <w:color w:val="1F4E79"/>
-                      <w:sz w:val="19"/>
-                    </w:rPr>
-                    <w:t xml:space="preserve"> </w:t>
-                  </w:r>
-                  <w:proofErr w:type="spellStart"/>
-                  <w:r>
-                    <w:rPr>
-                      <w:b/>
-                      <w:color w:val="1F4E79"/>
-                      <w:sz w:val="19"/>
-                    </w:rPr>
-                    <w:t>beneficiaria</w:t>
-                  </w:r>
-                  <w:proofErr w:type="spellEnd"/>
                 </w:p>
               </w:tc>
               <w:tc>
@@ -888,7 +511,7 @@
                       <w:sz w:val="19"/>
                       <w:lang w:val="es-DO"/>
                     </w:rPr>
-                    <w:t>No especificado en la copia del proyecto revisada.</w:t>
+                    <w:t xml:space="preserve">Cualquier institución de salud publica o privada. </w:t>
                   </w:r>
                 </w:p>
               </w:tc>
@@ -926,18 +549,8 @@
                       <w:sz w:val="19"/>
                     </w:rPr>
                     <w:lastRenderedPageBreak/>
-                    <w:t xml:space="preserve">Equipo </w:t>
+                    <w:t>Equipo responsable</w:t>
                   </w:r>
-                  <w:proofErr w:type="spellStart"/>
-                  <w:r>
-                    <w:rPr>
-                      <w:b/>
-                      <w:color w:val="1F4E79"/>
-                      <w:sz w:val="19"/>
-                    </w:rPr>
-                    <w:t>responsable</w:t>
-                  </w:r>
-                  <w:proofErr w:type="spellEnd"/>
                 </w:p>
               </w:tc>
               <w:tc>
@@ -969,23 +582,7 @@
                       <w:sz w:val="19"/>
                       <w:lang w:val="es-DO"/>
                     </w:rPr>
-                    <w:t xml:space="preserve">Equipo de desarrollo del proyecto </w:t>
-                  </w:r>
-                  <w:proofErr w:type="spellStart"/>
-                  <w:r>
-                    <w:rPr>
-                      <w:sz w:val="19"/>
-                      <w:lang w:val="es-DO"/>
-                    </w:rPr>
-                    <w:t>MedApp</w:t>
-                  </w:r>
-                  <w:proofErr w:type="spellEnd"/>
-                  <w:r>
-                    <w:rPr>
-                      <w:sz w:val="19"/>
-                      <w:lang w:val="es-DO"/>
-                    </w:rPr>
-                    <w:t>. No se identificaron nombres formales de autores en el repositorio revisado.</w:t>
+                    <w:t>Pamela Reding</w:t>
                   </w:r>
                 </w:p>
               </w:tc>
@@ -1030,19 +627,8 @@
           <w:lang w:val="es-DO"/>
         </w:rPr>
         <w:lastRenderedPageBreak/>
-        <w:t xml:space="preserve">Acta del Proyecto </w:t>
+        <w:t>Acta del Proyecto MedApp</w:t>
       </w:r>
-      <w:proofErr w:type="spellStart"/>
-      <w:r>
-        <w:rPr>
-          <w:b/>
-          <w:color w:val="1F4E79"/>
-          <w:sz w:val="38"/>
-          <w:lang w:val="es-DO"/>
-        </w:rPr>
-        <w:t>MedApp</w:t>
-      </w:r>
-      <w:proofErr w:type="spellEnd"/>
     </w:p>
     <w:p>
       <w:pPr>
@@ -1059,23 +645,7 @@
           <w:color w:val="52606D"/>
           <w:lang w:val="es-DO"/>
         </w:rPr>
-        <w:t xml:space="preserve">Consolidado funcional, </w:t>
-      </w:r>
-      <w:proofErr w:type="spellStart"/>
-      <w:r>
-        <w:rPr>
-          <w:color w:val="52606D"/>
-          <w:lang w:val="es-DO"/>
-        </w:rPr>
-        <w:t>tecnico</w:t>
-      </w:r>
-      <w:proofErr w:type="spellEnd"/>
-      <w:r>
-        <w:rPr>
-          <w:color w:val="52606D"/>
-          <w:lang w:val="es-DO"/>
-        </w:rPr>
-        <w:t xml:space="preserve"> y administrativo del sistema revisado.</w:t>
+        <w:t>Consolidado funcional, tecnico y administrativo del sistema revisado.</w:t>
       </w:r>
     </w:p>
     <w:p>
@@ -1096,27 +666,7 @@
           <w:sz w:val="28"/>
           <w:lang w:val="es-DO"/>
         </w:rPr>
-        <w:t xml:space="preserve">1. </w:t>
-      </w:r>
-      <w:proofErr w:type="spellStart"/>
-      <w:r>
-        <w:rPr>
-          <w:b/>
-          <w:color w:val="1F4E79"/>
-          <w:sz w:val="28"/>
-          <w:lang w:val="es-DO"/>
-        </w:rPr>
-        <w:t>Proposito</w:t>
-      </w:r>
-      <w:proofErr w:type="spellEnd"/>
-      <w:r>
-        <w:rPr>
-          <w:b/>
-          <w:color w:val="1F4E79"/>
-          <w:sz w:val="28"/>
-          <w:lang w:val="es-DO"/>
-        </w:rPr>
-        <w:t xml:space="preserve"> del acta</w:t>
+        <w:t>1. Proposito del acta</w:t>
       </w:r>
     </w:p>
     <w:p>
@@ -1131,23 +681,8 @@
         <w:rPr>
           <w:lang w:val="es-DO"/>
         </w:rPr>
-        <w:t xml:space="preserve">La presente acta tiene como finalidad dejar constancia del alcance, componentes, estado funcional, arquitectura </w:t>
+        <w:t xml:space="preserve">La presente acta tiene como finalidad dejar constancia del alcance, componentes, estado funcional, arquitectura tecnica, entregables, riesgos y recomendaciones del proyecto </w:t>
       </w:r>
-      <w:proofErr w:type="spellStart"/>
-      <w:r>
-        <w:rPr>
-          <w:lang w:val="es-DO"/>
-        </w:rPr>
-        <w:t>tecnica</w:t>
-      </w:r>
-      <w:proofErr w:type="spellEnd"/>
-      <w:r>
-        <w:rPr>
-          <w:lang w:val="es-DO"/>
-        </w:rPr>
-        <w:t xml:space="preserve">, entregables, riesgos y recomendaciones del proyecto </w:t>
-      </w:r>
-      <w:proofErr w:type="spellStart"/>
       <w:r>
         <w:rPr>
           <w:b/>
@@ -1155,82 +690,11 @@
         </w:rPr>
         <w:t>MedApp</w:t>
       </w:r>
-      <w:proofErr w:type="spellEnd"/>
       <w:r>
         <w:rPr>
           <w:lang w:val="es-DO"/>
         </w:rPr>
-        <w:t xml:space="preserve">, concebido como una plataforma web para la </w:t>
-      </w:r>
-      <w:proofErr w:type="spellStart"/>
-      <w:r>
-        <w:rPr>
-          <w:lang w:val="es-DO"/>
-        </w:rPr>
-        <w:t>gestion</w:t>
-      </w:r>
-      <w:proofErr w:type="spellEnd"/>
-      <w:r>
-        <w:rPr>
-          <w:lang w:val="es-DO"/>
-        </w:rPr>
-        <w:t xml:space="preserve"> de procesos </w:t>
-      </w:r>
-      <w:proofErr w:type="spellStart"/>
-      <w:r>
-        <w:rPr>
-          <w:lang w:val="es-DO"/>
-        </w:rPr>
-        <w:t>medicos</w:t>
-      </w:r>
-      <w:proofErr w:type="spellEnd"/>
-      <w:r>
-        <w:rPr>
-          <w:lang w:val="es-DO"/>
-        </w:rPr>
-        <w:t xml:space="preserve"> y administrativos asociados a la </w:t>
-      </w:r>
-      <w:proofErr w:type="spellStart"/>
-      <w:r>
-        <w:rPr>
-          <w:lang w:val="es-DO"/>
-        </w:rPr>
-        <w:t>atencion</w:t>
-      </w:r>
-      <w:proofErr w:type="spellEnd"/>
-      <w:r>
-        <w:rPr>
-          <w:lang w:val="es-DO"/>
-        </w:rPr>
-        <w:t xml:space="preserve"> de pacientes. Este documento resume el proyecto completo sobre la base de la evidencia observada en el </w:t>
-      </w:r>
-      <w:proofErr w:type="spellStart"/>
-      <w:r>
-        <w:rPr>
-          <w:lang w:val="es-DO"/>
-        </w:rPr>
-        <w:t>codigo</w:t>
-      </w:r>
-      <w:proofErr w:type="spellEnd"/>
-      <w:r>
-        <w:rPr>
-          <w:lang w:val="es-DO"/>
-        </w:rPr>
-        <w:t xml:space="preserve"> fuente, el manual de usuario y el manual </w:t>
-      </w:r>
-      <w:proofErr w:type="spellStart"/>
-      <w:r>
-        <w:rPr>
-          <w:lang w:val="es-DO"/>
-        </w:rPr>
-        <w:t>tecnico</w:t>
-      </w:r>
-      <w:proofErr w:type="spellEnd"/>
-      <w:r>
-        <w:rPr>
-          <w:lang w:val="es-DO"/>
-        </w:rPr>
-        <w:t xml:space="preserve"> disponibles en el repositorio. </w:t>
+        <w:t xml:space="preserve">, concebido como una plataforma web para la gestion de procesos medicos y administrativos asociados a la atencion de pacientes. Este documento resume el proyecto completo sobre la base de la evidencia observada en el codigo fuente, el manual de usuario y el manual tecnico disponibles en el repositorio. </w:t>
       </w:r>
     </w:p>
     <w:p>
@@ -1262,243 +726,11 @@
           <w:lang w:val="es-DO"/>
         </w:rPr>
       </w:pPr>
-      <w:proofErr w:type="spellStart"/>
       <w:r>
         <w:rPr>
           <w:lang w:val="es-DO"/>
         </w:rPr>
-        <w:t>MedApp</w:t>
-      </w:r>
-      <w:proofErr w:type="spellEnd"/>
-      <w:r>
-        <w:rPr>
-          <w:lang w:val="es-DO"/>
-        </w:rPr>
-        <w:t xml:space="preserve"> es un sistema web orientado a la </w:t>
-      </w:r>
-      <w:proofErr w:type="spellStart"/>
-      <w:r>
-        <w:rPr>
-          <w:lang w:val="es-DO"/>
-        </w:rPr>
-        <w:t>administracion</w:t>
-      </w:r>
-      <w:proofErr w:type="spellEnd"/>
-      <w:r>
-        <w:rPr>
-          <w:lang w:val="es-DO"/>
-        </w:rPr>
-        <w:t xml:space="preserve"> de citas </w:t>
-      </w:r>
-      <w:proofErr w:type="spellStart"/>
-      <w:r>
-        <w:rPr>
-          <w:lang w:val="es-DO"/>
-        </w:rPr>
-        <w:t>medicas</w:t>
-      </w:r>
-      <w:proofErr w:type="spellEnd"/>
-      <w:r>
-        <w:rPr>
-          <w:lang w:val="es-DO"/>
-        </w:rPr>
-        <w:t xml:space="preserve"> y procesos relacionados con la </w:t>
-      </w:r>
-      <w:proofErr w:type="spellStart"/>
-      <w:r>
-        <w:rPr>
-          <w:lang w:val="es-DO"/>
-        </w:rPr>
-        <w:t>operacion</w:t>
-      </w:r>
-      <w:proofErr w:type="spellEnd"/>
-      <w:r>
-        <w:rPr>
-          <w:lang w:val="es-DO"/>
-        </w:rPr>
-        <w:t xml:space="preserve"> de una consulta o centro de salud. La </w:t>
-      </w:r>
-      <w:proofErr w:type="spellStart"/>
-      <w:r>
-        <w:rPr>
-          <w:lang w:val="es-DO"/>
-        </w:rPr>
-        <w:t>solucion</w:t>
-      </w:r>
-      <w:proofErr w:type="spellEnd"/>
-      <w:r>
-        <w:rPr>
-          <w:lang w:val="es-DO"/>
-        </w:rPr>
-        <w:t xml:space="preserve"> integra </w:t>
-      </w:r>
-      <w:proofErr w:type="spellStart"/>
-      <w:r>
-        <w:rPr>
-          <w:lang w:val="es-DO"/>
-        </w:rPr>
-        <w:t>modulos</w:t>
-      </w:r>
-      <w:proofErr w:type="spellEnd"/>
-      <w:r>
-        <w:rPr>
-          <w:lang w:val="es-DO"/>
-        </w:rPr>
-        <w:t xml:space="preserve"> de </w:t>
-      </w:r>
-      <w:proofErr w:type="spellStart"/>
-      <w:r>
-        <w:rPr>
-          <w:lang w:val="es-DO"/>
-        </w:rPr>
-        <w:t>autenticacion</w:t>
-      </w:r>
-      <w:proofErr w:type="spellEnd"/>
-      <w:r>
-        <w:rPr>
-          <w:lang w:val="es-DO"/>
-        </w:rPr>
-        <w:t xml:space="preserve">, </w:t>
-      </w:r>
-      <w:proofErr w:type="spellStart"/>
-      <w:r>
-        <w:rPr>
-          <w:lang w:val="es-DO"/>
-        </w:rPr>
-        <w:t>dashboard</w:t>
-      </w:r>
-      <w:proofErr w:type="spellEnd"/>
-      <w:r>
-        <w:rPr>
-          <w:lang w:val="es-DO"/>
-        </w:rPr>
-        <w:t xml:space="preserve">, agenda, </w:t>
-      </w:r>
-      <w:proofErr w:type="spellStart"/>
-      <w:r>
-        <w:rPr>
-          <w:lang w:val="es-DO"/>
-        </w:rPr>
-        <w:t>medicos</w:t>
-      </w:r>
-      <w:proofErr w:type="spellEnd"/>
-      <w:r>
-        <w:rPr>
-          <w:lang w:val="es-DO"/>
-        </w:rPr>
-        <w:t xml:space="preserve">, pacientes, recetas, pagos, reportes, horarios, notificaciones, </w:t>
-      </w:r>
-      <w:proofErr w:type="spellStart"/>
-      <w:r>
-        <w:rPr>
-          <w:lang w:val="es-DO"/>
-        </w:rPr>
-        <w:t>configuracion</w:t>
-      </w:r>
-      <w:proofErr w:type="spellEnd"/>
-      <w:r>
-        <w:rPr>
-          <w:lang w:val="es-DO"/>
-        </w:rPr>
-        <w:t xml:space="preserve"> y auditoria. El </w:t>
-      </w:r>
-      <w:proofErr w:type="spellStart"/>
-      <w:r>
-        <w:rPr>
-          <w:lang w:val="es-DO"/>
-        </w:rPr>
-        <w:t>backend</w:t>
-      </w:r>
-      <w:proofErr w:type="spellEnd"/>
-      <w:r>
-        <w:rPr>
-          <w:lang w:val="es-DO"/>
-        </w:rPr>
-        <w:t xml:space="preserve"> se encuentra desarrollado con Flask y Python, mientras que el </w:t>
-      </w:r>
-      <w:proofErr w:type="spellStart"/>
-      <w:r>
-        <w:rPr>
-          <w:lang w:val="es-DO"/>
-        </w:rPr>
-        <w:t>frontend</w:t>
-      </w:r>
-      <w:proofErr w:type="spellEnd"/>
-      <w:r>
-        <w:rPr>
-          <w:lang w:val="es-DO"/>
-        </w:rPr>
-        <w:t xml:space="preserve"> utiliza </w:t>
-      </w:r>
-      <w:proofErr w:type="spellStart"/>
-      <w:r>
-        <w:rPr>
-          <w:lang w:val="es-DO"/>
-        </w:rPr>
-        <w:t>React</w:t>
-      </w:r>
-      <w:proofErr w:type="spellEnd"/>
-      <w:r>
-        <w:rPr>
-          <w:lang w:val="es-DO"/>
-        </w:rPr>
-        <w:t xml:space="preserve"> con Vite y </w:t>
-      </w:r>
-      <w:proofErr w:type="spellStart"/>
-      <w:r>
-        <w:rPr>
-          <w:lang w:val="es-DO"/>
-        </w:rPr>
-        <w:t>Tailwind</w:t>
-      </w:r>
-      <w:proofErr w:type="spellEnd"/>
-      <w:r>
-        <w:rPr>
-          <w:lang w:val="es-DO"/>
-        </w:rPr>
-        <w:t xml:space="preserve"> CSS. La persistencia se apoya en </w:t>
-      </w:r>
-      <w:proofErr w:type="spellStart"/>
-      <w:r>
-        <w:rPr>
-          <w:lang w:val="es-DO"/>
-        </w:rPr>
-        <w:t>Supabase</w:t>
-      </w:r>
-      <w:proofErr w:type="spellEnd"/>
-      <w:r>
-        <w:rPr>
-          <w:lang w:val="es-DO"/>
-        </w:rPr>
-        <w:t xml:space="preserve"> mediante acceso HTTP/</w:t>
-      </w:r>
-      <w:proofErr w:type="spellStart"/>
-      <w:r>
-        <w:rPr>
-          <w:lang w:val="es-DO"/>
-        </w:rPr>
-        <w:t>PostgREST</w:t>
-      </w:r>
-      <w:proofErr w:type="spellEnd"/>
-      <w:r>
-        <w:rPr>
-          <w:lang w:val="es-DO"/>
-        </w:rPr>
-        <w:t xml:space="preserve">, y existen integraciones </w:t>
-      </w:r>
-      <w:proofErr w:type="spellStart"/>
-      <w:r>
-        <w:rPr>
-          <w:lang w:val="es-DO"/>
-        </w:rPr>
-        <w:t>tecnicas</w:t>
-      </w:r>
-      <w:proofErr w:type="spellEnd"/>
-      <w:r>
-        <w:rPr>
-          <w:lang w:val="es-DO"/>
-        </w:rPr>
-        <w:t xml:space="preserve"> previstas o implementadas para correo, SMS y cobros online con Stripe. </w:t>
+        <w:t xml:space="preserve">MedApp es un sistema web orientado a la administracion de citas medicas y procesos relacionados con la operacion de una consulta o centro de salud. La solucion integra modulos de autenticacion, dashboard, agenda, medicos, pacientes, recetas, pagos, reportes, horarios, notificaciones, configuracion y auditoria. El backend se encuentra desarrollado con Flask y Python, mientras que el frontend utiliza React con Vite y Tailwind CSS. La persistencia se apoya en Supabase mediante acceso HTTP/PostgREST, y existen integraciones tecnicas previstas o implementadas para correo, SMS y cobros online con Stripe. </w:t>
       </w:r>
     </w:p>
     <w:tbl>
@@ -1558,93 +790,13 @@
                 <w:color w:val="1F4E79"/>
                 <w:lang w:val="es-DO"/>
               </w:rPr>
-              <w:t xml:space="preserve">funcional y estructurado por </w:t>
-            </w:r>
-            <w:proofErr w:type="spellStart"/>
-            <w:r>
-              <w:rPr>
-                <w:b/>
-                <w:color w:val="1F4E79"/>
+              <w:t>funcional y estructurado por modulos</w:t>
+            </w:r>
+            <w:r>
+              <w:rPr>
                 <w:lang w:val="es-DO"/>
               </w:rPr>
-              <w:t>modulos</w:t>
-            </w:r>
-            <w:proofErr w:type="spellEnd"/>
-            <w:r>
-              <w:rPr>
-                <w:lang w:val="es-DO"/>
-              </w:rPr>
-              <w:t xml:space="preserve">, con una base adecuada para </w:t>
-            </w:r>
-            <w:proofErr w:type="spellStart"/>
-            <w:r>
-              <w:rPr>
-                <w:lang w:val="es-DO"/>
-              </w:rPr>
-              <w:t>operacion</w:t>
-            </w:r>
-            <w:proofErr w:type="spellEnd"/>
-            <w:r>
-              <w:rPr>
-                <w:lang w:val="es-DO"/>
-              </w:rPr>
-              <w:t xml:space="preserve"> </w:t>
-            </w:r>
-            <w:proofErr w:type="spellStart"/>
-            <w:r>
-              <w:rPr>
-                <w:lang w:val="es-DO"/>
-              </w:rPr>
-              <w:t>academica</w:t>
-            </w:r>
-            <w:proofErr w:type="spellEnd"/>
-            <w:r>
-              <w:rPr>
-                <w:lang w:val="es-DO"/>
-              </w:rPr>
-              <w:t xml:space="preserve">, demostrativa o de </w:t>
-            </w:r>
-            <w:proofErr w:type="spellStart"/>
-            <w:r>
-              <w:rPr>
-                <w:lang w:val="es-DO"/>
-              </w:rPr>
-              <w:t>preproduccion</w:t>
-            </w:r>
-            <w:proofErr w:type="spellEnd"/>
-            <w:r>
-              <w:rPr>
-                <w:lang w:val="es-DO"/>
-              </w:rPr>
-              <w:t xml:space="preserve">, aunque </w:t>
-            </w:r>
-            <w:proofErr w:type="spellStart"/>
-            <w:r>
-              <w:rPr>
-                <w:lang w:val="es-DO"/>
-              </w:rPr>
-              <w:t>todavia</w:t>
-            </w:r>
-            <w:proofErr w:type="spellEnd"/>
-            <w:r>
-              <w:rPr>
-                <w:lang w:val="es-DO"/>
-              </w:rPr>
-              <w:t xml:space="preserve"> presenta oportunidades de fortalecimiento en pruebas automatizadas, seguridad </w:t>
-            </w:r>
-            <w:proofErr w:type="spellStart"/>
-            <w:r>
-              <w:rPr>
-                <w:lang w:val="es-DO"/>
-              </w:rPr>
-              <w:t>criptografica</w:t>
-            </w:r>
-            <w:proofErr w:type="spellEnd"/>
-            <w:r>
-              <w:rPr>
-                <w:lang w:val="es-DO"/>
-              </w:rPr>
-              <w:t xml:space="preserve"> y madurez operativa para un entorno productivo. </w:t>
+              <w:t xml:space="preserve">, con una base adecuada para operacion academica, demostrativa o de preproduccion, aunque todavia presenta oportunidades de fortalecimiento en pruebas automatizadas, seguridad criptografica y madurez operativa para un entorno productivo. </w:t>
             </w:r>
           </w:p>
         </w:tc>
@@ -1813,37 +965,12 @@
                 <w:lang w:val="es-DO"/>
               </w:rPr>
             </w:pPr>
-            <w:proofErr w:type="spellStart"/>
             <w:r>
               <w:rPr>
                 <w:sz w:val="20"/>
                 <w:lang w:val="es-DO"/>
               </w:rPr>
-              <w:t>MedApp</w:t>
-            </w:r>
-            <w:proofErr w:type="spellEnd"/>
-            <w:r>
-              <w:rPr>
-                <w:sz w:val="20"/>
-                <w:lang w:val="es-DO"/>
-              </w:rPr>
-              <w:t xml:space="preserve"> - Sistema de </w:t>
-            </w:r>
-            <w:proofErr w:type="spellStart"/>
-            <w:r>
-              <w:rPr>
-                <w:sz w:val="20"/>
-                <w:lang w:val="es-DO"/>
-              </w:rPr>
-              <w:t>Gestion</w:t>
-            </w:r>
-            <w:proofErr w:type="spellEnd"/>
-            <w:r>
-              <w:rPr>
-                <w:sz w:val="20"/>
-                <w:lang w:val="es-DO"/>
-              </w:rPr>
-              <w:t xml:space="preserve"> de Citas Medicas</w:t>
+              <w:t>MedApp - Sistema de Gestion de Citas Medicas</w:t>
             </w:r>
           </w:p>
         </w:tc>
@@ -1878,17 +1005,8 @@
                 <w:b/>
                 <w:sz w:val="20"/>
               </w:rPr>
-              <w:t xml:space="preserve">Dominio </w:t>
-            </w:r>
-            <w:proofErr w:type="spellStart"/>
-            <w:r>
-              <w:rPr>
-                <w:b/>
-                <w:sz w:val="20"/>
-              </w:rPr>
-              <w:t>funcional</w:t>
-            </w:r>
-            <w:proofErr w:type="spellEnd"/>
+              <w:t>Dominio funcional</w:t>
+            </w:r>
           </w:p>
         </w:tc>
         <w:tc>
@@ -1920,39 +1038,7 @@
                 <w:sz w:val="20"/>
                 <w:lang w:val="es-DO"/>
               </w:rPr>
-              <w:t xml:space="preserve">Salud / </w:t>
-            </w:r>
-            <w:proofErr w:type="spellStart"/>
-            <w:r>
-              <w:rPr>
-                <w:sz w:val="20"/>
-                <w:lang w:val="es-DO"/>
-              </w:rPr>
-              <w:t>Gestion</w:t>
-            </w:r>
-            <w:proofErr w:type="spellEnd"/>
-            <w:r>
-              <w:rPr>
-                <w:sz w:val="20"/>
-                <w:lang w:val="es-DO"/>
-              </w:rPr>
-              <w:t xml:space="preserve"> </w:t>
-            </w:r>
-            <w:proofErr w:type="spellStart"/>
-            <w:r>
-              <w:rPr>
-                <w:sz w:val="20"/>
-                <w:lang w:val="es-DO"/>
-              </w:rPr>
-              <w:t>clinica</w:t>
-            </w:r>
-            <w:proofErr w:type="spellEnd"/>
-            <w:r>
-              <w:rPr>
-                <w:sz w:val="20"/>
-                <w:lang w:val="es-DO"/>
-              </w:rPr>
-              <w:t xml:space="preserve"> y administrativa</w:t>
+              <w:t>Salud / Gestion clinica y administrativa</w:t>
             </w:r>
           </w:p>
         </w:tc>
@@ -1982,7 +1068,6 @@
             <w:pPr>
               <w:spacing w:after="0" w:line="264" w:lineRule="auto"/>
             </w:pPr>
-            <w:proofErr w:type="spellStart"/>
             <w:r>
               <w:rPr>
                 <w:b/>
@@ -1990,7 +1075,6 @@
               </w:rPr>
               <w:t>Modalidad</w:t>
             </w:r>
-            <w:proofErr w:type="spellEnd"/>
           </w:p>
         </w:tc>
         <w:tc>
@@ -2017,53 +1101,12 @@
                 <w:lang w:val="es-DO"/>
               </w:rPr>
             </w:pPr>
-            <w:proofErr w:type="spellStart"/>
             <w:r>
               <w:rPr>
                 <w:sz w:val="20"/>
                 <w:lang w:val="es-DO"/>
               </w:rPr>
-              <w:t>Aplicacion</w:t>
-            </w:r>
-            <w:proofErr w:type="spellEnd"/>
-            <w:r>
-              <w:rPr>
-                <w:sz w:val="20"/>
-                <w:lang w:val="es-DO"/>
-              </w:rPr>
-              <w:t xml:space="preserve"> web con </w:t>
-            </w:r>
-            <w:proofErr w:type="spellStart"/>
-            <w:r>
-              <w:rPr>
-                <w:sz w:val="20"/>
-                <w:lang w:val="es-DO"/>
-              </w:rPr>
-              <w:t>backend</w:t>
-            </w:r>
-            <w:proofErr w:type="spellEnd"/>
-            <w:r>
-              <w:rPr>
-                <w:sz w:val="20"/>
-                <w:lang w:val="es-DO"/>
-              </w:rPr>
-              <w:t xml:space="preserve"> y </w:t>
-            </w:r>
-            <w:proofErr w:type="spellStart"/>
-            <w:r>
-              <w:rPr>
-                <w:sz w:val="20"/>
-                <w:lang w:val="es-DO"/>
-              </w:rPr>
-              <w:t>frontend</w:t>
-            </w:r>
-            <w:proofErr w:type="spellEnd"/>
-            <w:r>
-              <w:rPr>
-                <w:sz w:val="20"/>
-                <w:lang w:val="es-DO"/>
-              </w:rPr>
-              <w:t xml:space="preserve"> desacoplados</w:t>
+              <w:t>Aplicacion web con backend y frontend desacoplados</w:t>
             </w:r>
           </w:p>
         </w:tc>
@@ -2093,31 +1136,13 @@
             <w:pPr>
               <w:spacing w:after="0" w:line="264" w:lineRule="auto"/>
             </w:pPr>
-            <w:proofErr w:type="spellStart"/>
             <w:r>
               <w:rPr>
                 <w:b/>
                 <w:sz w:val="20"/>
               </w:rPr>
-              <w:t>Usuarios</w:t>
-            </w:r>
-            <w:proofErr w:type="spellEnd"/>
-            <w:r>
-              <w:rPr>
-                <w:b/>
-                <w:sz w:val="20"/>
-              </w:rPr>
-              <w:t xml:space="preserve"> </w:t>
-            </w:r>
-            <w:proofErr w:type="spellStart"/>
-            <w:r>
-              <w:rPr>
-                <w:b/>
-                <w:sz w:val="20"/>
-              </w:rPr>
-              <w:t>objetivo</w:t>
-            </w:r>
-            <w:proofErr w:type="spellEnd"/>
+              <w:t>Usuarios objetivo</w:t>
+            </w:r>
           </w:p>
         </w:tc>
         <w:tc>
@@ -2149,23 +1174,7 @@
                 <w:sz w:val="20"/>
                 <w:lang w:val="es-DO"/>
               </w:rPr>
-              <w:t xml:space="preserve">Administradores, personal operativo, </w:t>
-            </w:r>
-            <w:proofErr w:type="spellStart"/>
-            <w:r>
-              <w:rPr>
-                <w:sz w:val="20"/>
-                <w:lang w:val="es-DO"/>
-              </w:rPr>
-              <w:t>medicos</w:t>
-            </w:r>
-            <w:proofErr w:type="spellEnd"/>
-            <w:r>
-              <w:rPr>
-                <w:sz w:val="20"/>
-                <w:lang w:val="es-DO"/>
-              </w:rPr>
-              <w:t xml:space="preserve"> y pacientes</w:t>
+              <w:t>Administradores, personal operativo, medicos y pacientes</w:t>
             </w:r>
           </w:p>
         </w:tc>
@@ -2195,47 +1204,13 @@
             <w:pPr>
               <w:spacing w:after="0" w:line="264" w:lineRule="auto"/>
             </w:pPr>
-            <w:proofErr w:type="spellStart"/>
             <w:r>
               <w:rPr>
                 <w:b/>
                 <w:sz w:val="20"/>
               </w:rPr>
-              <w:t>Entorno</w:t>
-            </w:r>
-            <w:proofErr w:type="spellEnd"/>
-            <w:r>
-              <w:rPr>
-                <w:b/>
-                <w:sz w:val="20"/>
-              </w:rPr>
-              <w:t xml:space="preserve"> de </w:t>
-            </w:r>
-            <w:proofErr w:type="spellStart"/>
-            <w:r>
-              <w:rPr>
-                <w:b/>
-                <w:sz w:val="20"/>
-              </w:rPr>
-              <w:t>desarrollo</w:t>
-            </w:r>
-            <w:proofErr w:type="spellEnd"/>
-            <w:r>
-              <w:rPr>
-                <w:b/>
-                <w:sz w:val="20"/>
-              </w:rPr>
-              <w:t xml:space="preserve"> </w:t>
-            </w:r>
-            <w:proofErr w:type="spellStart"/>
-            <w:r>
-              <w:rPr>
-                <w:b/>
-                <w:sz w:val="20"/>
-              </w:rPr>
-              <w:t>observado</w:t>
-            </w:r>
-            <w:proofErr w:type="spellEnd"/>
+              <w:t>Entorno de desarrollo observado</w:t>
+            </w:r>
           </w:p>
         </w:tc>
         <w:tc>
@@ -2326,69 +1301,12 @@
                 <w:lang w:val="es-DO"/>
               </w:rPr>
             </w:pPr>
-            <w:proofErr w:type="spellStart"/>
             <w:r>
               <w:rPr>
                 <w:sz w:val="20"/>
                 <w:lang w:val="es-DO"/>
               </w:rPr>
-              <w:t>Implementacion</w:t>
-            </w:r>
-            <w:proofErr w:type="spellEnd"/>
-            <w:r>
-              <w:rPr>
-                <w:sz w:val="20"/>
-                <w:lang w:val="es-DO"/>
-              </w:rPr>
-              <w:t xml:space="preserve"> funcional con </w:t>
-            </w:r>
-            <w:proofErr w:type="spellStart"/>
-            <w:r>
-              <w:rPr>
-                <w:sz w:val="20"/>
-                <w:lang w:val="es-DO"/>
-              </w:rPr>
-              <w:t>documentacion</w:t>
-            </w:r>
-            <w:proofErr w:type="spellEnd"/>
-            <w:r>
-              <w:rPr>
-                <w:sz w:val="20"/>
-                <w:lang w:val="es-DO"/>
-              </w:rPr>
-              <w:t xml:space="preserve"> de usuario y </w:t>
-            </w:r>
-            <w:proofErr w:type="spellStart"/>
-            <w:r>
-              <w:rPr>
-                <w:sz w:val="20"/>
-                <w:lang w:val="es-DO"/>
-              </w:rPr>
-              <w:t>documentacion</w:t>
-            </w:r>
-            <w:proofErr w:type="spellEnd"/>
-            <w:r>
-              <w:rPr>
-                <w:sz w:val="20"/>
-                <w:lang w:val="es-DO"/>
-              </w:rPr>
-              <w:t xml:space="preserve"> </w:t>
-            </w:r>
-            <w:proofErr w:type="spellStart"/>
-            <w:r>
-              <w:rPr>
-                <w:sz w:val="20"/>
-                <w:lang w:val="es-DO"/>
-              </w:rPr>
-              <w:t>tecnica</w:t>
-            </w:r>
-            <w:proofErr w:type="spellEnd"/>
-            <w:r>
-              <w:rPr>
-                <w:sz w:val="20"/>
-                <w:lang w:val="es-DO"/>
-              </w:rPr>
-              <w:t xml:space="preserve"> disponibles</w:t>
+              <w:t>Implementacion funcional con documentacion de usuario y documentacion tecnica disponibles</w:t>
             </w:r>
           </w:p>
         </w:tc>
@@ -2436,119 +1354,7 @@
         <w:rPr>
           <w:lang w:val="es-DO"/>
         </w:rPr>
-        <w:t xml:space="preserve">Desarrollar una plataforma digital integral que permita gestionar de manera centralizada las citas </w:t>
-      </w:r>
-      <w:proofErr w:type="spellStart"/>
-      <w:r>
-        <w:rPr>
-          <w:lang w:val="es-DO"/>
-        </w:rPr>
-        <w:t>medicas</w:t>
-      </w:r>
-      <w:proofErr w:type="spellEnd"/>
-      <w:r>
-        <w:rPr>
-          <w:lang w:val="es-DO"/>
-        </w:rPr>
-        <w:t xml:space="preserve">, la </w:t>
-      </w:r>
-      <w:proofErr w:type="spellStart"/>
-      <w:r>
-        <w:rPr>
-          <w:lang w:val="es-DO"/>
-        </w:rPr>
-        <w:t>informacion</w:t>
-      </w:r>
-      <w:proofErr w:type="spellEnd"/>
-      <w:r>
-        <w:rPr>
-          <w:lang w:val="es-DO"/>
-        </w:rPr>
-        <w:t xml:space="preserve"> de pacientes y </w:t>
-      </w:r>
-      <w:proofErr w:type="spellStart"/>
-      <w:r>
-        <w:rPr>
-          <w:lang w:val="es-DO"/>
-        </w:rPr>
-        <w:t>medicos</w:t>
-      </w:r>
-      <w:proofErr w:type="spellEnd"/>
-      <w:r>
-        <w:rPr>
-          <w:lang w:val="es-DO"/>
-        </w:rPr>
-        <w:t xml:space="preserve">, la </w:t>
-      </w:r>
-      <w:proofErr w:type="spellStart"/>
-      <w:r>
-        <w:rPr>
-          <w:lang w:val="es-DO"/>
-        </w:rPr>
-        <w:t>emision</w:t>
-      </w:r>
-      <w:proofErr w:type="spellEnd"/>
-      <w:r>
-        <w:rPr>
-          <w:lang w:val="es-DO"/>
-        </w:rPr>
-        <w:t xml:space="preserve"> de recetas, la </w:t>
-      </w:r>
-      <w:proofErr w:type="spellStart"/>
-      <w:r>
-        <w:rPr>
-          <w:lang w:val="es-DO"/>
-        </w:rPr>
-        <w:t>administracion</w:t>
-      </w:r>
-      <w:proofErr w:type="spellEnd"/>
-      <w:r>
-        <w:rPr>
-          <w:lang w:val="es-DO"/>
-        </w:rPr>
-        <w:t xml:space="preserve"> de pagos, los reportes operativos y las notificaciones del sistema, mejorando la </w:t>
-      </w:r>
-      <w:proofErr w:type="spellStart"/>
-      <w:r>
-        <w:rPr>
-          <w:lang w:val="es-DO"/>
-        </w:rPr>
-        <w:t>organizacion</w:t>
-      </w:r>
-      <w:proofErr w:type="spellEnd"/>
-      <w:r>
-        <w:rPr>
-          <w:lang w:val="es-DO"/>
-        </w:rPr>
-        <w:t xml:space="preserve"> de la </w:t>
-      </w:r>
-      <w:proofErr w:type="spellStart"/>
-      <w:r>
-        <w:rPr>
-          <w:lang w:val="es-DO"/>
-        </w:rPr>
-        <w:t>operacion</w:t>
-      </w:r>
-      <w:proofErr w:type="spellEnd"/>
-      <w:r>
-        <w:rPr>
-          <w:lang w:val="es-DO"/>
-        </w:rPr>
-        <w:t xml:space="preserve"> </w:t>
-      </w:r>
-      <w:proofErr w:type="spellStart"/>
-      <w:r>
-        <w:rPr>
-          <w:lang w:val="es-DO"/>
-        </w:rPr>
-        <w:t>clinica</w:t>
-      </w:r>
-      <w:proofErr w:type="spellEnd"/>
-      <w:r>
-        <w:rPr>
-          <w:lang w:val="es-DO"/>
-        </w:rPr>
-        <w:t xml:space="preserve"> y la trazabilidad de los procesos. </w:t>
+        <w:t xml:space="preserve">Desarrollar una plataforma digital integral que permita gestionar de manera centralizada las citas medicas, la informacion de pacientes y medicos, la emision de recetas, la administracion de pagos, los reportes operativos y las notificaciones del sistema, mejorando la organizacion de la operacion clinica y la trazabilidad de los procesos. </w:t>
       </w:r>
     </w:p>
     <w:p>
@@ -2581,39 +1387,7 @@
           <w:sz w:val="20"/>
           <w:lang w:val="es-DO"/>
         </w:rPr>
-        <w:t xml:space="preserve">Facilitar el registro, consulta y </w:t>
-      </w:r>
-      <w:proofErr w:type="spellStart"/>
-      <w:r>
-        <w:rPr>
-          <w:sz w:val="20"/>
-          <w:lang w:val="es-DO"/>
-        </w:rPr>
-        <w:t>actualizacion</w:t>
-      </w:r>
-      <w:proofErr w:type="spellEnd"/>
-      <w:r>
-        <w:rPr>
-          <w:sz w:val="20"/>
-          <w:lang w:val="es-DO"/>
-        </w:rPr>
-        <w:t xml:space="preserve"> de pacientes y </w:t>
-      </w:r>
-      <w:proofErr w:type="spellStart"/>
-      <w:r>
-        <w:rPr>
-          <w:sz w:val="20"/>
-          <w:lang w:val="es-DO"/>
-        </w:rPr>
-        <w:t>medicos</w:t>
-      </w:r>
-      <w:proofErr w:type="spellEnd"/>
-      <w:r>
-        <w:rPr>
-          <w:sz w:val="20"/>
-          <w:lang w:val="es-DO"/>
-        </w:rPr>
-        <w:t>.</w:t>
+        <w:t>Facilitar el registro, consulta y actualizacion de pacientes y medicos.</w:t>
       </w:r>
     </w:p>
     <w:p>
@@ -2629,71 +1403,7 @@
           <w:sz w:val="20"/>
           <w:lang w:val="es-DO"/>
         </w:rPr>
-        <w:t xml:space="preserve">Automatizar la </w:t>
-      </w:r>
-      <w:proofErr w:type="spellStart"/>
-      <w:r>
-        <w:rPr>
-          <w:sz w:val="20"/>
-          <w:lang w:val="es-DO"/>
-        </w:rPr>
-        <w:t>planificacion</w:t>
-      </w:r>
-      <w:proofErr w:type="spellEnd"/>
-      <w:r>
-        <w:rPr>
-          <w:sz w:val="20"/>
-          <w:lang w:val="es-DO"/>
-        </w:rPr>
-        <w:t xml:space="preserve">, </w:t>
-      </w:r>
-      <w:proofErr w:type="spellStart"/>
-      <w:r>
-        <w:rPr>
-          <w:sz w:val="20"/>
-          <w:lang w:val="es-DO"/>
-        </w:rPr>
-        <w:t>confirmacion</w:t>
-      </w:r>
-      <w:proofErr w:type="spellEnd"/>
-      <w:r>
-        <w:rPr>
-          <w:sz w:val="20"/>
-          <w:lang w:val="es-DO"/>
-        </w:rPr>
-        <w:t xml:space="preserve">, </w:t>
-      </w:r>
-      <w:proofErr w:type="spellStart"/>
-      <w:r>
-        <w:rPr>
-          <w:sz w:val="20"/>
-          <w:lang w:val="es-DO"/>
-        </w:rPr>
-        <w:t>cancelacion</w:t>
-      </w:r>
-      <w:proofErr w:type="spellEnd"/>
-      <w:r>
-        <w:rPr>
-          <w:sz w:val="20"/>
-          <w:lang w:val="es-DO"/>
-        </w:rPr>
-        <w:t xml:space="preserve"> y </w:t>
-      </w:r>
-      <w:proofErr w:type="spellStart"/>
-      <w:r>
-        <w:rPr>
-          <w:sz w:val="20"/>
-          <w:lang w:val="es-DO"/>
-        </w:rPr>
-        <w:t>reagendamiento</w:t>
-      </w:r>
-      <w:proofErr w:type="spellEnd"/>
-      <w:r>
-        <w:rPr>
-          <w:sz w:val="20"/>
-          <w:lang w:val="es-DO"/>
-        </w:rPr>
-        <w:t xml:space="preserve"> de citas.</w:t>
+        <w:t>Automatizar la planificacion, confirmacion, cancelacion y reagendamiento de citas.</w:t>
       </w:r>
     </w:p>
     <w:p>
@@ -2709,23 +1419,7 @@
           <w:sz w:val="20"/>
           <w:lang w:val="es-DO"/>
         </w:rPr>
-        <w:t xml:space="preserve">Permitir el control de horarios </w:t>
-      </w:r>
-      <w:proofErr w:type="spellStart"/>
-      <w:r>
-        <w:rPr>
-          <w:sz w:val="20"/>
-          <w:lang w:val="es-DO"/>
-        </w:rPr>
-        <w:t>medicos</w:t>
-      </w:r>
-      <w:proofErr w:type="spellEnd"/>
-      <w:r>
-        <w:rPr>
-          <w:sz w:val="20"/>
-          <w:lang w:val="es-DO"/>
-        </w:rPr>
-        <w:t xml:space="preserve"> y disponibilidad de turnos.</w:t>
+        <w:t>Permitir el control de horarios medicos y disponibilidad de turnos.</w:t>
       </w:r>
     </w:p>
     <w:p>
@@ -2741,39 +1435,7 @@
           <w:sz w:val="20"/>
           <w:lang w:val="es-DO"/>
         </w:rPr>
-        <w:t xml:space="preserve">Soportar la </w:t>
-      </w:r>
-      <w:proofErr w:type="spellStart"/>
-      <w:r>
-        <w:rPr>
-          <w:sz w:val="20"/>
-          <w:lang w:val="es-DO"/>
-        </w:rPr>
-        <w:t>emision</w:t>
-      </w:r>
-      <w:proofErr w:type="spellEnd"/>
-      <w:r>
-        <w:rPr>
-          <w:sz w:val="20"/>
-          <w:lang w:val="es-DO"/>
-        </w:rPr>
-        <w:t xml:space="preserve"> y consulta de recetas </w:t>
-      </w:r>
-      <w:proofErr w:type="spellStart"/>
-      <w:r>
-        <w:rPr>
-          <w:sz w:val="20"/>
-          <w:lang w:val="es-DO"/>
-        </w:rPr>
-        <w:t>medicas</w:t>
-      </w:r>
-      <w:proofErr w:type="spellEnd"/>
-      <w:r>
-        <w:rPr>
-          <w:sz w:val="20"/>
-          <w:lang w:val="es-DO"/>
-        </w:rPr>
-        <w:t>.</w:t>
+        <w:t>Soportar la emision y consulta de recetas medicas.</w:t>
       </w:r>
     </w:p>
     <w:p>
@@ -2821,23 +1483,7 @@
           <w:sz w:val="20"/>
           <w:lang w:val="es-DO"/>
         </w:rPr>
-        <w:t xml:space="preserve">Ofrecer mecanismos de </w:t>
-      </w:r>
-      <w:proofErr w:type="spellStart"/>
-      <w:r>
-        <w:rPr>
-          <w:sz w:val="20"/>
-          <w:lang w:val="es-DO"/>
-        </w:rPr>
-        <w:t>notificacion</w:t>
-      </w:r>
-      <w:proofErr w:type="spellEnd"/>
-      <w:r>
-        <w:rPr>
-          <w:sz w:val="20"/>
-          <w:lang w:val="es-DO"/>
-        </w:rPr>
-        <w:t xml:space="preserve"> y recordatorio para eventos relevantes del sistema.</w:t>
+        <w:t>Ofrecer mecanismos de notificacion y recordatorio para eventos relevantes del sistema.</w:t>
       </w:r>
     </w:p>
     <w:p>
@@ -2889,21 +1535,7 @@
         <w:rPr>
           <w:lang w:val="es-DO"/>
         </w:rPr>
-        <w:t xml:space="preserve">El alcance funcional observado en la </w:t>
-      </w:r>
-      <w:proofErr w:type="spellStart"/>
-      <w:r>
-        <w:rPr>
-          <w:lang w:val="es-DO"/>
-        </w:rPr>
-        <w:t>implementacion</w:t>
-      </w:r>
-      <w:proofErr w:type="spellEnd"/>
-      <w:r>
-        <w:rPr>
-          <w:lang w:val="es-DO"/>
-        </w:rPr>
-        <w:t xml:space="preserve"> cubre los siguientes procesos:</w:t>
+        <w:t>El alcance funcional observado en la implementacion cubre los siguientes procesos:</w:t>
       </w:r>
     </w:p>
     <w:p>
@@ -2919,39 +1551,7 @@
           <w:sz w:val="20"/>
           <w:lang w:val="es-DO"/>
         </w:rPr>
-        <w:t xml:space="preserve">Acceso de usuarios al sistema mediante </w:t>
-      </w:r>
-      <w:proofErr w:type="spellStart"/>
-      <w:r>
-        <w:rPr>
-          <w:sz w:val="20"/>
-          <w:lang w:val="es-DO"/>
-        </w:rPr>
-        <w:t>autenticacion</w:t>
-      </w:r>
-      <w:proofErr w:type="spellEnd"/>
-      <w:r>
-        <w:rPr>
-          <w:sz w:val="20"/>
-          <w:lang w:val="es-DO"/>
-        </w:rPr>
-        <w:t xml:space="preserve"> y manejo de </w:t>
-      </w:r>
-      <w:proofErr w:type="spellStart"/>
-      <w:r>
-        <w:rPr>
-          <w:sz w:val="20"/>
-          <w:lang w:val="es-DO"/>
-        </w:rPr>
-        <w:t>sesion</w:t>
-      </w:r>
-      <w:proofErr w:type="spellEnd"/>
-      <w:r>
-        <w:rPr>
-          <w:sz w:val="20"/>
-          <w:lang w:val="es-DO"/>
-        </w:rPr>
-        <w:t>.</w:t>
+        <w:t>Acceso de usuarios al sistema mediante autenticacion y manejo de sesion.</w:t>
       </w:r>
     </w:p>
     <w:p>
@@ -2967,55 +1567,7 @@
           <w:sz w:val="20"/>
           <w:lang w:val="es-DO"/>
         </w:rPr>
-        <w:t xml:space="preserve">Registro de usuarios y </w:t>
-      </w:r>
-      <w:proofErr w:type="spellStart"/>
-      <w:r>
-        <w:rPr>
-          <w:sz w:val="20"/>
-          <w:lang w:val="es-DO"/>
-        </w:rPr>
-        <w:t>recuperacion</w:t>
-      </w:r>
-      <w:proofErr w:type="spellEnd"/>
-      <w:r>
-        <w:rPr>
-          <w:sz w:val="20"/>
-          <w:lang w:val="es-DO"/>
-        </w:rPr>
-        <w:t xml:space="preserve"> de </w:t>
-      </w:r>
-      <w:proofErr w:type="spellStart"/>
-      <w:r>
-        <w:rPr>
-          <w:sz w:val="20"/>
-          <w:lang w:val="es-DO"/>
-        </w:rPr>
-        <w:t>contrasena</w:t>
-      </w:r>
-      <w:proofErr w:type="spellEnd"/>
-      <w:r>
-        <w:rPr>
-          <w:sz w:val="20"/>
-          <w:lang w:val="es-DO"/>
-        </w:rPr>
-        <w:t xml:space="preserve"> mediante </w:t>
-      </w:r>
-      <w:proofErr w:type="spellStart"/>
-      <w:r>
-        <w:rPr>
-          <w:sz w:val="20"/>
-          <w:lang w:val="es-DO"/>
-        </w:rPr>
-        <w:t>codigo</w:t>
-      </w:r>
-      <w:proofErr w:type="spellEnd"/>
-      <w:r>
-        <w:rPr>
-          <w:sz w:val="20"/>
-          <w:lang w:val="es-DO"/>
-        </w:rPr>
-        <w:t xml:space="preserve"> enviado por correo.</w:t>
+        <w:t>Registro de usuarios y recuperacion de contrasena mediante codigo enviado por correo.</w:t>
       </w:r>
     </w:p>
     <w:p>
@@ -3026,37 +1578,12 @@
           <w:lang w:val="es-DO"/>
         </w:rPr>
       </w:pPr>
-      <w:proofErr w:type="spellStart"/>
       <w:r>
         <w:rPr>
           <w:sz w:val="20"/>
           <w:lang w:val="es-DO"/>
         </w:rPr>
-        <w:t>Administracion</w:t>
-      </w:r>
-      <w:proofErr w:type="spellEnd"/>
-      <w:r>
-        <w:rPr>
-          <w:sz w:val="20"/>
-          <w:lang w:val="es-DO"/>
-        </w:rPr>
-        <w:t xml:space="preserve"> del directorio de </w:t>
-      </w:r>
-      <w:proofErr w:type="spellStart"/>
-      <w:r>
-        <w:rPr>
-          <w:sz w:val="20"/>
-          <w:lang w:val="es-DO"/>
-        </w:rPr>
-        <w:t>medicos</w:t>
-      </w:r>
-      <w:proofErr w:type="spellEnd"/>
-      <w:r>
-        <w:rPr>
-          <w:sz w:val="20"/>
-          <w:lang w:val="es-DO"/>
-        </w:rPr>
-        <w:t xml:space="preserve"> y sus datos profesionales.</w:t>
+        <w:t>Administracion del directorio de medicos y sus datos profesionales.</w:t>
       </w:r>
     </w:p>
     <w:p>
@@ -3067,53 +1594,12 @@
           <w:lang w:val="es-DO"/>
         </w:rPr>
       </w:pPr>
-      <w:proofErr w:type="spellStart"/>
       <w:r>
         <w:rPr>
           <w:sz w:val="20"/>
           <w:lang w:val="es-DO"/>
         </w:rPr>
-        <w:t>Administracion</w:t>
-      </w:r>
-      <w:proofErr w:type="spellEnd"/>
-      <w:r>
-        <w:rPr>
-          <w:sz w:val="20"/>
-          <w:lang w:val="es-DO"/>
-        </w:rPr>
-        <w:t xml:space="preserve"> del expediente </w:t>
-      </w:r>
-      <w:proofErr w:type="spellStart"/>
-      <w:r>
-        <w:rPr>
-          <w:sz w:val="20"/>
-          <w:lang w:val="es-DO"/>
-        </w:rPr>
-        <w:t>basico</w:t>
-      </w:r>
-      <w:proofErr w:type="spellEnd"/>
-      <w:r>
-        <w:rPr>
-          <w:sz w:val="20"/>
-          <w:lang w:val="es-DO"/>
-        </w:rPr>
-        <w:t xml:space="preserve"> y </w:t>
-      </w:r>
-      <w:proofErr w:type="spellStart"/>
-      <w:r>
-        <w:rPr>
-          <w:sz w:val="20"/>
-          <w:lang w:val="es-DO"/>
-        </w:rPr>
-        <w:t>clinico</w:t>
-      </w:r>
-      <w:proofErr w:type="spellEnd"/>
-      <w:r>
-        <w:rPr>
-          <w:sz w:val="20"/>
-          <w:lang w:val="es-DO"/>
-        </w:rPr>
-        <w:t xml:space="preserve"> de pacientes.</w:t>
+        <w:t>Administracion del expediente basico y clinico de pacientes.</w:t>
       </w:r>
     </w:p>
     <w:p>
@@ -3140,128 +1626,12 @@
           <w:lang w:val="es-DO"/>
         </w:rPr>
       </w:pPr>
-      <w:proofErr w:type="spellStart"/>
       <w:r>
         <w:rPr>
           <w:sz w:val="20"/>
           <w:lang w:val="es-DO"/>
         </w:rPr>
-        <w:t>Emision</w:t>
-      </w:r>
-      <w:proofErr w:type="spellEnd"/>
-      <w:r>
-        <w:rPr>
-          <w:sz w:val="20"/>
-          <w:lang w:val="es-DO"/>
-        </w:rPr>
-        <w:t xml:space="preserve"> y consulta de recetas </w:t>
-      </w:r>
-      <w:proofErr w:type="spellStart"/>
-      <w:r>
-        <w:rPr>
-          <w:sz w:val="20"/>
-          <w:lang w:val="es-DO"/>
-        </w:rPr>
-        <w:t>medicas</w:t>
-      </w:r>
-      <w:proofErr w:type="spellEnd"/>
-      <w:r>
-        <w:rPr>
-          <w:sz w:val="20"/>
-          <w:lang w:val="es-DO"/>
-        </w:rPr>
-        <w:t>.</w:t>
-      </w:r>
-    </w:p>
-    <w:p>
-      <w:pPr>
-        <w:pStyle w:val="Listaconvietas"/>
-        <w:spacing w:after="140" w:line="283" w:lineRule="auto"/>
-        <w:rPr>
-          <w:lang w:val="es-DO"/>
-        </w:rPr>
-      </w:pPr>
-      <w:proofErr w:type="spellStart"/>
-      <w:r>
-        <w:rPr>
-          <w:sz w:val="20"/>
-          <w:lang w:val="es-DO"/>
-        </w:rPr>
-        <w:t>Creacion</w:t>
-      </w:r>
-      <w:proofErr w:type="spellEnd"/>
-      <w:r>
-        <w:rPr>
-          <w:sz w:val="20"/>
-          <w:lang w:val="es-DO"/>
-        </w:rPr>
-        <w:t>, consulta, cobro, reembolso y recibos de pagos.</w:t>
-      </w:r>
-    </w:p>
-    <w:p>
-      <w:pPr>
-        <w:pStyle w:val="Listaconvietas"/>
-        <w:spacing w:after="140" w:line="283" w:lineRule="auto"/>
-        <w:rPr>
-          <w:lang w:val="es-DO"/>
-        </w:rPr>
-      </w:pPr>
-      <w:proofErr w:type="spellStart"/>
-      <w:r>
-        <w:rPr>
-          <w:sz w:val="20"/>
-          <w:lang w:val="es-DO"/>
-        </w:rPr>
-        <w:t>Visualizacion</w:t>
-      </w:r>
-      <w:proofErr w:type="spellEnd"/>
-      <w:r>
-        <w:rPr>
-          <w:sz w:val="20"/>
-          <w:lang w:val="es-DO"/>
-        </w:rPr>
-        <w:t xml:space="preserve"> de indicadores y reportes exportables.</w:t>
-      </w:r>
-    </w:p>
-    <w:p>
-      <w:pPr>
-        <w:pStyle w:val="Listaconvietas"/>
-        <w:spacing w:after="140" w:line="283" w:lineRule="auto"/>
-        <w:rPr>
-          <w:lang w:val="es-DO"/>
-        </w:rPr>
-      </w:pPr>
-      <w:proofErr w:type="spellStart"/>
-      <w:r>
-        <w:rPr>
-          <w:sz w:val="20"/>
-          <w:lang w:val="es-DO"/>
-        </w:rPr>
-        <w:t>Configuracion</w:t>
-      </w:r>
-      <w:proofErr w:type="spellEnd"/>
-      <w:r>
-        <w:rPr>
-          <w:sz w:val="20"/>
-          <w:lang w:val="es-DO"/>
-        </w:rPr>
-        <w:t xml:space="preserve"> de horarios </w:t>
-      </w:r>
-      <w:proofErr w:type="spellStart"/>
-      <w:r>
-        <w:rPr>
-          <w:sz w:val="20"/>
-          <w:lang w:val="es-DO"/>
-        </w:rPr>
-        <w:t>medicos</w:t>
-      </w:r>
-      <w:proofErr w:type="spellEnd"/>
-      <w:r>
-        <w:rPr>
-          <w:sz w:val="20"/>
-          <w:lang w:val="es-DO"/>
-        </w:rPr>
-        <w:t>, bloqueos y espacios disponibles.</w:t>
+        <w:t>Emision y consulta de recetas medicas.</w:t>
       </w:r>
     </w:p>
     <w:p>
@@ -3277,23 +1647,7 @@
           <w:sz w:val="20"/>
           <w:lang w:val="es-DO"/>
         </w:rPr>
-        <w:t xml:space="preserve">Gestión de notificaciones y consulta de eventos de </w:t>
-      </w:r>
-      <w:proofErr w:type="spellStart"/>
-      <w:r>
-        <w:rPr>
-          <w:sz w:val="20"/>
-          <w:lang w:val="es-DO"/>
-        </w:rPr>
-        <w:t>auditoria</w:t>
-      </w:r>
-      <w:proofErr w:type="spellEnd"/>
-      <w:r>
-        <w:rPr>
-          <w:sz w:val="20"/>
-          <w:lang w:val="es-DO"/>
-        </w:rPr>
-        <w:t>.</w:t>
+        <w:t>Creacion, consulta, cobro, reembolso y recibos de pagos.</w:t>
       </w:r>
     </w:p>
     <w:p>
@@ -3304,53 +1658,60 @@
           <w:lang w:val="es-DO"/>
         </w:rPr>
       </w:pPr>
-      <w:proofErr w:type="spellStart"/>
       <w:r>
         <w:rPr>
           <w:sz w:val="20"/>
           <w:lang w:val="es-DO"/>
         </w:rPr>
-        <w:t>Configuracion</w:t>
+        <w:t>Visualizacion de indicadores y reportes exportables.</w:t>
       </w:r>
-      <w:proofErr w:type="spellEnd"/>
+    </w:p>
+    <w:p>
+      <w:pPr>
+        <w:pStyle w:val="Listaconvietas"/>
+        <w:spacing w:after="140" w:line="283" w:lineRule="auto"/>
+        <w:rPr>
+          <w:lang w:val="es-DO"/>
+        </w:rPr>
+      </w:pPr>
       <w:r>
         <w:rPr>
           <w:sz w:val="20"/>
           <w:lang w:val="es-DO"/>
         </w:rPr>
-        <w:t xml:space="preserve"> de perfil, </w:t>
+        <w:t>Configuracion de horarios medicos, bloqueos y espacios disponibles.</w:t>
       </w:r>
-      <w:proofErr w:type="spellStart"/>
+    </w:p>
+    <w:p>
+      <w:pPr>
+        <w:pStyle w:val="Listaconvietas"/>
+        <w:spacing w:after="140" w:line="283" w:lineRule="auto"/>
+        <w:rPr>
+          <w:lang w:val="es-DO"/>
+        </w:rPr>
+      </w:pPr>
       <w:r>
         <w:rPr>
           <w:sz w:val="20"/>
           <w:lang w:val="es-DO"/>
         </w:rPr>
-        <w:t>contrasena</w:t>
+        <w:t>Gestión de notificaciones y consulta de eventos de auditoria.</w:t>
       </w:r>
-      <w:proofErr w:type="spellEnd"/>
+    </w:p>
+    <w:p>
+      <w:pPr>
+        <w:pStyle w:val="Listaconvietas"/>
+        <w:spacing w:after="140" w:line="283" w:lineRule="auto"/>
+        <w:rPr>
+          <w:lang w:val="es-DO"/>
+        </w:rPr>
+      </w:pPr>
       <w:r>
         <w:rPr>
           <w:sz w:val="20"/>
           <w:lang w:val="es-DO"/>
         </w:rPr>
-        <w:t xml:space="preserve"> y </w:t>
-      </w:r>
-      <w:proofErr w:type="spellStart"/>
-      <w:r>
-        <w:rPr>
-          <w:sz w:val="20"/>
-          <w:lang w:val="es-DO"/>
-        </w:rPr>
-        <w:t>parametros</w:t>
-      </w:r>
-      <w:proofErr w:type="spellEnd"/>
-      <w:r>
-        <w:rPr>
-          <w:sz w:val="20"/>
-          <w:lang w:val="es-DO"/>
-        </w:rPr>
-        <w:t xml:space="preserve"> globales.</w:t>
+        <w:t>Configuracion de perfil, contrasena y parametros globales.</w:t>
       </w:r>
     </w:p>
     <w:tbl>
@@ -3402,21 +1763,7 @@
               <w:rPr>
                 <w:lang w:val="es-DO"/>
               </w:rPr>
-              <w:t xml:space="preserve"> No se </w:t>
-            </w:r>
-            <w:proofErr w:type="spellStart"/>
-            <w:r>
-              <w:rPr>
-                <w:lang w:val="es-DO"/>
-              </w:rPr>
-              <w:t>identifico</w:t>
-            </w:r>
-            <w:proofErr w:type="spellEnd"/>
-            <w:r>
-              <w:rPr>
-                <w:lang w:val="es-DO"/>
-              </w:rPr>
-              <w:t xml:space="preserve"> una suite formal de pruebas automatizadas, un esquema SQL oficial versionado dentro de la copia revisada, ni artefactos de despliegue productivo completamente documentados. </w:t>
+              <w:t xml:space="preserve"> No se identifico una suite formal de pruebas automatizadas, un esquema SQL oficial versionado dentro de la copia revisada, ni artefactos de despliegue productivo completamente documentados. </w:t>
             </w:r>
           </w:p>
         </w:tc>
@@ -3478,7 +1825,7 @@
         </w:trPr>
         <w:tc>
           <w:tcPr>
-            <w:tcW w:w="4904" w:type="dxa"/>
+            <w:tcW w:w="4896" w:type="dxa"/>
             <w:tcBorders>
               <w:top w:val="single" w:sz="6" w:space="0" w:color="CBD2D9"/>
               <w:left w:val="single" w:sz="6" w:space="0" w:color="CBD2D9"/>
@@ -3510,7 +1857,7 @@
         </w:tc>
         <w:tc>
           <w:tcPr>
-            <w:tcW w:w="4904" w:type="dxa"/>
+            <w:tcW w:w="4896" w:type="dxa"/>
             <w:tcBorders>
               <w:top w:val="single" w:sz="6" w:space="0" w:color="CBD2D9"/>
               <w:left w:val="single" w:sz="6" w:space="0" w:color="CBD2D9"/>
@@ -3547,7 +1894,7 @@
         </w:trPr>
         <w:tc>
           <w:tcPr>
-            <w:tcW w:w="4904" w:type="dxa"/>
+            <w:tcW w:w="4896" w:type="dxa"/>
             <w:tcBorders>
               <w:top w:val="single" w:sz="6" w:space="0" w:color="CBD2D9"/>
               <w:left w:val="single" w:sz="6" w:space="0" w:color="CBD2D9"/>
@@ -3577,7 +1924,7 @@
         </w:tc>
         <w:tc>
           <w:tcPr>
-            <w:tcW w:w="4904" w:type="dxa"/>
+            <w:tcW w:w="4896" w:type="dxa"/>
             <w:tcBorders>
               <w:top w:val="single" w:sz="6" w:space="0" w:color="CBD2D9"/>
               <w:left w:val="single" w:sz="6" w:space="0" w:color="CBD2D9"/>
@@ -3604,39 +1951,7 @@
                 <w:sz w:val="20"/>
                 <w:lang w:val="es-DO"/>
               </w:rPr>
-              <w:t xml:space="preserve">Acceso total a </w:t>
-            </w:r>
-            <w:proofErr w:type="spellStart"/>
-            <w:r>
-              <w:rPr>
-                <w:sz w:val="20"/>
-                <w:lang w:val="es-DO"/>
-              </w:rPr>
-              <w:t>configuracion</w:t>
-            </w:r>
-            <w:proofErr w:type="spellEnd"/>
-            <w:r>
-              <w:rPr>
-                <w:sz w:val="20"/>
-                <w:lang w:val="es-DO"/>
-              </w:rPr>
-              <w:t xml:space="preserve">, reportes, auditoria y </w:t>
-            </w:r>
-            <w:proofErr w:type="spellStart"/>
-            <w:r>
-              <w:rPr>
-                <w:sz w:val="20"/>
-                <w:lang w:val="es-DO"/>
-              </w:rPr>
-              <w:t>administracion</w:t>
-            </w:r>
-            <w:proofErr w:type="spellEnd"/>
-            <w:r>
-              <w:rPr>
-                <w:sz w:val="20"/>
-                <w:lang w:val="es-DO"/>
-              </w:rPr>
-              <w:t xml:space="preserve"> general del sistema.</w:t>
+              <w:t>Acceso total a configuracion, reportes, auditoria y administracion general del sistema.</w:t>
             </w:r>
           </w:p>
         </w:tc>
@@ -3647,7 +1962,7 @@
         </w:trPr>
         <w:tc>
           <w:tcPr>
-            <w:tcW w:w="4904" w:type="dxa"/>
+            <w:tcW w:w="4896" w:type="dxa"/>
             <w:tcBorders>
               <w:top w:val="single" w:sz="6" w:space="0" w:color="CBD2D9"/>
               <w:left w:val="single" w:sz="6" w:space="0" w:color="CBD2D9"/>
@@ -3671,13 +1986,13 @@
                 <w:b/>
                 <w:sz w:val="20"/>
               </w:rPr>
-              <w:t>staff</w:t>
+              <w:t>doctor</w:t>
             </w:r>
           </w:p>
         </w:tc>
         <w:tc>
           <w:tcPr>
-            <w:tcW w:w="4904" w:type="dxa"/>
+            <w:tcW w:w="4896" w:type="dxa"/>
             <w:tcBorders>
               <w:top w:val="single" w:sz="6" w:space="0" w:color="CBD2D9"/>
               <w:left w:val="single" w:sz="6" w:space="0" w:color="CBD2D9"/>
@@ -3699,37 +2014,12 @@
                 <w:lang w:val="es-DO"/>
               </w:rPr>
             </w:pPr>
-            <w:proofErr w:type="spellStart"/>
             <w:r>
               <w:rPr>
                 <w:sz w:val="20"/>
                 <w:lang w:val="es-DO"/>
               </w:rPr>
-              <w:t>Gestion</w:t>
-            </w:r>
-            <w:proofErr w:type="spellEnd"/>
-            <w:r>
-              <w:rPr>
-                <w:sz w:val="20"/>
-                <w:lang w:val="es-DO"/>
-              </w:rPr>
-              <w:t xml:space="preserve"> operativa de agenda, </w:t>
-            </w:r>
-            <w:proofErr w:type="spellStart"/>
-            <w:r>
-              <w:rPr>
-                <w:sz w:val="20"/>
-                <w:lang w:val="es-DO"/>
-              </w:rPr>
-              <w:t>medicos</w:t>
-            </w:r>
-            <w:proofErr w:type="spellEnd"/>
-            <w:r>
-              <w:rPr>
-                <w:sz w:val="20"/>
-                <w:lang w:val="es-DO"/>
-              </w:rPr>
-              <w:t>, pacientes, pagos y reportes.</w:t>
+              <w:t>Consulta de agenda propia, seguimiento de pacientes, recetas, horarios y notificaciones.</w:t>
             </w:r>
           </w:p>
         </w:tc>
@@ -3740,7 +2030,7 @@
         </w:trPr>
         <w:tc>
           <w:tcPr>
-            <w:tcW w:w="4904" w:type="dxa"/>
+            <w:tcW w:w="4896" w:type="dxa"/>
             <w:tcBorders>
               <w:top w:val="single" w:sz="6" w:space="0" w:color="CBD2D9"/>
               <w:left w:val="single" w:sz="6" w:space="0" w:color="CBD2D9"/>
@@ -3764,13 +2054,13 @@
                 <w:b/>
                 <w:sz w:val="20"/>
               </w:rPr>
-              <w:t>doctor</w:t>
+              <w:t>paciente</w:t>
             </w:r>
           </w:p>
         </w:tc>
         <w:tc>
           <w:tcPr>
-            <w:tcW w:w="4904" w:type="dxa"/>
+            <w:tcW w:w="4896" w:type="dxa"/>
             <w:tcBorders>
               <w:top w:val="single" w:sz="6" w:space="0" w:color="CBD2D9"/>
               <w:left w:val="single" w:sz="6" w:space="0" w:color="CBD2D9"/>
@@ -3797,93 +2087,7 @@
                 <w:sz w:val="20"/>
                 <w:lang w:val="es-DO"/>
               </w:rPr>
-              <w:t>Consulta de agenda propia, seguimiento de pacientes, recetas, horarios y notificaciones.</w:t>
-            </w:r>
-          </w:p>
-        </w:tc>
-      </w:tr>
-      <w:tr>
-        <w:trPr>
-          <w:jc w:val="center"/>
-        </w:trPr>
-        <w:tc>
-          <w:tcPr>
-            <w:tcW w:w="4904" w:type="dxa"/>
-            <w:tcBorders>
-              <w:top w:val="single" w:sz="6" w:space="0" w:color="CBD2D9"/>
-              <w:left w:val="single" w:sz="6" w:space="0" w:color="CBD2D9"/>
-              <w:bottom w:val="single" w:sz="6" w:space="0" w:color="CBD2D9"/>
-              <w:right w:val="single" w:sz="6" w:space="0" w:color="CBD2D9"/>
-            </w:tcBorders>
-            <w:tcMar>
-              <w:top w:w="105" w:type="dxa"/>
-              <w:left w:w="125" w:type="dxa"/>
-              <w:bottom w:w="105" w:type="dxa"/>
-              <w:right w:w="125" w:type="dxa"/>
-            </w:tcMar>
-            <w:vAlign w:val="center"/>
-          </w:tcPr>
-          <w:p>
-            <w:pPr>
-              <w:spacing w:after="0" w:line="264" w:lineRule="auto"/>
-            </w:pPr>
-            <w:proofErr w:type="spellStart"/>
-            <w:r>
-              <w:rPr>
-                <w:b/>
-                <w:sz w:val="20"/>
-              </w:rPr>
-              <w:t>paciente</w:t>
-            </w:r>
-            <w:proofErr w:type="spellEnd"/>
-          </w:p>
-        </w:tc>
-        <w:tc>
-          <w:tcPr>
-            <w:tcW w:w="4904" w:type="dxa"/>
-            <w:tcBorders>
-              <w:top w:val="single" w:sz="6" w:space="0" w:color="CBD2D9"/>
-              <w:left w:val="single" w:sz="6" w:space="0" w:color="CBD2D9"/>
-              <w:bottom w:val="single" w:sz="6" w:space="0" w:color="CBD2D9"/>
-              <w:right w:val="single" w:sz="6" w:space="0" w:color="CBD2D9"/>
-            </w:tcBorders>
-            <w:tcMar>
-              <w:top w:w="105" w:type="dxa"/>
-              <w:left w:w="125" w:type="dxa"/>
-              <w:bottom w:w="105" w:type="dxa"/>
-              <w:right w:w="125" w:type="dxa"/>
-            </w:tcMar>
-            <w:vAlign w:val="center"/>
-          </w:tcPr>
-          <w:p>
-            <w:pPr>
-              <w:spacing w:after="0" w:line="264" w:lineRule="auto"/>
-              <w:rPr>
-                <w:lang w:val="es-DO"/>
-              </w:rPr>
-            </w:pPr>
-            <w:r>
-              <w:rPr>
-                <w:sz w:val="20"/>
-                <w:lang w:val="es-DO"/>
-              </w:rPr>
-              <w:t xml:space="preserve">Consulta de citas, pagos, recetas y datos personales relacionados con su </w:t>
-            </w:r>
-            <w:proofErr w:type="spellStart"/>
-            <w:r>
-              <w:rPr>
-                <w:sz w:val="20"/>
-                <w:lang w:val="es-DO"/>
-              </w:rPr>
-              <w:t>atencion</w:t>
-            </w:r>
-            <w:proofErr w:type="spellEnd"/>
-            <w:r>
-              <w:rPr>
-                <w:sz w:val="20"/>
-                <w:lang w:val="es-DO"/>
-              </w:rPr>
-              <w:t>.</w:t>
+              <w:t>Consulta de citas, pagos, recetas y datos personales relacionados con su atencion.</w:t>
             </w:r>
           </w:p>
         </w:tc>
@@ -4057,55 +2261,7 @@
                 <w:sz w:val="20"/>
                 <w:lang w:val="es-DO"/>
               </w:rPr>
-              <w:t xml:space="preserve">Login, registro, consulta de usuario actual, cierre de </w:t>
-            </w:r>
-            <w:proofErr w:type="spellStart"/>
-            <w:r>
-              <w:rPr>
-                <w:sz w:val="20"/>
-                <w:lang w:val="es-DO"/>
-              </w:rPr>
-              <w:t>sesion</w:t>
-            </w:r>
-            <w:proofErr w:type="spellEnd"/>
-            <w:r>
-              <w:rPr>
-                <w:sz w:val="20"/>
-                <w:lang w:val="es-DO"/>
-              </w:rPr>
-              <w:t xml:space="preserve"> y </w:t>
-            </w:r>
-            <w:proofErr w:type="spellStart"/>
-            <w:r>
-              <w:rPr>
-                <w:sz w:val="20"/>
-                <w:lang w:val="es-DO"/>
-              </w:rPr>
-              <w:t>recuperacion</w:t>
-            </w:r>
-            <w:proofErr w:type="spellEnd"/>
-            <w:r>
-              <w:rPr>
-                <w:sz w:val="20"/>
-                <w:lang w:val="es-DO"/>
-              </w:rPr>
-              <w:t xml:space="preserve"> de </w:t>
-            </w:r>
-            <w:proofErr w:type="spellStart"/>
-            <w:r>
-              <w:rPr>
-                <w:sz w:val="20"/>
-                <w:lang w:val="es-DO"/>
-              </w:rPr>
-              <w:t>contrasena</w:t>
-            </w:r>
-            <w:proofErr w:type="spellEnd"/>
-            <w:r>
-              <w:rPr>
-                <w:sz w:val="20"/>
-                <w:lang w:val="es-DO"/>
-              </w:rPr>
-              <w:t>.</w:t>
+              <w:t>Login, registro, consulta de usuario actual, cierre de sesion y recuperacion de contrasena.</w:t>
             </w:r>
           </w:p>
         </w:tc>
@@ -4173,23 +2329,7 @@
                 <w:sz w:val="20"/>
                 <w:lang w:val="es-DO"/>
               </w:rPr>
-              <w:t xml:space="preserve">Panel inicial con </w:t>
-            </w:r>
-            <w:proofErr w:type="spellStart"/>
-            <w:r>
-              <w:rPr>
-                <w:sz w:val="20"/>
-                <w:lang w:val="es-DO"/>
-              </w:rPr>
-              <w:t>metricas</w:t>
-            </w:r>
-            <w:proofErr w:type="spellEnd"/>
-            <w:r>
-              <w:rPr>
-                <w:sz w:val="20"/>
-                <w:lang w:val="es-DO"/>
-              </w:rPr>
-              <w:t>, resumen de actividad y accesos directos.</w:t>
+              <w:t>Panel inicial con metricas, resumen de actividad y accesos directos.</w:t>
             </w:r>
           </w:p>
         </w:tc>
@@ -4257,55 +2397,7 @@
                 <w:sz w:val="20"/>
                 <w:lang w:val="es-DO"/>
               </w:rPr>
-              <w:t xml:space="preserve">Calendario de citas con alta, </w:t>
-            </w:r>
-            <w:proofErr w:type="spellStart"/>
-            <w:r>
-              <w:rPr>
-                <w:sz w:val="20"/>
-                <w:lang w:val="es-DO"/>
-              </w:rPr>
-              <w:t>edicion</w:t>
-            </w:r>
-            <w:proofErr w:type="spellEnd"/>
-            <w:r>
-              <w:rPr>
-                <w:sz w:val="20"/>
-                <w:lang w:val="es-DO"/>
-              </w:rPr>
-              <w:t xml:space="preserve">, </w:t>
-            </w:r>
-            <w:proofErr w:type="spellStart"/>
-            <w:r>
-              <w:rPr>
-                <w:sz w:val="20"/>
-                <w:lang w:val="es-DO"/>
-              </w:rPr>
-              <w:t>cancelacion</w:t>
-            </w:r>
-            <w:proofErr w:type="spellEnd"/>
-            <w:r>
-              <w:rPr>
-                <w:sz w:val="20"/>
-                <w:lang w:val="es-DO"/>
-              </w:rPr>
-              <w:t xml:space="preserve">, </w:t>
-            </w:r>
-            <w:proofErr w:type="spellStart"/>
-            <w:r>
-              <w:rPr>
-                <w:sz w:val="20"/>
-                <w:lang w:val="es-DO"/>
-              </w:rPr>
-              <w:t>reagendamiento</w:t>
-            </w:r>
-            <w:proofErr w:type="spellEnd"/>
-            <w:r>
-              <w:rPr>
-                <w:sz w:val="20"/>
-                <w:lang w:val="es-DO"/>
-              </w:rPr>
-              <w:t xml:space="preserve"> y consulta de espacios.</w:t>
+              <w:t>Calendario de citas con alta, edicion, cancelacion, reagendamiento y consulta de espacios.</w:t>
             </w:r>
           </w:p>
         </w:tc>
@@ -4373,23 +2465,7 @@
                 <w:sz w:val="20"/>
                 <w:lang w:val="es-DO"/>
               </w:rPr>
-              <w:t xml:space="preserve">CRUD de </w:t>
-            </w:r>
-            <w:proofErr w:type="spellStart"/>
-            <w:r>
-              <w:rPr>
-                <w:sz w:val="20"/>
-                <w:lang w:val="es-DO"/>
-              </w:rPr>
-              <w:t>medicos</w:t>
-            </w:r>
-            <w:proofErr w:type="spellEnd"/>
-            <w:r>
-              <w:rPr>
-                <w:sz w:val="20"/>
-                <w:lang w:val="es-DO"/>
-              </w:rPr>
-              <w:t>, especialidades, tarifas, disponibilidad y datos profesionales.</w:t>
+              <w:t>CRUD de medicos, especialidades, tarifas, disponibilidad y datos profesionales.</w:t>
             </w:r>
           </w:p>
         </w:tc>
@@ -4419,7 +2495,6 @@
             <w:pPr>
               <w:spacing w:after="0" w:line="264" w:lineRule="auto"/>
             </w:pPr>
-            <w:proofErr w:type="spellStart"/>
             <w:r>
               <w:rPr>
                 <w:b/>
@@ -4427,7 +2502,6 @@
               </w:rPr>
               <w:t>Pacientes</w:t>
             </w:r>
-            <w:proofErr w:type="spellEnd"/>
           </w:p>
         </w:tc>
         <w:tc>
@@ -4459,23 +2533,7 @@
                 <w:sz w:val="20"/>
                 <w:lang w:val="es-DO"/>
               </w:rPr>
-              <w:t xml:space="preserve">Expediente general, historial </w:t>
-            </w:r>
-            <w:proofErr w:type="spellStart"/>
-            <w:r>
-              <w:rPr>
-                <w:sz w:val="20"/>
-                <w:lang w:val="es-DO"/>
-              </w:rPr>
-              <w:t>clinico</w:t>
-            </w:r>
-            <w:proofErr w:type="spellEnd"/>
-            <w:r>
-              <w:rPr>
-                <w:sz w:val="20"/>
-                <w:lang w:val="es-DO"/>
-              </w:rPr>
-              <w:t>, signos vitales, documentos y notas por cita.</w:t>
+              <w:t>Expediente general, historial clinico, signos vitales, documentos y notas por cita.</w:t>
             </w:r>
           </w:p>
         </w:tc>
@@ -4505,7 +2563,6 @@
             <w:pPr>
               <w:spacing w:after="0" w:line="264" w:lineRule="auto"/>
             </w:pPr>
-            <w:proofErr w:type="spellStart"/>
             <w:r>
               <w:rPr>
                 <w:b/>
@@ -4513,7 +2570,6 @@
               </w:rPr>
               <w:t>Recetas</w:t>
             </w:r>
-            <w:proofErr w:type="spellEnd"/>
           </w:p>
         </w:tc>
         <w:tc>
@@ -4540,37 +2596,12 @@
                 <w:lang w:val="es-DO"/>
               </w:rPr>
             </w:pPr>
-            <w:proofErr w:type="spellStart"/>
             <w:r>
               <w:rPr>
                 <w:sz w:val="20"/>
                 <w:lang w:val="es-DO"/>
               </w:rPr>
-              <w:t>Creacion</w:t>
-            </w:r>
-            <w:proofErr w:type="spellEnd"/>
-            <w:r>
-              <w:rPr>
-                <w:sz w:val="20"/>
-                <w:lang w:val="es-DO"/>
-              </w:rPr>
-              <w:t xml:space="preserve"> y consulta de recetas </w:t>
-            </w:r>
-            <w:proofErr w:type="spellStart"/>
-            <w:r>
-              <w:rPr>
-                <w:sz w:val="20"/>
-                <w:lang w:val="es-DO"/>
-              </w:rPr>
-              <w:t>medicas</w:t>
-            </w:r>
-            <w:proofErr w:type="spellEnd"/>
-            <w:r>
-              <w:rPr>
-                <w:sz w:val="20"/>
-                <w:lang w:val="es-DO"/>
-              </w:rPr>
-              <w:t xml:space="preserve"> con detalle de medicamentos e instrucciones.</w:t>
+              <w:t>Creacion y consulta de recetas medicas con detalle de medicamentos e instrucciones.</w:t>
             </w:r>
           </w:p>
         </w:tc>
@@ -4668,7 +2699,6 @@
             <w:pPr>
               <w:spacing w:after="0" w:line="264" w:lineRule="auto"/>
             </w:pPr>
-            <w:proofErr w:type="spellStart"/>
             <w:r>
               <w:rPr>
                 <w:b/>
@@ -4676,7 +2706,6 @@
               </w:rPr>
               <w:t>Reportes</w:t>
             </w:r>
-            <w:proofErr w:type="spellEnd"/>
           </w:p>
         </w:tc>
         <w:tc>
@@ -4708,23 +2737,7 @@
                 <w:sz w:val="20"/>
                 <w:lang w:val="es-DO"/>
               </w:rPr>
-              <w:t xml:space="preserve">Indicadores financieros y operativos con </w:t>
-            </w:r>
-            <w:proofErr w:type="spellStart"/>
-            <w:r>
-              <w:rPr>
-                <w:sz w:val="20"/>
-                <w:lang w:val="es-DO"/>
-              </w:rPr>
-              <w:t>exportacion</w:t>
-            </w:r>
-            <w:proofErr w:type="spellEnd"/>
-            <w:r>
-              <w:rPr>
-                <w:sz w:val="20"/>
-                <w:lang w:val="es-DO"/>
-              </w:rPr>
-              <w:t xml:space="preserve"> a Excel y PDF.</w:t>
+              <w:t>Indicadores financieros y operativos con exportacion a Excel y PDF.</w:t>
             </w:r>
           </w:p>
         </w:tc>
@@ -4754,7 +2767,6 @@
             <w:pPr>
               <w:spacing w:after="0" w:line="264" w:lineRule="auto"/>
             </w:pPr>
-            <w:proofErr w:type="spellStart"/>
             <w:r>
               <w:rPr>
                 <w:b/>
@@ -4762,7 +2774,6 @@
               </w:rPr>
               <w:t>Horarios</w:t>
             </w:r>
-            <w:proofErr w:type="spellEnd"/>
           </w:p>
         </w:tc>
         <w:tc>
@@ -4789,37 +2800,12 @@
                 <w:lang w:val="es-DO"/>
               </w:rPr>
             </w:pPr>
-            <w:proofErr w:type="spellStart"/>
             <w:r>
               <w:rPr>
                 <w:sz w:val="20"/>
                 <w:lang w:val="es-DO"/>
               </w:rPr>
-              <w:t>Definicion</w:t>
-            </w:r>
-            <w:proofErr w:type="spellEnd"/>
-            <w:r>
-              <w:rPr>
-                <w:sz w:val="20"/>
-                <w:lang w:val="es-DO"/>
-              </w:rPr>
-              <w:t xml:space="preserve"> de agenda base, recesos, bloqueos, feriados y </w:t>
-            </w:r>
-            <w:proofErr w:type="spellStart"/>
-            <w:r>
-              <w:rPr>
-                <w:sz w:val="20"/>
-                <w:lang w:val="es-DO"/>
-              </w:rPr>
-              <w:t>duracion</w:t>
-            </w:r>
-            <w:proofErr w:type="spellEnd"/>
-            <w:r>
-              <w:rPr>
-                <w:sz w:val="20"/>
-                <w:lang w:val="es-DO"/>
-              </w:rPr>
-              <w:t xml:space="preserve"> de slots.</w:t>
+              <w:t>Definicion de agenda base, recesos, bloqueos, feriados y duracion de slots.</w:t>
             </w:r>
           </w:p>
         </w:tc>
@@ -4849,7 +2835,6 @@
             <w:pPr>
               <w:spacing w:after="0" w:line="264" w:lineRule="auto"/>
             </w:pPr>
-            <w:proofErr w:type="spellStart"/>
             <w:r>
               <w:rPr>
                 <w:b/>
@@ -4857,7 +2842,6 @@
               </w:rPr>
               <w:t>Notificaciones</w:t>
             </w:r>
-            <w:proofErr w:type="spellEnd"/>
           </w:p>
         </w:tc>
         <w:tc>
@@ -4889,23 +2873,7 @@
                 <w:sz w:val="20"/>
                 <w:lang w:val="es-DO"/>
               </w:rPr>
-              <w:t xml:space="preserve">Consulta de eventos del sistema, recordatorios y marcado de notificaciones como </w:t>
-            </w:r>
-            <w:proofErr w:type="spellStart"/>
-            <w:r>
-              <w:rPr>
-                <w:sz w:val="20"/>
-                <w:lang w:val="es-DO"/>
-              </w:rPr>
-              <w:t>leidas</w:t>
-            </w:r>
-            <w:proofErr w:type="spellEnd"/>
-            <w:r>
-              <w:rPr>
-                <w:sz w:val="20"/>
-                <w:lang w:val="es-DO"/>
-              </w:rPr>
-              <w:t>.</w:t>
+              <w:t>Consulta de eventos del sistema, recordatorios y marcado de notificaciones como leidas.</w:t>
             </w:r>
           </w:p>
         </w:tc>
@@ -4935,16 +2903,13 @@
             <w:pPr>
               <w:spacing w:after="0" w:line="264" w:lineRule="auto"/>
             </w:pPr>
-            <w:proofErr w:type="spellStart"/>
             <w:r>
               <w:rPr>
                 <w:b/>
                 <w:sz w:val="20"/>
               </w:rPr>
-              <w:lastRenderedPageBreak/>
               <w:t>Configuracion</w:t>
             </w:r>
-            <w:proofErr w:type="spellEnd"/>
           </w:p>
         </w:tc>
         <w:tc>
@@ -4971,53 +2936,12 @@
                 <w:lang w:val="es-DO"/>
               </w:rPr>
             </w:pPr>
-            <w:proofErr w:type="spellStart"/>
             <w:r>
               <w:rPr>
                 <w:sz w:val="20"/>
                 <w:lang w:val="es-DO"/>
               </w:rPr>
-              <w:t>Actualizacion</w:t>
-            </w:r>
-            <w:proofErr w:type="spellEnd"/>
-            <w:r>
-              <w:rPr>
-                <w:sz w:val="20"/>
-                <w:lang w:val="es-DO"/>
-              </w:rPr>
-              <w:t xml:space="preserve"> de perfil, cambio de </w:t>
-            </w:r>
-            <w:proofErr w:type="spellStart"/>
-            <w:r>
-              <w:rPr>
-                <w:sz w:val="20"/>
-                <w:lang w:val="es-DO"/>
-              </w:rPr>
-              <w:t>contrasena</w:t>
-            </w:r>
-            <w:proofErr w:type="spellEnd"/>
-            <w:r>
-              <w:rPr>
-                <w:sz w:val="20"/>
-                <w:lang w:val="es-DO"/>
-              </w:rPr>
-              <w:t xml:space="preserve"> y </w:t>
-            </w:r>
-            <w:proofErr w:type="spellStart"/>
-            <w:r>
-              <w:rPr>
-                <w:sz w:val="20"/>
-                <w:lang w:val="es-DO"/>
-              </w:rPr>
-              <w:t>parametros</w:t>
-            </w:r>
-            <w:proofErr w:type="spellEnd"/>
-            <w:r>
-              <w:rPr>
-                <w:sz w:val="20"/>
-                <w:lang w:val="es-DO"/>
-              </w:rPr>
-              <w:t xml:space="preserve"> del sistema.</w:t>
+              <w:t>Actualizacion de perfil, cambio de contrasena y parametros del sistema.</w:t>
             </w:r>
           </w:p>
         </w:tc>
@@ -5052,6 +2976,7 @@
                 <w:b/>
                 <w:sz w:val="20"/>
               </w:rPr>
+              <w:lastRenderedPageBreak/>
               <w:t>Auditoria</w:t>
             </w:r>
           </w:p>
@@ -5080,21 +3005,12 @@
                 <w:lang w:val="es-DO"/>
               </w:rPr>
             </w:pPr>
-            <w:proofErr w:type="spellStart"/>
             <w:r>
               <w:rPr>
                 <w:sz w:val="20"/>
                 <w:lang w:val="es-DO"/>
               </w:rPr>
-              <w:t>Bitacora</w:t>
-            </w:r>
-            <w:proofErr w:type="spellEnd"/>
-            <w:r>
-              <w:rPr>
-                <w:sz w:val="20"/>
-                <w:lang w:val="es-DO"/>
-              </w:rPr>
-              <w:t xml:space="preserve"> de acciones relevantes para control y trazabilidad administrativa.</w:t>
+              <w:t>Bitacora de acciones relevantes para control y trazabilidad administrativa.</w:t>
             </w:r>
           </w:p>
         </w:tc>
@@ -5154,121 +3070,7 @@
           <w:sz w:val="20"/>
           <w:lang w:val="es-DO"/>
         </w:rPr>
-        <w:t xml:space="preserve">Registro y </w:t>
-      </w:r>
-      <w:proofErr w:type="spellStart"/>
-      <w:r>
-        <w:rPr>
-          <w:sz w:val="20"/>
-          <w:lang w:val="es-DO"/>
-        </w:rPr>
-        <w:t>administracion</w:t>
-      </w:r>
-      <w:proofErr w:type="spellEnd"/>
-      <w:r>
-        <w:rPr>
-          <w:sz w:val="20"/>
-          <w:lang w:val="es-DO"/>
-        </w:rPr>
-        <w:t xml:space="preserve"> de personal </w:t>
-      </w:r>
-      <w:proofErr w:type="spellStart"/>
-      <w:r>
-        <w:rPr>
-          <w:sz w:val="20"/>
-          <w:lang w:val="es-DO"/>
-        </w:rPr>
-        <w:t>medico</w:t>
-      </w:r>
-      <w:proofErr w:type="spellEnd"/>
-      <w:r>
-        <w:rPr>
-          <w:sz w:val="20"/>
-          <w:lang w:val="es-DO"/>
-        </w:rPr>
-        <w:t>.</w:t>
-      </w:r>
-    </w:p>
-    <w:p>
-      <w:pPr>
-        <w:pStyle w:val="Listaconnmeros"/>
-        <w:spacing w:after="140" w:line="283" w:lineRule="auto"/>
-        <w:rPr>
-          <w:lang w:val="es-DO"/>
-        </w:rPr>
-      </w:pPr>
-      <w:proofErr w:type="spellStart"/>
-      <w:r>
-        <w:rPr>
-          <w:sz w:val="20"/>
-          <w:lang w:val="es-DO"/>
-        </w:rPr>
-        <w:t>Asignacion</w:t>
-      </w:r>
-      <w:proofErr w:type="spellEnd"/>
-      <w:r>
-        <w:rPr>
-          <w:sz w:val="20"/>
-          <w:lang w:val="es-DO"/>
-        </w:rPr>
-        <w:t xml:space="preserve"> de cita conforme a disponibilidad del </w:t>
-      </w:r>
-      <w:proofErr w:type="spellStart"/>
-      <w:r>
-        <w:rPr>
-          <w:sz w:val="20"/>
-          <w:lang w:val="es-DO"/>
-        </w:rPr>
-        <w:t>medico</w:t>
-      </w:r>
-      <w:proofErr w:type="spellEnd"/>
-      <w:r>
-        <w:rPr>
-          <w:sz w:val="20"/>
-          <w:lang w:val="es-DO"/>
-        </w:rPr>
-        <w:t>.</w:t>
-      </w:r>
-    </w:p>
-    <w:p>
-      <w:pPr>
-        <w:pStyle w:val="Listaconnmeros"/>
-        <w:spacing w:after="140" w:line="283" w:lineRule="auto"/>
-        <w:rPr>
-          <w:lang w:val="es-DO"/>
-        </w:rPr>
-      </w:pPr>
-      <w:proofErr w:type="spellStart"/>
-      <w:r>
-        <w:rPr>
-          <w:sz w:val="20"/>
-          <w:lang w:val="es-DO"/>
-        </w:rPr>
-        <w:t>Atencion</w:t>
-      </w:r>
-      <w:proofErr w:type="spellEnd"/>
-      <w:r>
-        <w:rPr>
-          <w:sz w:val="20"/>
-          <w:lang w:val="es-DO"/>
-        </w:rPr>
-        <w:t xml:space="preserve"> de consulta y </w:t>
-      </w:r>
-      <w:proofErr w:type="spellStart"/>
-      <w:r>
-        <w:rPr>
-          <w:sz w:val="20"/>
-          <w:lang w:val="es-DO"/>
-        </w:rPr>
-        <w:t>actualizacion</w:t>
-      </w:r>
-      <w:proofErr w:type="spellEnd"/>
-      <w:r>
-        <w:rPr>
-          <w:sz w:val="20"/>
-          <w:lang w:val="es-DO"/>
-        </w:rPr>
-        <w:t xml:space="preserve"> del estado de la cita.</w:t>
+        <w:t>Registro y administracion de personal medico.</w:t>
       </w:r>
     </w:p>
     <w:p>
@@ -5284,23 +3086,7 @@
           <w:sz w:val="20"/>
           <w:lang w:val="es-DO"/>
         </w:rPr>
-        <w:t xml:space="preserve">Registro de notas </w:t>
-      </w:r>
-      <w:proofErr w:type="spellStart"/>
-      <w:r>
-        <w:rPr>
-          <w:sz w:val="20"/>
-          <w:lang w:val="es-DO"/>
-        </w:rPr>
-        <w:t>clinicas</w:t>
-      </w:r>
-      <w:proofErr w:type="spellEnd"/>
-      <w:r>
-        <w:rPr>
-          <w:sz w:val="20"/>
-          <w:lang w:val="es-DO"/>
-        </w:rPr>
-        <w:t>, historial y signos vitales.</w:t>
+        <w:t>Asignacion de cita conforme a disponibilidad del medico.</w:t>
       </w:r>
     </w:p>
     <w:p>
@@ -5311,21 +3097,12 @@
           <w:lang w:val="es-DO"/>
         </w:rPr>
       </w:pPr>
-      <w:proofErr w:type="spellStart"/>
       <w:r>
         <w:rPr>
           <w:sz w:val="20"/>
           <w:lang w:val="es-DO"/>
         </w:rPr>
-        <w:t>Emision</w:t>
-      </w:r>
-      <w:proofErr w:type="spellEnd"/>
-      <w:r>
-        <w:rPr>
-          <w:sz w:val="20"/>
-          <w:lang w:val="es-DO"/>
-        </w:rPr>
-        <w:t xml:space="preserve"> de receta asociada al paciente.</w:t>
+        <w:t>Atencion de consulta y actualizacion del estado de la cita.</w:t>
       </w:r>
     </w:p>
     <w:p>
@@ -5336,21 +3113,44 @@
           <w:lang w:val="es-DO"/>
         </w:rPr>
       </w:pPr>
-      <w:proofErr w:type="spellStart"/>
       <w:r>
         <w:rPr>
           <w:sz w:val="20"/>
           <w:lang w:val="es-DO"/>
         </w:rPr>
-        <w:t>Generacion</w:t>
+        <w:t>Registro de notas clinicas, historial y signos vitales.</w:t>
       </w:r>
-      <w:proofErr w:type="spellEnd"/>
+    </w:p>
+    <w:p>
+      <w:pPr>
+        <w:pStyle w:val="Listaconnmeros"/>
+        <w:spacing w:after="140" w:line="283" w:lineRule="auto"/>
+        <w:rPr>
+          <w:lang w:val="es-DO"/>
+        </w:rPr>
+      </w:pPr>
       <w:r>
         <w:rPr>
           <w:sz w:val="20"/>
           <w:lang w:val="es-DO"/>
         </w:rPr>
-        <w:t xml:space="preserve"> y cobranza del pago correspondiente.</w:t>
+        <w:t>Emision de receta asociada al paciente.</w:t>
+      </w:r>
+    </w:p>
+    <w:p>
+      <w:pPr>
+        <w:pStyle w:val="Listaconnmeros"/>
+        <w:spacing w:after="140" w:line="283" w:lineRule="auto"/>
+        <w:rPr>
+          <w:lang w:val="es-DO"/>
+        </w:rPr>
+      </w:pPr>
+      <w:r>
+        <w:rPr>
+          <w:sz w:val="20"/>
+          <w:lang w:val="es-DO"/>
+        </w:rPr>
+        <w:t>Generacion y cobranza del pago correspondiente.</w:t>
       </w:r>
     </w:p>
     <w:p>
@@ -5377,21 +3177,12 @@
           <w:lang w:val="es-DO"/>
         </w:rPr>
       </w:pPr>
-      <w:proofErr w:type="spellStart"/>
       <w:r>
         <w:rPr>
           <w:sz w:val="20"/>
           <w:lang w:val="es-DO"/>
         </w:rPr>
-        <w:t>Envio</w:t>
-      </w:r>
-      <w:proofErr w:type="spellEnd"/>
-      <w:r>
-        <w:rPr>
-          <w:sz w:val="20"/>
-          <w:lang w:val="es-DO"/>
-        </w:rPr>
-        <w:t xml:space="preserve"> o consulta de notificaciones y recordatorios.</w:t>
+        <w:t>Envio o consulta de notificaciones y recordatorios.</w:t>
       </w:r>
     </w:p>
     <w:p>
@@ -5402,37 +3193,12 @@
           <w:lang w:val="es-DO"/>
         </w:rPr>
       </w:pPr>
-      <w:proofErr w:type="spellStart"/>
       <w:r>
         <w:rPr>
           <w:sz w:val="20"/>
           <w:lang w:val="es-DO"/>
         </w:rPr>
-        <w:t>Revision</w:t>
-      </w:r>
-      <w:proofErr w:type="spellEnd"/>
-      <w:r>
-        <w:rPr>
-          <w:sz w:val="20"/>
-          <w:lang w:val="es-DO"/>
-        </w:rPr>
-        <w:t xml:space="preserve"> de </w:t>
-      </w:r>
-      <w:proofErr w:type="spellStart"/>
-      <w:r>
-        <w:rPr>
-          <w:sz w:val="20"/>
-          <w:lang w:val="es-DO"/>
-        </w:rPr>
-        <w:t>auditoria</w:t>
-      </w:r>
-      <w:proofErr w:type="spellEnd"/>
-      <w:r>
-        <w:rPr>
-          <w:sz w:val="20"/>
-          <w:lang w:val="es-DO"/>
-        </w:rPr>
-        <w:t xml:space="preserve"> y configuraciones del sistema.</w:t>
+        <w:t>Revision de auditoria y configuraciones del sistema.</w:t>
       </w:r>
     </w:p>
     <w:p>
@@ -5453,19 +3219,8 @@
           <w:sz w:val="28"/>
           <w:lang w:val="es-DO"/>
         </w:rPr>
-        <w:t xml:space="preserve">10. Arquitectura </w:t>
+        <w:t>10. Arquitectura tecnica</w:t>
       </w:r>
-      <w:proofErr w:type="spellStart"/>
-      <w:r>
-        <w:rPr>
-          <w:b/>
-          <w:color w:val="1F4E79"/>
-          <w:sz w:val="28"/>
-          <w:lang w:val="es-DO"/>
-        </w:rPr>
-        <w:t>tecnica</w:t>
-      </w:r>
-      <w:proofErr w:type="spellEnd"/>
     </w:p>
     <w:p>
       <w:pPr>
@@ -5475,159 +3230,11 @@
           <w:lang w:val="es-DO"/>
         </w:rPr>
       </w:pPr>
-      <w:proofErr w:type="spellStart"/>
       <w:r>
         <w:rPr>
           <w:lang w:val="es-DO"/>
         </w:rPr>
-        <w:t>MedApp</w:t>
-      </w:r>
-      <w:proofErr w:type="spellEnd"/>
-      <w:r>
-        <w:rPr>
-          <w:lang w:val="es-DO"/>
-        </w:rPr>
-        <w:t xml:space="preserve"> presenta una arquitectura web de dos capas principales. El </w:t>
-      </w:r>
-      <w:proofErr w:type="spellStart"/>
-      <w:r>
-        <w:rPr>
-          <w:lang w:val="es-DO"/>
-        </w:rPr>
-        <w:t>frontend</w:t>
-      </w:r>
-      <w:proofErr w:type="spellEnd"/>
-      <w:r>
-        <w:rPr>
-          <w:lang w:val="es-DO"/>
-        </w:rPr>
-        <w:t xml:space="preserve">, construido en </w:t>
-      </w:r>
-      <w:proofErr w:type="spellStart"/>
-      <w:r>
-        <w:rPr>
-          <w:lang w:val="es-DO"/>
-        </w:rPr>
-        <w:t>React</w:t>
-      </w:r>
-      <w:proofErr w:type="spellEnd"/>
-      <w:r>
-        <w:rPr>
-          <w:lang w:val="es-DO"/>
-        </w:rPr>
-        <w:t xml:space="preserve">, atiende la </w:t>
-      </w:r>
-      <w:proofErr w:type="spellStart"/>
-      <w:r>
-        <w:rPr>
-          <w:lang w:val="es-DO"/>
-        </w:rPr>
-        <w:t>interaccion</w:t>
-      </w:r>
-      <w:proofErr w:type="spellEnd"/>
-      <w:r>
-        <w:rPr>
-          <w:lang w:val="es-DO"/>
-        </w:rPr>
-        <w:t xml:space="preserve"> del usuario, mientras que el </w:t>
-      </w:r>
-      <w:proofErr w:type="spellStart"/>
-      <w:r>
-        <w:rPr>
-          <w:lang w:val="es-DO"/>
-        </w:rPr>
-        <w:t>backend</w:t>
-      </w:r>
-      <w:proofErr w:type="spellEnd"/>
-      <w:r>
-        <w:rPr>
-          <w:lang w:val="es-DO"/>
-        </w:rPr>
-        <w:t xml:space="preserve"> Flask centraliza la </w:t>
-      </w:r>
-      <w:proofErr w:type="spellStart"/>
-      <w:r>
-        <w:rPr>
-          <w:lang w:val="es-DO"/>
-        </w:rPr>
-        <w:t>logica</w:t>
-      </w:r>
-      <w:proofErr w:type="spellEnd"/>
-      <w:r>
-        <w:rPr>
-          <w:lang w:val="es-DO"/>
-        </w:rPr>
-        <w:t xml:space="preserve"> de negocio, validaciones, sesiones e integraciones. La persistencia se delega a </w:t>
-      </w:r>
-      <w:proofErr w:type="spellStart"/>
-      <w:r>
-        <w:rPr>
-          <w:lang w:val="es-DO"/>
-        </w:rPr>
-        <w:t>Supabase</w:t>
-      </w:r>
-      <w:proofErr w:type="spellEnd"/>
-      <w:r>
-        <w:rPr>
-          <w:lang w:val="es-DO"/>
-        </w:rPr>
-        <w:t xml:space="preserve"> a </w:t>
-      </w:r>
-      <w:proofErr w:type="spellStart"/>
-      <w:r>
-        <w:rPr>
-          <w:lang w:val="es-DO"/>
-        </w:rPr>
-        <w:t>traves</w:t>
-      </w:r>
-      <w:proofErr w:type="spellEnd"/>
-      <w:r>
-        <w:rPr>
-          <w:lang w:val="es-DO"/>
-        </w:rPr>
-        <w:t xml:space="preserve"> de acceso HTTP/</w:t>
-      </w:r>
-      <w:proofErr w:type="spellStart"/>
-      <w:r>
-        <w:rPr>
-          <w:lang w:val="es-DO"/>
-        </w:rPr>
-        <w:t>PostgREST</w:t>
-      </w:r>
-      <w:proofErr w:type="spellEnd"/>
-      <w:r>
-        <w:rPr>
-          <w:lang w:val="es-DO"/>
-        </w:rPr>
-        <w:t xml:space="preserve">. Asimismo, el </w:t>
-      </w:r>
-      <w:proofErr w:type="spellStart"/>
-      <w:r>
-        <w:rPr>
-          <w:lang w:val="es-DO"/>
-        </w:rPr>
-        <w:t>backend</w:t>
-      </w:r>
-      <w:proofErr w:type="spellEnd"/>
-      <w:r>
-        <w:rPr>
-          <w:lang w:val="es-DO"/>
-        </w:rPr>
-        <w:t xml:space="preserve"> integra servicios complementarios de pagos, correo, SMS y un </w:t>
-      </w:r>
-      <w:proofErr w:type="spellStart"/>
-      <w:r>
-        <w:rPr>
-          <w:lang w:val="es-DO"/>
-        </w:rPr>
-        <w:t>worker</w:t>
-      </w:r>
-      <w:proofErr w:type="spellEnd"/>
-      <w:r>
-        <w:rPr>
-          <w:lang w:val="es-DO"/>
-        </w:rPr>
-        <w:t xml:space="preserve"> de recordatorios. </w:t>
+        <w:t xml:space="preserve">MedApp presenta una arquitectura web de dos capas principales. El frontend, construido en React, atiende la interaccion del usuario, mientras que el backend Flask centraliza la logica de negocio, validaciones, sesiones e integraciones. La persistencia se delega a Supabase a traves de acceso HTTP/PostgREST. Asimismo, el backend integra servicios complementarios de pagos, correo, SMS y un worker de recordatorios. </w:t>
       </w:r>
     </w:p>
     <w:tbl>
@@ -5834,39 +3441,7 @@
                 <w:sz w:val="19"/>
                 <w:lang w:val="es-DO"/>
               </w:rPr>
-              <w:t xml:space="preserve">Interfaz de usuario, </w:t>
-            </w:r>
-            <w:proofErr w:type="spellStart"/>
-            <w:r>
-              <w:rPr>
-                <w:sz w:val="19"/>
-                <w:lang w:val="es-DO"/>
-              </w:rPr>
-              <w:t>navegacion</w:t>
-            </w:r>
-            <w:proofErr w:type="spellEnd"/>
-            <w:r>
-              <w:rPr>
-                <w:sz w:val="19"/>
-                <w:lang w:val="es-DO"/>
-              </w:rPr>
-              <w:t xml:space="preserve">, formularios, </w:t>
-            </w:r>
-            <w:proofErr w:type="spellStart"/>
-            <w:r>
-              <w:rPr>
-                <w:sz w:val="19"/>
-                <w:lang w:val="es-DO"/>
-              </w:rPr>
-              <w:t>dashboards</w:t>
-            </w:r>
-            <w:proofErr w:type="spellEnd"/>
-            <w:r>
-              <w:rPr>
-                <w:sz w:val="19"/>
-                <w:lang w:val="es-DO"/>
-              </w:rPr>
-              <w:t xml:space="preserve"> y consumo de API.</w:t>
+              <w:t>Interfaz de usuario, navegacion, formularios, dashboards y consumo de API.</w:t>
             </w:r>
           </w:p>
         </w:tc>
@@ -5962,55 +3537,7 @@
                 <w:sz w:val="19"/>
                 <w:lang w:val="es-DO"/>
               </w:rPr>
-              <w:t xml:space="preserve">Servicios, reglas de negocio, </w:t>
-            </w:r>
-            <w:proofErr w:type="spellStart"/>
-            <w:r>
-              <w:rPr>
-                <w:sz w:val="19"/>
-                <w:lang w:val="es-DO"/>
-              </w:rPr>
-              <w:t>sesion</w:t>
-            </w:r>
-            <w:proofErr w:type="spellEnd"/>
-            <w:r>
-              <w:rPr>
-                <w:sz w:val="19"/>
-                <w:lang w:val="es-DO"/>
-              </w:rPr>
-              <w:t xml:space="preserve">, controladores, </w:t>
-            </w:r>
-            <w:proofErr w:type="spellStart"/>
-            <w:r>
-              <w:rPr>
-                <w:sz w:val="19"/>
-                <w:lang w:val="es-DO"/>
-              </w:rPr>
-              <w:t>blueprints</w:t>
-            </w:r>
-            <w:proofErr w:type="spellEnd"/>
-            <w:r>
-              <w:rPr>
-                <w:sz w:val="19"/>
-                <w:lang w:val="es-DO"/>
-              </w:rPr>
-              <w:t xml:space="preserve"> y </w:t>
-            </w:r>
-            <w:proofErr w:type="spellStart"/>
-            <w:r>
-              <w:rPr>
-                <w:sz w:val="19"/>
-                <w:lang w:val="es-DO"/>
-              </w:rPr>
-              <w:t>endpoints</w:t>
-            </w:r>
-            <w:proofErr w:type="spellEnd"/>
-            <w:r>
-              <w:rPr>
-                <w:sz w:val="19"/>
-                <w:lang w:val="es-DO"/>
-              </w:rPr>
-              <w:t>.</w:t>
+              <w:t>Servicios, reglas de negocio, sesion, controladores, blueprints y endpoints.</w:t>
             </w:r>
           </w:p>
         </w:tc>
@@ -6040,14 +3567,12 @@
             <w:pPr>
               <w:spacing w:after="0" w:line="264" w:lineRule="auto"/>
             </w:pPr>
-            <w:proofErr w:type="spellStart"/>
             <w:r>
               <w:rPr>
                 <w:sz w:val="19"/>
               </w:rPr>
               <w:t>Persistencia</w:t>
             </w:r>
-            <w:proofErr w:type="spellEnd"/>
           </w:p>
         </w:tc>
         <w:tc>
@@ -6108,39 +3633,7 @@
                 <w:sz w:val="19"/>
                 <w:lang w:val="es-DO"/>
               </w:rPr>
-              <w:t xml:space="preserve">Almacenamiento de usuarios, </w:t>
-            </w:r>
-            <w:proofErr w:type="spellStart"/>
-            <w:r>
-              <w:rPr>
-                <w:sz w:val="19"/>
-                <w:lang w:val="es-DO"/>
-              </w:rPr>
-              <w:t>medicos</w:t>
-            </w:r>
-            <w:proofErr w:type="spellEnd"/>
-            <w:r>
-              <w:rPr>
-                <w:sz w:val="19"/>
-                <w:lang w:val="es-DO"/>
-              </w:rPr>
-              <w:t xml:space="preserve">, pacientes, citas, pagos y </w:t>
-            </w:r>
-            <w:proofErr w:type="spellStart"/>
-            <w:r>
-              <w:rPr>
-                <w:sz w:val="19"/>
-                <w:lang w:val="es-DO"/>
-              </w:rPr>
-              <w:t>demas</w:t>
-            </w:r>
-            <w:proofErr w:type="spellEnd"/>
-            <w:r>
-              <w:rPr>
-                <w:sz w:val="19"/>
-                <w:lang w:val="es-DO"/>
-              </w:rPr>
-              <w:t xml:space="preserve"> entidades.</w:t>
+              <w:t>Almacenamiento de usuarios, medicos, pacientes, citas, pagos y demas entidades.</w:t>
             </w:r>
           </w:p>
         </w:tc>
@@ -6170,14 +3663,12 @@
             <w:pPr>
               <w:spacing w:after="0" w:line="264" w:lineRule="auto"/>
             </w:pPr>
-            <w:proofErr w:type="spellStart"/>
             <w:r>
               <w:rPr>
                 <w:sz w:val="19"/>
               </w:rPr>
               <w:t>Integraciones</w:t>
             </w:r>
-            <w:proofErr w:type="spellEnd"/>
           </w:p>
         </w:tc>
         <w:tc>
@@ -6238,39 +3729,7 @@
                 <w:sz w:val="19"/>
                 <w:lang w:val="es-DO"/>
               </w:rPr>
-              <w:t xml:space="preserve">Pagos online, </w:t>
-            </w:r>
-            <w:proofErr w:type="spellStart"/>
-            <w:r>
-              <w:rPr>
-                <w:sz w:val="19"/>
-                <w:lang w:val="es-DO"/>
-              </w:rPr>
-              <w:t>recuperacion</w:t>
-            </w:r>
-            <w:proofErr w:type="spellEnd"/>
-            <w:r>
-              <w:rPr>
-                <w:sz w:val="19"/>
-                <w:lang w:val="es-DO"/>
-              </w:rPr>
-              <w:t xml:space="preserve"> de </w:t>
-            </w:r>
-            <w:proofErr w:type="spellStart"/>
-            <w:r>
-              <w:rPr>
-                <w:sz w:val="19"/>
-                <w:lang w:val="es-DO"/>
-              </w:rPr>
-              <w:t>contrasena</w:t>
-            </w:r>
-            <w:proofErr w:type="spellEnd"/>
-            <w:r>
-              <w:rPr>
-                <w:sz w:val="19"/>
-                <w:lang w:val="es-DO"/>
-              </w:rPr>
-              <w:t>, notificaciones y recordatorios.</w:t>
+              <w:t>Pagos online, recuperacion de contrasena, notificaciones y recordatorios.</w:t>
             </w:r>
           </w:p>
         </w:tc>
@@ -6344,7 +3803,6 @@
                 <w:color w:val="1F4E79"/>
                 <w:sz w:val="20"/>
               </w:rPr>
-              <w:lastRenderedPageBreak/>
               <w:t>Ruta principal</w:t>
             </w:r>
           </w:p>
@@ -6414,6 +3872,7 @@
                 <w:color w:val="1F4E79"/>
                 <w:sz w:val="20"/>
               </w:rPr>
+              <w:lastRenderedPageBreak/>
               <w:t>app/</w:t>
             </w:r>
           </w:p>
@@ -6442,37 +3901,12 @@
                 <w:lang w:val="es-DO"/>
               </w:rPr>
             </w:pPr>
-            <w:proofErr w:type="spellStart"/>
             <w:r>
               <w:rPr>
                 <w:sz w:val="20"/>
                 <w:lang w:val="es-DO"/>
               </w:rPr>
-              <w:t>Configuracion</w:t>
-            </w:r>
-            <w:proofErr w:type="spellEnd"/>
-            <w:r>
-              <w:rPr>
-                <w:sz w:val="20"/>
-                <w:lang w:val="es-DO"/>
-              </w:rPr>
-              <w:t xml:space="preserve"> central, </w:t>
-            </w:r>
-            <w:proofErr w:type="spellStart"/>
-            <w:r>
-              <w:rPr>
-                <w:sz w:val="20"/>
-                <w:lang w:val="es-DO"/>
-              </w:rPr>
-              <w:t>factory</w:t>
-            </w:r>
-            <w:proofErr w:type="spellEnd"/>
-            <w:r>
-              <w:rPr>
-                <w:sz w:val="20"/>
-                <w:lang w:val="es-DO"/>
-              </w:rPr>
-              <w:t xml:space="preserve"> de Flask, rutas, controladores, modelos y servicios.</w:t>
+              <w:t>Configuracion central, factory de Flask, rutas, controladores, modelos y servicios.</w:t>
             </w:r>
           </w:p>
         </w:tc>
@@ -6509,27 +3943,7 @@
                 <w:color w:val="1F4E79"/>
                 <w:sz w:val="20"/>
               </w:rPr>
-              <w:t>frontend/</w:t>
-            </w:r>
-            <w:proofErr w:type="spellStart"/>
-            <w:r>
-              <w:rPr>
-                <w:rFonts w:ascii="Consolas" w:eastAsia="Consolas" w:hAnsi="Consolas"/>
-                <w:b/>
-                <w:color w:val="1F4E79"/>
-                <w:sz w:val="20"/>
-              </w:rPr>
-              <w:t>src</w:t>
-            </w:r>
-            <w:proofErr w:type="spellEnd"/>
-            <w:r>
-              <w:rPr>
-                <w:rFonts w:ascii="Consolas" w:eastAsia="Consolas" w:hAnsi="Consolas"/>
-                <w:b/>
-                <w:color w:val="1F4E79"/>
-                <w:sz w:val="20"/>
-              </w:rPr>
-              <w:t>/</w:t>
+              <w:t>frontend/src/</w:t>
             </w:r>
           </w:p>
         </w:tc>
@@ -6562,55 +3976,7 @@
                 <w:sz w:val="20"/>
                 <w:lang w:val="es-DO"/>
               </w:rPr>
-              <w:t xml:space="preserve">Paginas </w:t>
-            </w:r>
-            <w:proofErr w:type="spellStart"/>
-            <w:r>
-              <w:rPr>
-                <w:sz w:val="20"/>
-                <w:lang w:val="es-DO"/>
-              </w:rPr>
-              <w:t>React</w:t>
-            </w:r>
-            <w:proofErr w:type="spellEnd"/>
-            <w:r>
-              <w:rPr>
-                <w:sz w:val="20"/>
-                <w:lang w:val="es-DO"/>
-              </w:rPr>
-              <w:t xml:space="preserve">, componentes, contexto de </w:t>
-            </w:r>
-            <w:proofErr w:type="spellStart"/>
-            <w:r>
-              <w:rPr>
-                <w:sz w:val="20"/>
-                <w:lang w:val="es-DO"/>
-              </w:rPr>
-              <w:t>autenticacion</w:t>
-            </w:r>
-            <w:proofErr w:type="spellEnd"/>
-            <w:r>
-              <w:rPr>
-                <w:sz w:val="20"/>
-                <w:lang w:val="es-DO"/>
-              </w:rPr>
-              <w:t xml:space="preserve"> y </w:t>
-            </w:r>
-            <w:proofErr w:type="spellStart"/>
-            <w:r>
-              <w:rPr>
-                <w:sz w:val="20"/>
-                <w:lang w:val="es-DO"/>
-              </w:rPr>
-              <w:t>librerias</w:t>
-            </w:r>
-            <w:proofErr w:type="spellEnd"/>
-            <w:r>
-              <w:rPr>
-                <w:sz w:val="20"/>
-                <w:lang w:val="es-DO"/>
-              </w:rPr>
-              <w:t xml:space="preserve"> de acceso a API.</w:t>
+              <w:t>Paginas React, componentes, contexto de autenticacion y librerias de acceso a API.</w:t>
             </w:r>
           </w:p>
         </w:tc>
@@ -6680,23 +4046,7 @@
                 <w:sz w:val="20"/>
                 <w:lang w:val="es-DO"/>
               </w:rPr>
-              <w:t xml:space="preserve">Manual de usuario, manual </w:t>
-            </w:r>
-            <w:proofErr w:type="spellStart"/>
-            <w:r>
-              <w:rPr>
-                <w:sz w:val="20"/>
-                <w:lang w:val="es-DO"/>
-              </w:rPr>
-              <w:t>tecnico</w:t>
-            </w:r>
-            <w:proofErr w:type="spellEnd"/>
-            <w:r>
-              <w:rPr>
-                <w:sz w:val="20"/>
-                <w:lang w:val="es-DO"/>
-              </w:rPr>
-              <w:t xml:space="preserve"> y presente acta general del proyecto.</w:t>
+              <w:t>Manual de usuario, manual tecnico y presente acta general del proyecto.</w:t>
             </w:r>
           </w:p>
         </w:tc>
@@ -6832,23 +4182,7 @@
                 <w:sz w:val="20"/>
                 <w:lang w:val="es-DO"/>
               </w:rPr>
-              <w:t xml:space="preserve">Dependencias y scripts del </w:t>
-            </w:r>
-            <w:proofErr w:type="spellStart"/>
-            <w:r>
-              <w:rPr>
-                <w:sz w:val="20"/>
-                <w:lang w:val="es-DO"/>
-              </w:rPr>
-              <w:t>frontend</w:t>
-            </w:r>
-            <w:proofErr w:type="spellEnd"/>
-            <w:r>
-              <w:rPr>
-                <w:sz w:val="20"/>
-                <w:lang w:val="es-DO"/>
-              </w:rPr>
-              <w:t>.</w:t>
+              <w:t>Dependencias y scripts del frontend.</w:t>
             </w:r>
           </w:p>
         </w:tc>
@@ -6918,23 +4252,7 @@
                 <w:sz w:val="20"/>
                 <w:lang w:val="es-DO"/>
               </w:rPr>
-              <w:t xml:space="preserve">Punto de entrada principal de la </w:t>
-            </w:r>
-            <w:proofErr w:type="spellStart"/>
-            <w:r>
-              <w:rPr>
-                <w:sz w:val="20"/>
-                <w:lang w:val="es-DO"/>
-              </w:rPr>
-              <w:t>aplicacion</w:t>
-            </w:r>
-            <w:proofErr w:type="spellEnd"/>
-            <w:r>
-              <w:rPr>
-                <w:sz w:val="20"/>
-                <w:lang w:val="es-DO"/>
-              </w:rPr>
-              <w:t>.</w:t>
+              <w:t>Punto de entrada principal de la aplicacion.</w:t>
             </w:r>
           </w:p>
         </w:tc>
@@ -6976,54 +4294,8 @@
           <w:sz w:val="28"/>
         </w:rPr>
         <w:lastRenderedPageBreak/>
-        <w:t xml:space="preserve">12. </w:t>
+        <w:t>12. Requerimientos funcionales consolidados</w:t>
       </w:r>
-      <w:proofErr w:type="spellStart"/>
-      <w:r>
-        <w:rPr>
-          <w:b/>
-          <w:color w:val="1F4E79"/>
-          <w:sz w:val="28"/>
-        </w:rPr>
-        <w:t>Requerimientos</w:t>
-      </w:r>
-      <w:proofErr w:type="spellEnd"/>
-      <w:r>
-        <w:rPr>
-          <w:b/>
-          <w:color w:val="1F4E79"/>
-          <w:sz w:val="28"/>
-        </w:rPr>
-        <w:t xml:space="preserve"> </w:t>
-      </w:r>
-      <w:proofErr w:type="spellStart"/>
-      <w:r>
-        <w:rPr>
-          <w:b/>
-          <w:color w:val="1F4E79"/>
-          <w:sz w:val="28"/>
-        </w:rPr>
-        <w:t>funcionales</w:t>
-      </w:r>
-      <w:proofErr w:type="spellEnd"/>
-      <w:r>
-        <w:rPr>
-          <w:b/>
-          <w:color w:val="1F4E79"/>
-          <w:sz w:val="28"/>
-        </w:rPr>
-        <w:t xml:space="preserve"> </w:t>
-      </w:r>
-      <w:proofErr w:type="spellStart"/>
-      <w:r>
-        <w:rPr>
-          <w:b/>
-          <w:color w:val="1F4E79"/>
-          <w:sz w:val="28"/>
-        </w:rPr>
-        <w:t>consolidados</w:t>
-      </w:r>
-      <w:proofErr w:type="spellEnd"/>
     </w:p>
     <w:tbl>
       <w:tblPr>
@@ -7168,55 +4440,7 @@
                 <w:sz w:val="20"/>
                 <w:lang w:val="es-DO"/>
               </w:rPr>
-              <w:t xml:space="preserve">El sistema debe permitir </w:t>
-            </w:r>
-            <w:proofErr w:type="spellStart"/>
-            <w:r>
-              <w:rPr>
-                <w:sz w:val="20"/>
-                <w:lang w:val="es-DO"/>
-              </w:rPr>
-              <w:t>autenticacion</w:t>
-            </w:r>
-            <w:proofErr w:type="spellEnd"/>
-            <w:r>
-              <w:rPr>
-                <w:sz w:val="20"/>
-                <w:lang w:val="es-DO"/>
-              </w:rPr>
-              <w:t xml:space="preserve">, registro y </w:t>
-            </w:r>
-            <w:proofErr w:type="spellStart"/>
-            <w:r>
-              <w:rPr>
-                <w:sz w:val="20"/>
-                <w:lang w:val="es-DO"/>
-              </w:rPr>
-              <w:t>recuperacion</w:t>
-            </w:r>
-            <w:proofErr w:type="spellEnd"/>
-            <w:r>
-              <w:rPr>
-                <w:sz w:val="20"/>
-                <w:lang w:val="es-DO"/>
-              </w:rPr>
-              <w:t xml:space="preserve"> de </w:t>
-            </w:r>
-            <w:proofErr w:type="spellStart"/>
-            <w:r>
-              <w:rPr>
-                <w:sz w:val="20"/>
-                <w:lang w:val="es-DO"/>
-              </w:rPr>
-              <w:t>contrasena</w:t>
-            </w:r>
-            <w:proofErr w:type="spellEnd"/>
-            <w:r>
-              <w:rPr>
-                <w:sz w:val="20"/>
-                <w:lang w:val="es-DO"/>
-              </w:rPr>
-              <w:t>.</w:t>
+              <w:t>El sistema debe permitir autenticacion, registro y recuperacion de contrasena.</w:t>
             </w:r>
           </w:p>
         </w:tc>
@@ -7284,23 +4508,7 @@
                 <w:sz w:val="20"/>
                 <w:lang w:val="es-DO"/>
               </w:rPr>
-              <w:t xml:space="preserve">El sistema debe permitir registrar, listar, consultar y actualizar </w:t>
-            </w:r>
-            <w:proofErr w:type="spellStart"/>
-            <w:r>
-              <w:rPr>
-                <w:sz w:val="20"/>
-                <w:lang w:val="es-DO"/>
-              </w:rPr>
-              <w:t>medicos</w:t>
-            </w:r>
-            <w:proofErr w:type="spellEnd"/>
-            <w:r>
-              <w:rPr>
-                <w:sz w:val="20"/>
-                <w:lang w:val="es-DO"/>
-              </w:rPr>
-              <w:t>.</w:t>
+              <w:t>El sistema debe permitir registrar, listar, consultar y actualizar medicos.</w:t>
             </w:r>
           </w:p>
         </w:tc>
@@ -7504,23 +4712,7 @@
                 <w:sz w:val="20"/>
                 <w:lang w:val="es-DO"/>
               </w:rPr>
-              <w:t xml:space="preserve">El sistema debe validar disponibilidad de horarios, recesos y bloqueos del </w:t>
-            </w:r>
-            <w:proofErr w:type="spellStart"/>
-            <w:r>
-              <w:rPr>
-                <w:sz w:val="20"/>
-                <w:lang w:val="es-DO"/>
-              </w:rPr>
-              <w:t>medico</w:t>
-            </w:r>
-            <w:proofErr w:type="spellEnd"/>
-            <w:r>
-              <w:rPr>
-                <w:sz w:val="20"/>
-                <w:lang w:val="es-DO"/>
-              </w:rPr>
-              <w:t>.</w:t>
+              <w:t>El sistema debe validar disponibilidad de horarios, recesos y bloqueos del medico.</w:t>
             </w:r>
           </w:p>
         </w:tc>
@@ -7588,23 +4780,7 @@
                 <w:sz w:val="20"/>
                 <w:lang w:val="es-DO"/>
               </w:rPr>
-              <w:t xml:space="preserve">El sistema debe permitir registrar notas </w:t>
-            </w:r>
-            <w:proofErr w:type="spellStart"/>
-            <w:r>
-              <w:rPr>
-                <w:sz w:val="20"/>
-                <w:lang w:val="es-DO"/>
-              </w:rPr>
-              <w:t>clinicas</w:t>
-            </w:r>
-            <w:proofErr w:type="spellEnd"/>
-            <w:r>
-              <w:rPr>
-                <w:sz w:val="20"/>
-                <w:lang w:val="es-DO"/>
-              </w:rPr>
-              <w:t>, historial y signos vitales del paciente.</w:t>
+              <w:t>El sistema debe permitir registrar notas clinicas, historial y signos vitales del paciente.</w:t>
             </w:r>
           </w:p>
         </w:tc>
@@ -7672,23 +4848,7 @@
                 <w:sz w:val="20"/>
                 <w:lang w:val="es-DO"/>
               </w:rPr>
-              <w:t xml:space="preserve">El sistema debe permitir emitir y consultar recetas </w:t>
-            </w:r>
-            <w:proofErr w:type="spellStart"/>
-            <w:r>
-              <w:rPr>
-                <w:sz w:val="20"/>
-                <w:lang w:val="es-DO"/>
-              </w:rPr>
-              <w:t>medicas</w:t>
-            </w:r>
-            <w:proofErr w:type="spellEnd"/>
-            <w:r>
-              <w:rPr>
-                <w:sz w:val="20"/>
-                <w:lang w:val="es-DO"/>
-              </w:rPr>
-              <w:t>.</w:t>
+              <w:t>El sistema debe permitir emitir y consultar recetas medicas.</w:t>
             </w:r>
           </w:p>
         </w:tc>
@@ -8100,7 +5260,6 @@
             <w:pPr>
               <w:spacing w:after="0" w:line="264" w:lineRule="auto"/>
             </w:pPr>
-            <w:proofErr w:type="spellStart"/>
             <w:r>
               <w:rPr>
                 <w:b/>
@@ -8109,7 +5268,6 @@
               </w:rPr>
               <w:t>Codigo</w:t>
             </w:r>
-            <w:proofErr w:type="spellEnd"/>
           </w:p>
         </w:tc>
         <w:tc>
@@ -8208,39 +5366,7 @@
                 <w:sz w:val="20"/>
                 <w:lang w:val="es-DO"/>
               </w:rPr>
-              <w:t xml:space="preserve">Uso de sesiones seguras, control de acceso por </w:t>
-            </w:r>
-            <w:proofErr w:type="spellStart"/>
-            <w:r>
-              <w:rPr>
-                <w:sz w:val="20"/>
-                <w:lang w:val="es-DO"/>
-              </w:rPr>
-              <w:t>autenticacion</w:t>
-            </w:r>
-            <w:proofErr w:type="spellEnd"/>
-            <w:r>
-              <w:rPr>
-                <w:sz w:val="20"/>
-                <w:lang w:val="es-DO"/>
-              </w:rPr>
-              <w:t xml:space="preserve"> y cookies </w:t>
-            </w:r>
-            <w:proofErr w:type="spellStart"/>
-            <w:r>
-              <w:rPr>
-                <w:sz w:val="20"/>
-                <w:lang w:val="es-DO"/>
-              </w:rPr>
-              <w:t>HTTPOnly</w:t>
-            </w:r>
-            <w:proofErr w:type="spellEnd"/>
-            <w:r>
-              <w:rPr>
-                <w:sz w:val="20"/>
-                <w:lang w:val="es-DO"/>
-              </w:rPr>
-              <w:t>.</w:t>
+              <w:t>Uso de sesiones seguras, control de acceso por autenticacion y cookies HTTPOnly.</w:t>
             </w:r>
           </w:p>
         </w:tc>
@@ -8343,6 +5469,7 @@
                 <w:b/>
                 <w:sz w:val="20"/>
               </w:rPr>
+              <w:lastRenderedPageBreak/>
               <w:t>RNF-03</w:t>
             </w:r>
           </w:p>
@@ -8371,29 +5498,12 @@
                 <w:lang w:val="es-DO"/>
               </w:rPr>
             </w:pPr>
-            <w:proofErr w:type="spellStart"/>
             <w:r>
               <w:rPr>
                 <w:sz w:val="20"/>
                 <w:lang w:val="es-DO"/>
               </w:rPr>
-              <w:t>Separacion</w:t>
-            </w:r>
-            <w:proofErr w:type="spellEnd"/>
-            <w:r>
-              <w:rPr>
-                <w:sz w:val="20"/>
-                <w:lang w:val="es-DO"/>
-              </w:rPr>
-              <w:t xml:space="preserve"> de responsabilidades por capas: rutas, </w:t>
-            </w:r>
-            <w:r>
-              <w:rPr>
-                <w:sz w:val="20"/>
-                <w:lang w:val="es-DO"/>
-              </w:rPr>
-              <w:lastRenderedPageBreak/>
-              <w:t>controladores y servicios.</w:t>
+              <w:t>Separacion de responsabilidades por capas: rutas, controladores y servicios.</w:t>
             </w:r>
           </w:p>
         </w:tc>
@@ -8428,7 +5538,6 @@
                 <w:b/>
                 <w:sz w:val="20"/>
               </w:rPr>
-              <w:lastRenderedPageBreak/>
               <w:t>RNF-04</w:t>
             </w:r>
           </w:p>
@@ -8462,23 +5571,7 @@
                 <w:sz w:val="20"/>
                 <w:lang w:val="es-DO"/>
               </w:rPr>
-              <w:t xml:space="preserve">Capacidad de </w:t>
-            </w:r>
-            <w:proofErr w:type="spellStart"/>
-            <w:r>
-              <w:rPr>
-                <w:sz w:val="20"/>
-                <w:lang w:val="es-DO"/>
-              </w:rPr>
-              <w:t>integracion</w:t>
-            </w:r>
-            <w:proofErr w:type="spellEnd"/>
-            <w:r>
-              <w:rPr>
-                <w:sz w:val="20"/>
-                <w:lang w:val="es-DO"/>
-              </w:rPr>
-              <w:t xml:space="preserve"> con servicios externos de correo, SMS y pagos.</w:t>
+              <w:t>Capacidad de integracion con servicios externos de correo, SMS y pagos.</w:t>
             </w:r>
           </w:p>
         </w:tc>
@@ -8546,23 +5639,7 @@
                 <w:sz w:val="20"/>
                 <w:lang w:val="es-DO"/>
               </w:rPr>
-              <w:t xml:space="preserve">Posibilidad de exportar </w:t>
-            </w:r>
-            <w:proofErr w:type="spellStart"/>
-            <w:r>
-              <w:rPr>
-                <w:sz w:val="20"/>
-                <w:lang w:val="es-DO"/>
-              </w:rPr>
-              <w:t>informacion</w:t>
-            </w:r>
-            <w:proofErr w:type="spellEnd"/>
-            <w:r>
-              <w:rPr>
-                <w:sz w:val="20"/>
-                <w:lang w:val="es-DO"/>
-              </w:rPr>
-              <w:t xml:space="preserve"> para fines administrativos y de control.</w:t>
+              <w:t>Posibilidad de exportar informacion para fines administrativos y de control.</w:t>
             </w:r>
           </w:p>
         </w:tc>
@@ -8630,55 +5707,7 @@
                 <w:sz w:val="20"/>
                 <w:lang w:val="es-DO"/>
               </w:rPr>
-              <w:t xml:space="preserve">Se recomienda fortalecer pruebas automatizadas, </w:t>
-            </w:r>
-            <w:proofErr w:type="spellStart"/>
-            <w:r>
-              <w:rPr>
-                <w:sz w:val="20"/>
-                <w:lang w:val="es-DO"/>
-              </w:rPr>
-              <w:t>logging</w:t>
-            </w:r>
-            <w:proofErr w:type="spellEnd"/>
-            <w:r>
-              <w:rPr>
-                <w:sz w:val="20"/>
-                <w:lang w:val="es-DO"/>
-              </w:rPr>
-              <w:t xml:space="preserve"> y seguridad </w:t>
-            </w:r>
-            <w:proofErr w:type="spellStart"/>
-            <w:r>
-              <w:rPr>
-                <w:sz w:val="20"/>
-                <w:lang w:val="es-DO"/>
-              </w:rPr>
-              <w:t>criptografica</w:t>
-            </w:r>
-            <w:proofErr w:type="spellEnd"/>
-            <w:r>
-              <w:rPr>
-                <w:sz w:val="20"/>
-                <w:lang w:val="es-DO"/>
-              </w:rPr>
-              <w:t xml:space="preserve"> para </w:t>
-            </w:r>
-            <w:proofErr w:type="spellStart"/>
-            <w:r>
-              <w:rPr>
-                <w:sz w:val="20"/>
-                <w:lang w:val="es-DO"/>
-              </w:rPr>
-              <w:t>produccion</w:t>
-            </w:r>
-            <w:proofErr w:type="spellEnd"/>
-            <w:r>
-              <w:rPr>
-                <w:sz w:val="20"/>
-                <w:lang w:val="es-DO"/>
-              </w:rPr>
-              <w:t>.</w:t>
+              <w:t>Se recomienda fortalecer pruebas automatizadas, logging y seguridad criptografica para produccion.</w:t>
             </w:r>
           </w:p>
         </w:tc>
@@ -9112,39 +6141,7 @@
                 <w:sz w:val="20"/>
                 <w:lang w:val="es-DO"/>
               </w:rPr>
-              <w:t xml:space="preserve">Horarios base de </w:t>
-            </w:r>
-            <w:proofErr w:type="spellStart"/>
-            <w:r>
-              <w:rPr>
-                <w:sz w:val="20"/>
-                <w:lang w:val="es-DO"/>
-              </w:rPr>
-              <w:t>atencion</w:t>
-            </w:r>
-            <w:proofErr w:type="spellEnd"/>
-            <w:r>
-              <w:rPr>
-                <w:sz w:val="20"/>
-                <w:lang w:val="es-DO"/>
-              </w:rPr>
-              <w:t xml:space="preserve"> por </w:t>
-            </w:r>
-            <w:proofErr w:type="spellStart"/>
-            <w:r>
-              <w:rPr>
-                <w:sz w:val="20"/>
-                <w:lang w:val="es-DO"/>
-              </w:rPr>
-              <w:t>medico</w:t>
-            </w:r>
-            <w:proofErr w:type="spellEnd"/>
-            <w:r>
-              <w:rPr>
-                <w:sz w:val="20"/>
-                <w:lang w:val="es-DO"/>
-              </w:rPr>
-              <w:t>.</w:t>
+              <w:t>Horarios base de atencion por medico.</w:t>
             </w:r>
           </w:p>
         </w:tc>
@@ -9174,7 +6171,6 @@
             <w:pPr>
               <w:spacing w:after="0" w:line="264" w:lineRule="auto"/>
             </w:pPr>
-            <w:proofErr w:type="spellStart"/>
             <w:r>
               <w:rPr>
                 <w:b/>
@@ -9182,7 +6178,6 @@
               </w:rPr>
               <w:t>doctor_unavailability</w:t>
             </w:r>
-            <w:proofErr w:type="spellEnd"/>
           </w:p>
         </w:tc>
         <w:tc>
@@ -9244,37 +6239,12 @@
             <w:pPr>
               <w:spacing w:after="0" w:line="264" w:lineRule="auto"/>
             </w:pPr>
-            <w:proofErr w:type="spellStart"/>
             <w:r>
               <w:rPr>
                 <w:b/>
                 <w:sz w:val="20"/>
               </w:rPr>
-              <w:t>medical_history</w:t>
-            </w:r>
-            <w:proofErr w:type="spellEnd"/>
-            <w:r>
-              <w:rPr>
-                <w:b/>
-                <w:sz w:val="20"/>
-              </w:rPr>
-              <w:t xml:space="preserve"> / </w:t>
-            </w:r>
-            <w:proofErr w:type="spellStart"/>
-            <w:r>
-              <w:rPr>
-                <w:b/>
-                <w:sz w:val="20"/>
-              </w:rPr>
-              <w:t>vital_signs</w:t>
-            </w:r>
-            <w:proofErr w:type="spellEnd"/>
-            <w:r>
-              <w:rPr>
-                <w:b/>
-                <w:sz w:val="20"/>
-              </w:rPr>
-              <w:t xml:space="preserve"> / patient_documents</w:t>
+              <w:t>medical_history / vital_signs / patient_documents</w:t>
             </w:r>
           </w:p>
         </w:tc>
@@ -9302,37 +6272,12 @@
                 <w:lang w:val="es-DO"/>
               </w:rPr>
             </w:pPr>
-            <w:proofErr w:type="spellStart"/>
             <w:r>
               <w:rPr>
                 <w:sz w:val="20"/>
                 <w:lang w:val="es-DO"/>
               </w:rPr>
-              <w:t>Informacion</w:t>
-            </w:r>
-            <w:proofErr w:type="spellEnd"/>
-            <w:r>
-              <w:rPr>
-                <w:sz w:val="20"/>
-                <w:lang w:val="es-DO"/>
-              </w:rPr>
-              <w:t xml:space="preserve"> </w:t>
-            </w:r>
-            <w:proofErr w:type="spellStart"/>
-            <w:r>
-              <w:rPr>
-                <w:sz w:val="20"/>
-                <w:lang w:val="es-DO"/>
-              </w:rPr>
-              <w:t>clinica</w:t>
-            </w:r>
-            <w:proofErr w:type="spellEnd"/>
-            <w:r>
-              <w:rPr>
-                <w:sz w:val="20"/>
-                <w:lang w:val="es-DO"/>
-              </w:rPr>
-              <w:t xml:space="preserve"> complementaria del paciente.</w:t>
+              <w:t>Informacion clinica complementaria del paciente.</w:t>
             </w:r>
           </w:p>
         </w:tc>
@@ -9367,23 +6312,7 @@
                 <w:b/>
                 <w:sz w:val="20"/>
               </w:rPr>
-              <w:t xml:space="preserve">prescriptions / </w:t>
-            </w:r>
-            <w:proofErr w:type="spellStart"/>
-            <w:r>
-              <w:rPr>
-                <w:b/>
-                <w:sz w:val="20"/>
-              </w:rPr>
-              <w:t>prescription_items</w:t>
-            </w:r>
-            <w:proofErr w:type="spellEnd"/>
-            <w:r>
-              <w:rPr>
-                <w:b/>
-                <w:sz w:val="20"/>
-              </w:rPr>
-              <w:t xml:space="preserve"> / medications</w:t>
+              <w:t>prescriptions / prescription_items / medications</w:t>
             </w:r>
           </w:p>
         </w:tc>
@@ -9416,23 +6345,7 @@
                 <w:sz w:val="20"/>
                 <w:lang w:val="es-DO"/>
               </w:rPr>
-              <w:t xml:space="preserve">Recetas y </w:t>
-            </w:r>
-            <w:proofErr w:type="spellStart"/>
-            <w:r>
-              <w:rPr>
-                <w:sz w:val="20"/>
-                <w:lang w:val="es-DO"/>
-              </w:rPr>
-              <w:t>catalogo</w:t>
-            </w:r>
-            <w:proofErr w:type="spellEnd"/>
-            <w:r>
-              <w:rPr>
-                <w:sz w:val="20"/>
-                <w:lang w:val="es-DO"/>
-              </w:rPr>
-              <w:t xml:space="preserve"> de medicamentos.</w:t>
+              <w:t>Recetas y catalogo de medicamentos.</w:t>
             </w:r>
           </w:p>
         </w:tc>
@@ -9535,23 +6448,7 @@
                 <w:b/>
                 <w:sz w:val="20"/>
               </w:rPr>
-              <w:t xml:space="preserve">notifications / </w:t>
-            </w:r>
-            <w:proofErr w:type="spellStart"/>
-            <w:r>
-              <w:rPr>
-                <w:b/>
-                <w:sz w:val="20"/>
-              </w:rPr>
-              <w:t>audit_log</w:t>
-            </w:r>
-            <w:proofErr w:type="spellEnd"/>
-            <w:r>
-              <w:rPr>
-                <w:b/>
-                <w:sz w:val="20"/>
-              </w:rPr>
-              <w:t xml:space="preserve"> / appointment_reminders</w:t>
+              <w:t>notifications / audit_log / appointment_reminders</w:t>
             </w:r>
           </w:p>
         </w:tc>
@@ -9584,23 +6481,7 @@
                 <w:sz w:val="20"/>
                 <w:lang w:val="es-DO"/>
               </w:rPr>
-              <w:t xml:space="preserve">Notificaciones internas, </w:t>
-            </w:r>
-            <w:proofErr w:type="spellStart"/>
-            <w:r>
-              <w:rPr>
-                <w:sz w:val="20"/>
-                <w:lang w:val="es-DO"/>
-              </w:rPr>
-              <w:t>bitacora</w:t>
-            </w:r>
-            <w:proofErr w:type="spellEnd"/>
-            <w:r>
-              <w:rPr>
-                <w:sz w:val="20"/>
-                <w:lang w:val="es-DO"/>
-              </w:rPr>
-              <w:t xml:space="preserve"> y recordatorios.</w:t>
+              <w:t>Notificaciones internas, bitacora y recordatorios.</w:t>
             </w:r>
           </w:p>
         </w:tc>
@@ -9628,76 +6509,7 @@
           <w:color w:val="1F4E79"/>
           <w:sz w:val="28"/>
         </w:rPr>
-        <w:t xml:space="preserve">15. </w:t>
-      </w:r>
-      <w:proofErr w:type="spellStart"/>
-      <w:r>
-        <w:rPr>
-          <w:b/>
-          <w:color w:val="1F4E79"/>
-          <w:sz w:val="28"/>
-        </w:rPr>
-        <w:t>Entregables</w:t>
-      </w:r>
-      <w:proofErr w:type="spellEnd"/>
-      <w:r>
-        <w:rPr>
-          <w:b/>
-          <w:color w:val="1F4E79"/>
-          <w:sz w:val="28"/>
-        </w:rPr>
-        <w:t xml:space="preserve"> </w:t>
-      </w:r>
-      <w:proofErr w:type="spellStart"/>
-      <w:r>
-        <w:rPr>
-          <w:b/>
-          <w:color w:val="1F4E79"/>
-          <w:sz w:val="28"/>
-        </w:rPr>
-        <w:t>identificados</w:t>
-      </w:r>
-      <w:proofErr w:type="spellEnd"/>
-    </w:p>
-    <w:p>
-      <w:pPr>
-        <w:pStyle w:val="Listaconvietas"/>
-        <w:spacing w:after="140" w:line="283" w:lineRule="auto"/>
-        <w:rPr>
-          <w:lang w:val="es-DO"/>
-        </w:rPr>
-      </w:pPr>
-      <w:proofErr w:type="spellStart"/>
-      <w:r>
-        <w:rPr>
-          <w:sz w:val="20"/>
-          <w:lang w:val="es-DO"/>
-        </w:rPr>
-        <w:t>Aplicacion</w:t>
-      </w:r>
-      <w:proofErr w:type="spellEnd"/>
-      <w:r>
-        <w:rPr>
-          <w:sz w:val="20"/>
-          <w:lang w:val="es-DO"/>
-        </w:rPr>
-        <w:t xml:space="preserve"> web </w:t>
-      </w:r>
-      <w:proofErr w:type="spellStart"/>
-      <w:r>
-        <w:rPr>
-          <w:sz w:val="20"/>
-          <w:lang w:val="es-DO"/>
-        </w:rPr>
-        <w:t>backend</w:t>
-      </w:r>
-      <w:proofErr w:type="spellEnd"/>
-      <w:r>
-        <w:rPr>
-          <w:sz w:val="20"/>
-          <w:lang w:val="es-DO"/>
-        </w:rPr>
-        <w:t xml:space="preserve"> desarrollada con Flask.</w:t>
+        <w:t>15. Entregables identificados</w:t>
       </w:r>
     </w:p>
     <w:p>
@@ -9708,69 +6520,12 @@
           <w:lang w:val="es-DO"/>
         </w:rPr>
       </w:pPr>
-      <w:proofErr w:type="spellStart"/>
       <w:r>
         <w:rPr>
           <w:sz w:val="20"/>
           <w:lang w:val="es-DO"/>
         </w:rPr>
-        <w:t>Aplicacion</w:t>
-      </w:r>
-      <w:proofErr w:type="spellEnd"/>
-      <w:r>
-        <w:rPr>
-          <w:sz w:val="20"/>
-          <w:lang w:val="es-DO"/>
-        </w:rPr>
-        <w:t xml:space="preserve"> </w:t>
-      </w:r>
-      <w:proofErr w:type="spellStart"/>
-      <w:r>
-        <w:rPr>
-          <w:sz w:val="20"/>
-          <w:lang w:val="es-DO"/>
-        </w:rPr>
-        <w:t>frontend</w:t>
-      </w:r>
-      <w:proofErr w:type="spellEnd"/>
-      <w:r>
-        <w:rPr>
-          <w:sz w:val="20"/>
-          <w:lang w:val="es-DO"/>
-        </w:rPr>
-        <w:t xml:space="preserve"> desarrollada con </w:t>
-      </w:r>
-      <w:proofErr w:type="spellStart"/>
-      <w:r>
-        <w:rPr>
-          <w:sz w:val="20"/>
-          <w:lang w:val="es-DO"/>
-        </w:rPr>
-        <w:t>React</w:t>
-      </w:r>
-      <w:proofErr w:type="spellEnd"/>
-      <w:r>
-        <w:rPr>
-          <w:sz w:val="20"/>
-          <w:lang w:val="es-DO"/>
-        </w:rPr>
-        <w:t xml:space="preserve">, Vite y </w:t>
-      </w:r>
-      <w:proofErr w:type="spellStart"/>
-      <w:r>
-        <w:rPr>
-          <w:sz w:val="20"/>
-          <w:lang w:val="es-DO"/>
-        </w:rPr>
-        <w:t>Tailwind</w:t>
-      </w:r>
-      <w:proofErr w:type="spellEnd"/>
-      <w:r>
-        <w:rPr>
-          <w:sz w:val="20"/>
-          <w:lang w:val="es-DO"/>
-        </w:rPr>
-        <w:t xml:space="preserve"> CSS.</w:t>
+        <w:t>Aplicacion web backend desarrollada con Flask.</w:t>
       </w:r>
     </w:p>
     <w:p>
@@ -9781,37 +6536,12 @@
           <w:lang w:val="es-DO"/>
         </w:rPr>
       </w:pPr>
-      <w:proofErr w:type="spellStart"/>
       <w:r>
         <w:rPr>
           <w:sz w:val="20"/>
           <w:lang w:val="es-DO"/>
         </w:rPr>
-        <w:t>Modulo</w:t>
-      </w:r>
-      <w:proofErr w:type="spellEnd"/>
-      <w:r>
-        <w:rPr>
-          <w:sz w:val="20"/>
-          <w:lang w:val="es-DO"/>
-        </w:rPr>
-        <w:t xml:space="preserve"> de agenda y </w:t>
-      </w:r>
-      <w:proofErr w:type="spellStart"/>
-      <w:r>
-        <w:rPr>
-          <w:sz w:val="20"/>
-          <w:lang w:val="es-DO"/>
-        </w:rPr>
-        <w:t>gestion</w:t>
-      </w:r>
-      <w:proofErr w:type="spellEnd"/>
-      <w:r>
-        <w:rPr>
-          <w:sz w:val="20"/>
-          <w:lang w:val="es-DO"/>
-        </w:rPr>
-        <w:t xml:space="preserve"> de citas.</w:t>
+        <w:t>Aplicacion frontend desarrollada con React, Vite y Tailwind CSS.</w:t>
       </w:r>
     </w:p>
     <w:p>
@@ -9822,53 +6552,12 @@
           <w:lang w:val="es-DO"/>
         </w:rPr>
       </w:pPr>
-      <w:proofErr w:type="spellStart"/>
       <w:r>
         <w:rPr>
           <w:sz w:val="20"/>
           <w:lang w:val="es-DO"/>
         </w:rPr>
-        <w:t>Modulo</w:t>
-      </w:r>
-      <w:proofErr w:type="spellEnd"/>
-      <w:r>
-        <w:rPr>
-          <w:sz w:val="20"/>
-          <w:lang w:val="es-DO"/>
-        </w:rPr>
-        <w:t xml:space="preserve"> de pacientes y expediente </w:t>
-      </w:r>
-      <w:proofErr w:type="spellStart"/>
-      <w:r>
-        <w:rPr>
-          <w:sz w:val="20"/>
-          <w:lang w:val="es-DO"/>
-        </w:rPr>
-        <w:t>clinico</w:t>
-      </w:r>
-      <w:proofErr w:type="spellEnd"/>
-      <w:r>
-        <w:rPr>
-          <w:sz w:val="20"/>
-          <w:lang w:val="es-DO"/>
-        </w:rPr>
-        <w:t xml:space="preserve"> </w:t>
-      </w:r>
-      <w:proofErr w:type="spellStart"/>
-      <w:r>
-        <w:rPr>
-          <w:sz w:val="20"/>
-          <w:lang w:val="es-DO"/>
-        </w:rPr>
-        <w:t>basico</w:t>
-      </w:r>
-      <w:proofErr w:type="spellEnd"/>
-      <w:r>
-        <w:rPr>
-          <w:sz w:val="20"/>
-          <w:lang w:val="es-DO"/>
-        </w:rPr>
-        <w:t>.</w:t>
+        <w:t>Modulo de agenda y gestion de citas.</w:t>
       </w:r>
     </w:p>
     <w:p>
@@ -9879,37 +6568,28 @@
           <w:lang w:val="es-DO"/>
         </w:rPr>
       </w:pPr>
-      <w:proofErr w:type="spellStart"/>
       <w:r>
         <w:rPr>
           <w:sz w:val="20"/>
           <w:lang w:val="es-DO"/>
         </w:rPr>
-        <w:t>Modulo</w:t>
+        <w:t>Modulo de pacientes y expediente clinico basico.</w:t>
       </w:r>
-      <w:proofErr w:type="spellEnd"/>
+    </w:p>
+    <w:p>
+      <w:pPr>
+        <w:pStyle w:val="Listaconvietas"/>
+        <w:spacing w:after="140" w:line="283" w:lineRule="auto"/>
+        <w:rPr>
+          <w:lang w:val="es-DO"/>
+        </w:rPr>
+      </w:pPr>
       <w:r>
         <w:rPr>
           <w:sz w:val="20"/>
           <w:lang w:val="es-DO"/>
         </w:rPr>
-        <w:t xml:space="preserve"> de </w:t>
-      </w:r>
-      <w:proofErr w:type="spellStart"/>
-      <w:r>
-        <w:rPr>
-          <w:sz w:val="20"/>
-          <w:lang w:val="es-DO"/>
-        </w:rPr>
-        <w:t>medicos</w:t>
-      </w:r>
-      <w:proofErr w:type="spellEnd"/>
-      <w:r>
-        <w:rPr>
-          <w:sz w:val="20"/>
-          <w:lang w:val="es-DO"/>
-        </w:rPr>
-        <w:t xml:space="preserve"> y horarios.</w:t>
+        <w:t>Modulo de medicos y horarios.</w:t>
       </w:r>
     </w:p>
     <w:p>
@@ -9921,35 +6601,7 @@
         <w:rPr>
           <w:sz w:val="20"/>
         </w:rPr>
-        <w:t xml:space="preserve">Modulo de </w:t>
-      </w:r>
-      <w:proofErr w:type="spellStart"/>
-      <w:r>
-        <w:rPr>
-          <w:sz w:val="20"/>
-        </w:rPr>
-        <w:t>recetas</w:t>
-      </w:r>
-      <w:proofErr w:type="spellEnd"/>
-      <w:r>
-        <w:rPr>
-          <w:sz w:val="20"/>
-        </w:rPr>
-        <w:t xml:space="preserve"> </w:t>
-      </w:r>
-      <w:proofErr w:type="spellStart"/>
-      <w:r>
-        <w:rPr>
-          <w:sz w:val="20"/>
-        </w:rPr>
-        <w:t>medicas</w:t>
-      </w:r>
-      <w:proofErr w:type="spellEnd"/>
-      <w:r>
-        <w:rPr>
-          <w:sz w:val="20"/>
-        </w:rPr>
-        <w:t>.</w:t>
+        <w:t>Modulo de recetas medicas.</w:t>
       </w:r>
     </w:p>
     <w:p>
@@ -9960,21 +6612,12 @@
           <w:lang w:val="es-DO"/>
         </w:rPr>
       </w:pPr>
-      <w:proofErr w:type="spellStart"/>
       <w:r>
         <w:rPr>
           <w:sz w:val="20"/>
           <w:lang w:val="es-DO"/>
         </w:rPr>
-        <w:t>Modulo</w:t>
-      </w:r>
-      <w:proofErr w:type="spellEnd"/>
-      <w:r>
-        <w:rPr>
-          <w:sz w:val="20"/>
-          <w:lang w:val="es-DO"/>
-        </w:rPr>
-        <w:t xml:space="preserve"> de pagos con soporte para cobro online.</w:t>
+        <w:t>Modulo de pagos con soporte para cobro online.</w:t>
       </w:r>
     </w:p>
     <w:p>
@@ -9985,53 +6628,12 @@
           <w:lang w:val="es-DO"/>
         </w:rPr>
       </w:pPr>
-      <w:proofErr w:type="spellStart"/>
       <w:r>
         <w:rPr>
           <w:sz w:val="20"/>
           <w:lang w:val="es-DO"/>
         </w:rPr>
-        <w:t>Modulo</w:t>
-      </w:r>
-      <w:proofErr w:type="spellEnd"/>
-      <w:r>
-        <w:rPr>
-          <w:sz w:val="20"/>
-          <w:lang w:val="es-DO"/>
-        </w:rPr>
-        <w:t xml:space="preserve"> de reportes y </w:t>
-      </w:r>
-      <w:proofErr w:type="spellStart"/>
-      <w:r>
-        <w:rPr>
-          <w:sz w:val="20"/>
-          <w:lang w:val="es-DO"/>
-        </w:rPr>
-        <w:t>exportacion</w:t>
-      </w:r>
-      <w:proofErr w:type="spellEnd"/>
-      <w:r>
-        <w:rPr>
-          <w:sz w:val="20"/>
-          <w:lang w:val="es-DO"/>
-        </w:rPr>
-        <w:t xml:space="preserve"> de </w:t>
-      </w:r>
-      <w:proofErr w:type="spellStart"/>
-      <w:r>
-        <w:rPr>
-          <w:sz w:val="20"/>
-          <w:lang w:val="es-DO"/>
-        </w:rPr>
-        <w:t>informacion</w:t>
-      </w:r>
-      <w:proofErr w:type="spellEnd"/>
-      <w:r>
-        <w:rPr>
-          <w:sz w:val="20"/>
-          <w:lang w:val="es-DO"/>
-        </w:rPr>
-        <w:t>.</w:t>
+        <w:t>Modulo de reportes y exportacion de informacion.</w:t>
       </w:r>
     </w:p>
     <w:p>
@@ -10042,37 +6644,13 @@
           <w:lang w:val="es-DO"/>
         </w:rPr>
       </w:pPr>
-      <w:proofErr w:type="spellStart"/>
       <w:r>
         <w:rPr>
           <w:sz w:val="20"/>
           <w:lang w:val="es-DO"/>
         </w:rPr>
-        <w:t>Modulo</w:t>
-      </w:r>
-      <w:proofErr w:type="spellEnd"/>
-      <w:r>
-        <w:rPr>
-          <w:sz w:val="20"/>
-          <w:lang w:val="es-DO"/>
-        </w:rPr>
-        <w:t xml:space="preserve"> de notificaciones, </w:t>
-      </w:r>
-      <w:proofErr w:type="spellStart"/>
-      <w:r>
-        <w:rPr>
-          <w:sz w:val="20"/>
-          <w:lang w:val="es-DO"/>
-        </w:rPr>
-        <w:t>configuracion</w:t>
-      </w:r>
-      <w:proofErr w:type="spellEnd"/>
-      <w:r>
-        <w:rPr>
-          <w:sz w:val="20"/>
-          <w:lang w:val="es-DO"/>
-        </w:rPr>
-        <w:t xml:space="preserve"> y auditoria.</w:t>
+        <w:lastRenderedPageBreak/>
+        <w:t>Modulo de notificaciones, configuracion y auditoria.</w:t>
       </w:r>
     </w:p>
     <w:p>
@@ -10084,21 +6662,7 @@
         <w:rPr>
           <w:sz w:val="20"/>
         </w:rPr>
-        <w:t xml:space="preserve">Manual de </w:t>
-      </w:r>
-      <w:proofErr w:type="spellStart"/>
-      <w:r>
-        <w:rPr>
-          <w:sz w:val="20"/>
-        </w:rPr>
-        <w:t>usuario</w:t>
-      </w:r>
-      <w:proofErr w:type="spellEnd"/>
-      <w:r>
-        <w:rPr>
-          <w:sz w:val="20"/>
-        </w:rPr>
-        <w:t>.</w:t>
+        <w:t>Manual de usuario.</w:t>
       </w:r>
     </w:p>
     <w:p>
@@ -10110,7 +6674,6 @@
         <w:rPr>
           <w:sz w:val="20"/>
         </w:rPr>
-        <w:lastRenderedPageBreak/>
         <w:t>Manual tecnico.</w:t>
       </w:r>
     </w:p>
@@ -10144,54 +6707,8 @@
           <w:color w:val="1F4E79"/>
           <w:sz w:val="28"/>
         </w:rPr>
-        <w:t xml:space="preserve">16. </w:t>
+        <w:t>16. Dependencias e integraciones criticas</w:t>
       </w:r>
-      <w:proofErr w:type="spellStart"/>
-      <w:r>
-        <w:rPr>
-          <w:b/>
-          <w:color w:val="1F4E79"/>
-          <w:sz w:val="28"/>
-        </w:rPr>
-        <w:t>Dependencias</w:t>
-      </w:r>
-      <w:proofErr w:type="spellEnd"/>
-      <w:r>
-        <w:rPr>
-          <w:b/>
-          <w:color w:val="1F4E79"/>
-          <w:sz w:val="28"/>
-        </w:rPr>
-        <w:t xml:space="preserve"> e </w:t>
-      </w:r>
-      <w:proofErr w:type="spellStart"/>
-      <w:r>
-        <w:rPr>
-          <w:b/>
-          <w:color w:val="1F4E79"/>
-          <w:sz w:val="28"/>
-        </w:rPr>
-        <w:t>integraciones</w:t>
-      </w:r>
-      <w:proofErr w:type="spellEnd"/>
-      <w:r>
-        <w:rPr>
-          <w:b/>
-          <w:color w:val="1F4E79"/>
-          <w:sz w:val="28"/>
-        </w:rPr>
-        <w:t xml:space="preserve"> </w:t>
-      </w:r>
-      <w:proofErr w:type="spellStart"/>
-      <w:r>
-        <w:rPr>
-          <w:b/>
-          <w:color w:val="1F4E79"/>
-          <w:sz w:val="28"/>
-        </w:rPr>
-        <w:t>criticas</w:t>
-      </w:r>
-      <w:proofErr w:type="spellEnd"/>
     </w:p>
     <w:tbl>
       <w:tblPr>
@@ -10368,23 +6885,7 @@
                 <w:sz w:val="19"/>
                 <w:lang w:val="es-DO"/>
               </w:rPr>
-              <w:t>Persistencia principal de datos mediante acceso HTTP/</w:t>
-            </w:r>
-            <w:proofErr w:type="spellStart"/>
-            <w:r>
-              <w:rPr>
-                <w:sz w:val="19"/>
-                <w:lang w:val="es-DO"/>
-              </w:rPr>
-              <w:t>PostgREST</w:t>
-            </w:r>
-            <w:proofErr w:type="spellEnd"/>
-            <w:r>
-              <w:rPr>
-                <w:sz w:val="19"/>
-                <w:lang w:val="es-DO"/>
-              </w:rPr>
-              <w:t>.</w:t>
+              <w:t>Persistencia principal de datos mediante acceso HTTP/PostgREST.</w:t>
             </w:r>
           </w:p>
         </w:tc>
@@ -10571,53 +7072,12 @@
                 <w:lang w:val="es-DO"/>
               </w:rPr>
             </w:pPr>
-            <w:proofErr w:type="spellStart"/>
             <w:r>
               <w:rPr>
                 <w:sz w:val="19"/>
                 <w:lang w:val="es-DO"/>
               </w:rPr>
-              <w:t>Envio</w:t>
-            </w:r>
-            <w:proofErr w:type="spellEnd"/>
-            <w:r>
-              <w:rPr>
-                <w:sz w:val="19"/>
-                <w:lang w:val="es-DO"/>
-              </w:rPr>
-              <w:t xml:space="preserve"> de correos, incluyendo </w:t>
-            </w:r>
-            <w:proofErr w:type="spellStart"/>
-            <w:r>
-              <w:rPr>
-                <w:sz w:val="19"/>
-                <w:lang w:val="es-DO"/>
-              </w:rPr>
-              <w:t>recuperacion</w:t>
-            </w:r>
-            <w:proofErr w:type="spellEnd"/>
-            <w:r>
-              <w:rPr>
-                <w:sz w:val="19"/>
-                <w:lang w:val="es-DO"/>
-              </w:rPr>
-              <w:t xml:space="preserve"> de </w:t>
-            </w:r>
-            <w:proofErr w:type="spellStart"/>
-            <w:r>
-              <w:rPr>
-                <w:sz w:val="19"/>
-                <w:lang w:val="es-DO"/>
-              </w:rPr>
-              <w:t>contrasena</w:t>
-            </w:r>
-            <w:proofErr w:type="spellEnd"/>
-            <w:r>
-              <w:rPr>
-                <w:sz w:val="19"/>
-                <w:lang w:val="es-DO"/>
-              </w:rPr>
-              <w:t>.</w:t>
+              <w:t>Envio de correos, incluyendo recuperacion de contrasena.</w:t>
             </w:r>
           </w:p>
         </w:tc>
@@ -10708,21 +7168,12 @@
                 <w:lang w:val="es-DO"/>
               </w:rPr>
             </w:pPr>
-            <w:proofErr w:type="spellStart"/>
             <w:r>
               <w:rPr>
                 <w:sz w:val="19"/>
                 <w:lang w:val="es-DO"/>
               </w:rPr>
-              <w:t>Envio</w:t>
-            </w:r>
-            <w:proofErr w:type="spellEnd"/>
-            <w:r>
-              <w:rPr>
-                <w:sz w:val="19"/>
-                <w:lang w:val="es-DO"/>
-              </w:rPr>
-              <w:t xml:space="preserve"> de SMS cuando la funcionalidad esta activada.</w:t>
+              <w:t>Envio de SMS cuando la funcionalidad esta activada.</w:t>
             </w:r>
           </w:p>
         </w:tc>
@@ -10818,39 +7269,7 @@
                 <w:sz w:val="19"/>
                 <w:lang w:val="es-DO"/>
               </w:rPr>
-              <w:t xml:space="preserve">Escaneo de citas </w:t>
-            </w:r>
-            <w:proofErr w:type="spellStart"/>
-            <w:r>
-              <w:rPr>
-                <w:sz w:val="19"/>
-                <w:lang w:val="es-DO"/>
-              </w:rPr>
-              <w:t>proximas</w:t>
-            </w:r>
-            <w:proofErr w:type="spellEnd"/>
-            <w:r>
-              <w:rPr>
-                <w:sz w:val="19"/>
-                <w:lang w:val="es-DO"/>
-              </w:rPr>
-              <w:t xml:space="preserve"> y </w:t>
-            </w:r>
-            <w:proofErr w:type="spellStart"/>
-            <w:r>
-              <w:rPr>
-                <w:sz w:val="19"/>
-                <w:lang w:val="es-DO"/>
-              </w:rPr>
-              <w:t>emision</w:t>
-            </w:r>
-            <w:proofErr w:type="spellEnd"/>
-            <w:r>
-              <w:rPr>
-                <w:sz w:val="19"/>
-                <w:lang w:val="es-DO"/>
-              </w:rPr>
-              <w:t xml:space="preserve"> de recordatorios.</w:t>
+              <w:t>Escaneo de citas proximas y emision de recordatorios.</w:t>
             </w:r>
           </w:p>
         </w:tc>
@@ -10961,7 +7380,6 @@
             <w:pPr>
               <w:spacing w:after="0" w:line="264" w:lineRule="auto"/>
             </w:pPr>
-            <w:proofErr w:type="spellStart"/>
             <w:r>
               <w:rPr>
                 <w:b/>
@@ -10970,7 +7388,6 @@
               </w:rPr>
               <w:t>Codigo</w:t>
             </w:r>
-            <w:proofErr w:type="spellEnd"/>
           </w:p>
         </w:tc>
         <w:tc>
@@ -11132,23 +7549,7 @@
                 <w:sz w:val="19"/>
                 <w:lang w:val="es-DO"/>
               </w:rPr>
-              <w:t xml:space="preserve">No se </w:t>
-            </w:r>
-            <w:proofErr w:type="spellStart"/>
-            <w:r>
-              <w:rPr>
-                <w:sz w:val="19"/>
-                <w:lang w:val="es-DO"/>
-              </w:rPr>
-              <w:t>identifico</w:t>
-            </w:r>
-            <w:proofErr w:type="spellEnd"/>
-            <w:r>
-              <w:rPr>
-                <w:sz w:val="19"/>
-                <w:lang w:val="es-DO"/>
-              </w:rPr>
-              <w:t xml:space="preserve"> una suite formal de pruebas automatizadas.</w:t>
+              <w:t>No se identifico una suite formal de pruebas automatizadas.</w:t>
             </w:r>
           </w:p>
         </w:tc>
@@ -11210,23 +7611,7 @@
                 <w:sz w:val="19"/>
                 <w:lang w:val="es-DO"/>
               </w:rPr>
-              <w:t xml:space="preserve">Incorporar pruebas unitarias, de </w:t>
-            </w:r>
-            <w:proofErr w:type="spellStart"/>
-            <w:r>
-              <w:rPr>
-                <w:sz w:val="19"/>
-                <w:lang w:val="es-DO"/>
-              </w:rPr>
-              <w:t>integracion</w:t>
-            </w:r>
-            <w:proofErr w:type="spellEnd"/>
-            <w:r>
-              <w:rPr>
-                <w:sz w:val="19"/>
-                <w:lang w:val="es-DO"/>
-              </w:rPr>
-              <w:t xml:space="preserve"> y de humo automatizadas.</w:t>
+              <w:t>Incorporar pruebas unitarias, de integracion y de humo automatizadas.</w:t>
             </w:r>
           </w:p>
         </w:tc>
@@ -11293,55 +7678,7 @@
                 <w:sz w:val="19"/>
                 <w:lang w:val="es-DO"/>
               </w:rPr>
-              <w:t xml:space="preserve">El </w:t>
-            </w:r>
-            <w:proofErr w:type="spellStart"/>
-            <w:r>
-              <w:rPr>
-                <w:sz w:val="19"/>
-                <w:lang w:val="es-DO"/>
-              </w:rPr>
-              <w:t>hashing</w:t>
-            </w:r>
-            <w:proofErr w:type="spellEnd"/>
-            <w:r>
-              <w:rPr>
-                <w:sz w:val="19"/>
-                <w:lang w:val="es-DO"/>
-              </w:rPr>
-              <w:t xml:space="preserve"> de </w:t>
-            </w:r>
-            <w:proofErr w:type="spellStart"/>
-            <w:r>
-              <w:rPr>
-                <w:sz w:val="19"/>
-                <w:lang w:val="es-DO"/>
-              </w:rPr>
-              <w:t>contrasenas</w:t>
-            </w:r>
-            <w:proofErr w:type="spellEnd"/>
-            <w:r>
-              <w:rPr>
-                <w:sz w:val="19"/>
-                <w:lang w:val="es-DO"/>
-              </w:rPr>
-              <w:t xml:space="preserve"> observado se describe con SHA-256 y </w:t>
-            </w:r>
-            <w:proofErr w:type="spellStart"/>
-            <w:r>
-              <w:rPr>
-                <w:sz w:val="19"/>
-                <w:lang w:val="es-DO"/>
-              </w:rPr>
-              <w:t>salt</w:t>
-            </w:r>
-            <w:proofErr w:type="spellEnd"/>
-            <w:r>
-              <w:rPr>
-                <w:sz w:val="19"/>
-                <w:lang w:val="es-DO"/>
-              </w:rPr>
-              <w:t>.</w:t>
+              <w:t>El hashing de contrasenas observado se describe con SHA-256 y salt.</w:t>
             </w:r>
           </w:p>
         </w:tc>
@@ -11405,7 +7742,6 @@
               </w:rPr>
               <w:t xml:space="preserve">Migrar a </w:t>
             </w:r>
-            <w:proofErr w:type="spellStart"/>
             <w:r>
               <w:rPr>
                 <w:i/>
@@ -11414,7 +7750,6 @@
               </w:rPr>
               <w:t>bcrypt</w:t>
             </w:r>
-            <w:proofErr w:type="spellEnd"/>
             <w:r>
               <w:rPr>
                 <w:sz w:val="19"/>
@@ -11502,23 +7837,7 @@
                 <w:sz w:val="19"/>
                 <w:lang w:val="es-DO"/>
               </w:rPr>
-              <w:t xml:space="preserve">No se </w:t>
-            </w:r>
-            <w:proofErr w:type="spellStart"/>
-            <w:r>
-              <w:rPr>
-                <w:sz w:val="19"/>
-                <w:lang w:val="es-DO"/>
-              </w:rPr>
-              <w:t>encontro</w:t>
-            </w:r>
-            <w:proofErr w:type="spellEnd"/>
-            <w:r>
-              <w:rPr>
-                <w:sz w:val="19"/>
-                <w:lang w:val="es-DO"/>
-              </w:rPr>
-              <w:t xml:space="preserve"> esquema SQL oficial versionado dentro de la copia revisada.</w:t>
+              <w:t>No se encontro esquema SQL oficial versionado dentro de la copia revisada.</w:t>
             </w:r>
           </w:p>
         </w:tc>
@@ -11647,39 +7966,7 @@
                 <w:sz w:val="19"/>
                 <w:lang w:val="es-DO"/>
               </w:rPr>
-              <w:t xml:space="preserve">La </w:t>
-            </w:r>
-            <w:proofErr w:type="spellStart"/>
-            <w:r>
-              <w:rPr>
-                <w:sz w:val="19"/>
-                <w:lang w:val="es-DO"/>
-              </w:rPr>
-              <w:t>integracion</w:t>
-            </w:r>
-            <w:proofErr w:type="spellEnd"/>
-            <w:r>
-              <w:rPr>
-                <w:sz w:val="19"/>
-                <w:lang w:val="es-DO"/>
-              </w:rPr>
-              <w:t xml:space="preserve"> con Stripe requiere madurez operativa adicional para </w:t>
-            </w:r>
-            <w:proofErr w:type="spellStart"/>
-            <w:r>
-              <w:rPr>
-                <w:sz w:val="19"/>
-                <w:lang w:val="es-DO"/>
-              </w:rPr>
-              <w:t>produccion</w:t>
-            </w:r>
-            <w:proofErr w:type="spellEnd"/>
-            <w:r>
-              <w:rPr>
-                <w:sz w:val="19"/>
-                <w:lang w:val="es-DO"/>
-              </w:rPr>
-              <w:t>.</w:t>
+              <w:t>La integracion con Stripe requiere madurez operativa adicional para produccion.</w:t>
             </w:r>
           </w:p>
         </w:tc>
@@ -11741,55 +8028,7 @@
                 <w:sz w:val="19"/>
                 <w:lang w:val="es-DO"/>
               </w:rPr>
-              <w:t xml:space="preserve">Agregar </w:t>
-            </w:r>
-            <w:proofErr w:type="spellStart"/>
-            <w:r>
-              <w:rPr>
-                <w:sz w:val="19"/>
-                <w:lang w:val="es-DO"/>
-              </w:rPr>
-              <w:t>webhook</w:t>
-            </w:r>
-            <w:proofErr w:type="spellEnd"/>
-            <w:r>
-              <w:rPr>
-                <w:sz w:val="19"/>
-                <w:lang w:val="es-DO"/>
-              </w:rPr>
-              <w:t xml:space="preserve"> de </w:t>
-            </w:r>
-            <w:proofErr w:type="spellStart"/>
-            <w:r>
-              <w:rPr>
-                <w:sz w:val="19"/>
-                <w:lang w:val="es-DO"/>
-              </w:rPr>
-              <w:t>confirmacion</w:t>
-            </w:r>
-            <w:proofErr w:type="spellEnd"/>
-            <w:r>
-              <w:rPr>
-                <w:sz w:val="19"/>
-                <w:lang w:val="es-DO"/>
-              </w:rPr>
-              <w:t xml:space="preserve"> </w:t>
-            </w:r>
-            <w:proofErr w:type="spellStart"/>
-            <w:r>
-              <w:rPr>
-                <w:sz w:val="19"/>
-                <w:lang w:val="es-DO"/>
-              </w:rPr>
-              <w:t>asincronica</w:t>
-            </w:r>
-            <w:proofErr w:type="spellEnd"/>
-            <w:r>
-              <w:rPr>
-                <w:sz w:val="19"/>
-                <w:lang w:val="es-DO"/>
-              </w:rPr>
-              <w:t xml:space="preserve"> y monitoreo de eventos.</w:t>
+              <w:t>Agregar webhook de confirmacion asincronica y monitoreo de eventos.</w:t>
             </w:r>
           </w:p>
         </w:tc>
@@ -11856,23 +8095,7 @@
                 <w:sz w:val="19"/>
                 <w:lang w:val="es-DO"/>
               </w:rPr>
-              <w:t xml:space="preserve">La </w:t>
-            </w:r>
-            <w:proofErr w:type="spellStart"/>
-            <w:r>
-              <w:rPr>
-                <w:sz w:val="19"/>
-                <w:lang w:val="es-DO"/>
-              </w:rPr>
-              <w:t>operacion</w:t>
-            </w:r>
-            <w:proofErr w:type="spellEnd"/>
-            <w:r>
-              <w:rPr>
-                <w:sz w:val="19"/>
-                <w:lang w:val="es-DO"/>
-              </w:rPr>
-              <w:t xml:space="preserve"> depende de variables de entorno y servicios externos correctamente configurados.</w:t>
+              <w:t>La operacion depende de variables de entorno y servicios externos correctamente configurados.</w:t>
             </w:r>
           </w:p>
         </w:tc>
@@ -12001,23 +8224,7 @@
                 <w:sz w:val="19"/>
                 <w:lang w:val="es-DO"/>
               </w:rPr>
-              <w:t xml:space="preserve">La trazabilidad y el soporte pueden mejorar con </w:t>
-            </w:r>
-            <w:proofErr w:type="spellStart"/>
-            <w:r>
-              <w:rPr>
-                <w:sz w:val="19"/>
-                <w:lang w:val="es-DO"/>
-              </w:rPr>
-              <w:t>logging</w:t>
-            </w:r>
-            <w:proofErr w:type="spellEnd"/>
-            <w:r>
-              <w:rPr>
-                <w:sz w:val="19"/>
-                <w:lang w:val="es-DO"/>
-              </w:rPr>
-              <w:t xml:space="preserve"> estructurado centralizado.</w:t>
+              <w:t>La trazabilidad y el soporte pueden mejorar con logging estructurado centralizado.</w:t>
             </w:r>
           </w:p>
         </w:tc>
@@ -12079,23 +8286,7 @@
                 <w:sz w:val="19"/>
                 <w:lang w:val="es-DO"/>
               </w:rPr>
-              <w:t xml:space="preserve">Incorporar logs estructurados y alertas de </w:t>
-            </w:r>
-            <w:proofErr w:type="spellStart"/>
-            <w:r>
-              <w:rPr>
-                <w:sz w:val="19"/>
-                <w:lang w:val="es-DO"/>
-              </w:rPr>
-              <w:t>operacion</w:t>
-            </w:r>
-            <w:proofErr w:type="spellEnd"/>
-            <w:r>
-              <w:rPr>
-                <w:sz w:val="19"/>
-                <w:lang w:val="es-DO"/>
-              </w:rPr>
-              <w:t>.</w:t>
+              <w:t>Incorporar logs estructurados y alertas de operacion.</w:t>
             </w:r>
           </w:p>
         </w:tc>
@@ -12142,63 +8333,7 @@
         <w:rPr>
           <w:lang w:val="es-DO"/>
         </w:rPr>
-        <w:t xml:space="preserve">La </w:t>
-      </w:r>
-      <w:proofErr w:type="spellStart"/>
-      <w:r>
-        <w:rPr>
-          <w:lang w:val="es-DO"/>
-        </w:rPr>
-        <w:t>solucion</w:t>
-      </w:r>
-      <w:proofErr w:type="spellEnd"/>
-      <w:r>
-        <w:rPr>
-          <w:lang w:val="es-DO"/>
-        </w:rPr>
-        <w:t xml:space="preserve"> </w:t>
-      </w:r>
-      <w:proofErr w:type="spellStart"/>
-      <w:r>
-        <w:rPr>
-          <w:lang w:val="es-DO"/>
-        </w:rPr>
-        <w:t>MedApp</w:t>
-      </w:r>
-      <w:proofErr w:type="spellEnd"/>
-      <w:r>
-        <w:rPr>
-          <w:lang w:val="es-DO"/>
-        </w:rPr>
-        <w:t xml:space="preserve"> aporta valor en varias dimensiones relevantes para la </w:t>
-      </w:r>
-      <w:proofErr w:type="spellStart"/>
-      <w:r>
-        <w:rPr>
-          <w:lang w:val="es-DO"/>
-        </w:rPr>
-        <w:t>gestion</w:t>
-      </w:r>
-      <w:proofErr w:type="spellEnd"/>
-      <w:r>
-        <w:rPr>
-          <w:lang w:val="es-DO"/>
-        </w:rPr>
-        <w:t xml:space="preserve"> de servicios </w:t>
-      </w:r>
-      <w:proofErr w:type="spellStart"/>
-      <w:r>
-        <w:rPr>
-          <w:lang w:val="es-DO"/>
-        </w:rPr>
-        <w:t>medicos</w:t>
-      </w:r>
-      <w:proofErr w:type="spellEnd"/>
-      <w:r>
-        <w:rPr>
-          <w:lang w:val="es-DO"/>
-        </w:rPr>
-        <w:t>:</w:t>
+        <w:t>La solucion MedApp aporta valor en varias dimensiones relevantes para la gestion de servicios medicos:</w:t>
       </w:r>
     </w:p>
     <w:p>
@@ -12214,39 +8349,7 @@
           <w:sz w:val="20"/>
           <w:lang w:val="es-DO"/>
         </w:rPr>
-        <w:t xml:space="preserve">Centraliza </w:t>
-      </w:r>
-      <w:proofErr w:type="spellStart"/>
-      <w:r>
-        <w:rPr>
-          <w:sz w:val="20"/>
-          <w:lang w:val="es-DO"/>
-        </w:rPr>
-        <w:t>informacion</w:t>
-      </w:r>
-      <w:proofErr w:type="spellEnd"/>
-      <w:r>
-        <w:rPr>
-          <w:sz w:val="20"/>
-          <w:lang w:val="es-DO"/>
-        </w:rPr>
-        <w:t xml:space="preserve"> operativa y </w:t>
-      </w:r>
-      <w:proofErr w:type="spellStart"/>
-      <w:r>
-        <w:rPr>
-          <w:sz w:val="20"/>
-          <w:lang w:val="es-DO"/>
-        </w:rPr>
-        <w:t>clinica</w:t>
-      </w:r>
-      <w:proofErr w:type="spellEnd"/>
-      <w:r>
-        <w:rPr>
-          <w:sz w:val="20"/>
-          <w:lang w:val="es-DO"/>
-        </w:rPr>
-        <w:t xml:space="preserve"> en una sola plataforma.</w:t>
+        <w:t>Centraliza informacion operativa y clinica en una sola plataforma.</w:t>
       </w:r>
     </w:p>
     <w:p>
@@ -12262,23 +8365,7 @@
           <w:sz w:val="20"/>
           <w:lang w:val="es-DO"/>
         </w:rPr>
-        <w:t xml:space="preserve">Reduce trabajo manual en la </w:t>
-      </w:r>
-      <w:proofErr w:type="spellStart"/>
-      <w:r>
-        <w:rPr>
-          <w:sz w:val="20"/>
-          <w:lang w:val="es-DO"/>
-        </w:rPr>
-        <w:t>programacion</w:t>
-      </w:r>
-      <w:proofErr w:type="spellEnd"/>
-      <w:r>
-        <w:rPr>
-          <w:sz w:val="20"/>
-          <w:lang w:val="es-DO"/>
-        </w:rPr>
-        <w:t xml:space="preserve"> y seguimiento de citas.</w:t>
+        <w:t>Reduce trabajo manual en la programacion y seguimiento de citas.</w:t>
       </w:r>
     </w:p>
     <w:p>
@@ -12310,23 +8397,7 @@
           <w:sz w:val="20"/>
           <w:lang w:val="es-DO"/>
         </w:rPr>
-        <w:t xml:space="preserve">Facilita la </w:t>
-      </w:r>
-      <w:proofErr w:type="spellStart"/>
-      <w:r>
-        <w:rPr>
-          <w:sz w:val="20"/>
-          <w:lang w:val="es-DO"/>
-        </w:rPr>
-        <w:t>atencion</w:t>
-      </w:r>
-      <w:proofErr w:type="spellEnd"/>
-      <w:r>
-        <w:rPr>
-          <w:sz w:val="20"/>
-          <w:lang w:val="es-DO"/>
-        </w:rPr>
-        <w:t xml:space="preserve"> mediante expedientes, recetas e historiales accesibles.</w:t>
+        <w:t>Facilita la atencion mediante expedientes, recetas e historiales accesibles.</w:t>
       </w:r>
     </w:p>
     <w:p>
@@ -12358,23 +8429,7 @@
           <w:sz w:val="20"/>
           <w:lang w:val="es-DO"/>
         </w:rPr>
-        <w:t xml:space="preserve">Prepara la base para futuras mejoras de seguridad, </w:t>
-      </w:r>
-      <w:proofErr w:type="spellStart"/>
-      <w:r>
-        <w:rPr>
-          <w:sz w:val="20"/>
-          <w:lang w:val="es-DO"/>
-        </w:rPr>
-        <w:t>analitica</w:t>
-      </w:r>
-      <w:proofErr w:type="spellEnd"/>
-      <w:r>
-        <w:rPr>
-          <w:sz w:val="20"/>
-          <w:lang w:val="es-DO"/>
-        </w:rPr>
-        <w:t xml:space="preserve"> y escalabilidad.</w:t>
+        <w:t>Prepara la base para futuras mejoras de seguridad, analitica y escalabilidad.</w:t>
       </w:r>
     </w:p>
     <w:p>
@@ -12395,27 +8450,7 @@
           <w:sz w:val="28"/>
           <w:lang w:val="es-DO"/>
         </w:rPr>
-        <w:t xml:space="preserve">19. </w:t>
-      </w:r>
-      <w:proofErr w:type="spellStart"/>
-      <w:r>
-        <w:rPr>
-          <w:b/>
-          <w:color w:val="1F4E79"/>
-          <w:sz w:val="28"/>
-          <w:lang w:val="es-DO"/>
-        </w:rPr>
-        <w:t>Evaluacion</w:t>
-      </w:r>
-      <w:proofErr w:type="spellEnd"/>
-      <w:r>
-        <w:rPr>
-          <w:b/>
-          <w:color w:val="1F4E79"/>
-          <w:sz w:val="28"/>
-          <w:lang w:val="es-DO"/>
-        </w:rPr>
-        <w:t xml:space="preserve"> general del estado del proyecto</w:t>
+        <w:t>19. Evaluacion general del estado del proyecto</w:t>
       </w:r>
     </w:p>
     <w:tbl>
@@ -12528,6 +8563,7 @@
                 <w:b/>
                 <w:sz w:val="20"/>
               </w:rPr>
+              <w:lastRenderedPageBreak/>
               <w:t>Completitud funcional</w:t>
             </w:r>
           </w:p>
@@ -12570,40 +8606,7 @@
                 <w:sz w:val="20"/>
                 <w:lang w:val="es-DO"/>
               </w:rPr>
-              <w:t xml:space="preserve">. El sistema cubre de forma amplia los procesos nucleares esperados para una </w:t>
-            </w:r>
-            <w:proofErr w:type="spellStart"/>
-            <w:r>
-              <w:rPr>
-                <w:sz w:val="20"/>
-                <w:lang w:val="es-DO"/>
-              </w:rPr>
-              <w:t>gestion</w:t>
-            </w:r>
-            <w:proofErr w:type="spellEnd"/>
-            <w:r>
-              <w:rPr>
-                <w:sz w:val="20"/>
-                <w:lang w:val="es-DO"/>
-              </w:rPr>
-              <w:t xml:space="preserve"> de citas </w:t>
-            </w:r>
-            <w:proofErr w:type="spellStart"/>
-            <w:r>
-              <w:rPr>
-                <w:sz w:val="20"/>
-                <w:lang w:val="es-DO"/>
-              </w:rPr>
-              <w:lastRenderedPageBreak/>
-              <w:t>medicas</w:t>
-            </w:r>
-            <w:proofErr w:type="spellEnd"/>
-            <w:r>
-              <w:rPr>
-                <w:sz w:val="20"/>
-                <w:lang w:val="es-DO"/>
-              </w:rPr>
-              <w:t>.</w:t>
+              <w:t>. El sistema cubre de forma amplia los procesos nucleares esperados para una gestion de citas medicas.</w:t>
             </w:r>
           </w:p>
         </w:tc>
@@ -12633,32 +8636,13 @@
             <w:pPr>
               <w:spacing w:after="0" w:line="264" w:lineRule="auto"/>
             </w:pPr>
-            <w:proofErr w:type="spellStart"/>
             <w:r>
               <w:rPr>
                 <w:b/>
                 <w:sz w:val="20"/>
               </w:rPr>
-              <w:lastRenderedPageBreak/>
-              <w:t>Organizacion</w:t>
-            </w:r>
-            <w:proofErr w:type="spellEnd"/>
-            <w:r>
-              <w:rPr>
-                <w:b/>
-                <w:sz w:val="20"/>
-              </w:rPr>
-              <w:t xml:space="preserve"> del </w:t>
-            </w:r>
-            <w:proofErr w:type="spellStart"/>
-            <w:r>
-              <w:rPr>
-                <w:b/>
-                <w:sz w:val="20"/>
-              </w:rPr>
-              <w:t>codigo</w:t>
-            </w:r>
-            <w:proofErr w:type="spellEnd"/>
+              <w:t>Organizacion del codigo</w:t>
+            </w:r>
           </w:p>
         </w:tc>
         <w:tc>
@@ -12699,71 +8683,7 @@
                 <w:sz w:val="20"/>
                 <w:lang w:val="es-DO"/>
               </w:rPr>
-              <w:t xml:space="preserve">. Se observa </w:t>
-            </w:r>
-            <w:proofErr w:type="spellStart"/>
-            <w:r>
-              <w:rPr>
-                <w:sz w:val="20"/>
-                <w:lang w:val="es-DO"/>
-              </w:rPr>
-              <w:t>separacion</w:t>
-            </w:r>
-            <w:proofErr w:type="spellEnd"/>
-            <w:r>
-              <w:rPr>
-                <w:sz w:val="20"/>
-                <w:lang w:val="es-DO"/>
-              </w:rPr>
-              <w:t xml:space="preserve"> por capas y </w:t>
-            </w:r>
-            <w:proofErr w:type="spellStart"/>
-            <w:r>
-              <w:rPr>
-                <w:sz w:val="20"/>
-                <w:lang w:val="es-DO"/>
-              </w:rPr>
-              <w:t>modulos</w:t>
-            </w:r>
-            <w:proofErr w:type="spellEnd"/>
-            <w:r>
-              <w:rPr>
-                <w:sz w:val="20"/>
-                <w:lang w:val="es-DO"/>
-              </w:rPr>
-              <w:t xml:space="preserve"> tanto en </w:t>
-            </w:r>
-            <w:proofErr w:type="spellStart"/>
-            <w:r>
-              <w:rPr>
-                <w:sz w:val="20"/>
-                <w:lang w:val="es-DO"/>
-              </w:rPr>
-              <w:t>backend</w:t>
-            </w:r>
-            <w:proofErr w:type="spellEnd"/>
-            <w:r>
-              <w:rPr>
-                <w:sz w:val="20"/>
-                <w:lang w:val="es-DO"/>
-              </w:rPr>
-              <w:t xml:space="preserve"> como en </w:t>
-            </w:r>
-            <w:proofErr w:type="spellStart"/>
-            <w:r>
-              <w:rPr>
-                <w:sz w:val="20"/>
-                <w:lang w:val="es-DO"/>
-              </w:rPr>
-              <w:t>frontend</w:t>
-            </w:r>
-            <w:proofErr w:type="spellEnd"/>
-            <w:r>
-              <w:rPr>
-                <w:sz w:val="20"/>
-                <w:lang w:val="es-DO"/>
-              </w:rPr>
-              <w:t>.</w:t>
+              <w:t>. Se observa separacion por capas y modulos tanto en backend como en frontend.</w:t>
             </w:r>
           </w:p>
         </w:tc>
@@ -12793,21 +8713,12 @@
             <w:pPr>
               <w:spacing w:after="0" w:line="264" w:lineRule="auto"/>
             </w:pPr>
-            <w:proofErr w:type="spellStart"/>
             <w:r>
               <w:rPr>
                 <w:b/>
                 <w:sz w:val="20"/>
               </w:rPr>
-              <w:t>Documentacion</w:t>
-            </w:r>
-            <w:proofErr w:type="spellEnd"/>
-            <w:r>
-              <w:rPr>
-                <w:b/>
-                <w:sz w:val="20"/>
-              </w:rPr>
-              <w:t xml:space="preserve"> base</w:t>
+              <w:t>Documentacion base</w:t>
             </w:r>
           </w:p>
         </w:tc>
@@ -12849,23 +8760,7 @@
                 <w:sz w:val="20"/>
                 <w:lang w:val="es-DO"/>
               </w:rPr>
-              <w:t xml:space="preserve">. Existen manual de usuario y manual </w:t>
-            </w:r>
-            <w:proofErr w:type="spellStart"/>
-            <w:r>
-              <w:rPr>
-                <w:sz w:val="20"/>
-                <w:lang w:val="es-DO"/>
-              </w:rPr>
-              <w:t>tecnico</w:t>
-            </w:r>
-            <w:proofErr w:type="spellEnd"/>
-            <w:r>
-              <w:rPr>
-                <w:sz w:val="20"/>
-                <w:lang w:val="es-DO"/>
-              </w:rPr>
-              <w:t>.</w:t>
+              <w:t>. Existen manual de usuario y manual tecnico.</w:t>
             </w:r>
           </w:p>
         </w:tc>
@@ -12895,31 +8790,13 @@
             <w:pPr>
               <w:spacing w:after="0" w:line="264" w:lineRule="auto"/>
             </w:pPr>
-            <w:proofErr w:type="spellStart"/>
             <w:r>
               <w:rPr>
                 <w:b/>
                 <w:sz w:val="20"/>
               </w:rPr>
-              <w:t>Preparacion</w:t>
-            </w:r>
-            <w:proofErr w:type="spellEnd"/>
-            <w:r>
-              <w:rPr>
-                <w:b/>
-                <w:sz w:val="20"/>
-              </w:rPr>
-              <w:t xml:space="preserve"> para </w:t>
-            </w:r>
-            <w:proofErr w:type="spellStart"/>
-            <w:r>
-              <w:rPr>
-                <w:b/>
-                <w:sz w:val="20"/>
-              </w:rPr>
-              <w:t>produccion</w:t>
-            </w:r>
-            <w:proofErr w:type="spellEnd"/>
+              <w:t>Preparacion para produccion</w:t>
+            </w:r>
           </w:p>
         </w:tc>
         <w:tc>
@@ -12990,31 +8867,13 @@
             <w:pPr>
               <w:spacing w:after="0" w:line="264" w:lineRule="auto"/>
             </w:pPr>
-            <w:proofErr w:type="spellStart"/>
             <w:r>
               <w:rPr>
                 <w:b/>
                 <w:sz w:val="20"/>
               </w:rPr>
-              <w:t>Escalabilidad</w:t>
-            </w:r>
-            <w:proofErr w:type="spellEnd"/>
-            <w:r>
-              <w:rPr>
-                <w:b/>
-                <w:sz w:val="20"/>
-              </w:rPr>
-              <w:t xml:space="preserve"> </w:t>
-            </w:r>
-            <w:proofErr w:type="spellStart"/>
-            <w:r>
-              <w:rPr>
-                <w:b/>
-                <w:sz w:val="20"/>
-              </w:rPr>
-              <w:t>futura</w:t>
-            </w:r>
-            <w:proofErr w:type="spellEnd"/>
+              <w:t>Escalabilidad futura</w:t>
+            </w:r>
           </w:p>
         </w:tc>
         <w:tc>
@@ -13055,23 +8914,7 @@
                 <w:sz w:val="20"/>
                 <w:lang w:val="es-DO"/>
               </w:rPr>
-              <w:t xml:space="preserve">. La </w:t>
-            </w:r>
-            <w:proofErr w:type="gramStart"/>
-            <w:r>
-              <w:rPr>
-                <w:sz w:val="20"/>
-                <w:lang w:val="es-DO"/>
-              </w:rPr>
-              <w:t>modularidad observada</w:t>
-            </w:r>
-            <w:proofErr w:type="gramEnd"/>
-            <w:r>
-              <w:rPr>
-                <w:sz w:val="20"/>
-                <w:lang w:val="es-DO"/>
-              </w:rPr>
-              <w:t xml:space="preserve"> facilita iteraciones posteriores.</w:t>
+              <w:t>. La modularidad observada facilita iteraciones posteriores.</w:t>
             </w:r>
           </w:p>
         </w:tc>
@@ -13118,37 +8961,8 @@
         <w:rPr>
           <w:lang w:val="es-DO"/>
         </w:rPr>
-        <w:t xml:space="preserve">Con base en la </w:t>
+        <w:t xml:space="preserve">Con base en la revision del repositorio, la documentacion existente y la estructura del sistema, se concluye que </w:t>
       </w:r>
-      <w:proofErr w:type="spellStart"/>
-      <w:r>
-        <w:rPr>
-          <w:lang w:val="es-DO"/>
-        </w:rPr>
-        <w:t>revision</w:t>
-      </w:r>
-      <w:proofErr w:type="spellEnd"/>
-      <w:r>
-        <w:rPr>
-          <w:lang w:val="es-DO"/>
-        </w:rPr>
-        <w:t xml:space="preserve"> del repositorio, la </w:t>
-      </w:r>
-      <w:proofErr w:type="spellStart"/>
-      <w:r>
-        <w:rPr>
-          <w:lang w:val="es-DO"/>
-        </w:rPr>
-        <w:t>documentacion</w:t>
-      </w:r>
-      <w:proofErr w:type="spellEnd"/>
-      <w:r>
-        <w:rPr>
-          <w:lang w:val="es-DO"/>
-        </w:rPr>
-        <w:t xml:space="preserve"> existente y la estructura del sistema, se concluye que </w:t>
-      </w:r>
-      <w:proofErr w:type="spellStart"/>
       <w:r>
         <w:rPr>
           <w:b/>
@@ -13156,82 +8970,11 @@
         </w:rPr>
         <w:t>MedApp</w:t>
       </w:r>
-      <w:proofErr w:type="spellEnd"/>
       <w:r>
         <w:rPr>
           <w:lang w:val="es-DO"/>
         </w:rPr>
-        <w:t xml:space="preserve"> constituye un proyecto integral y funcional para la </w:t>
-      </w:r>
-      <w:proofErr w:type="spellStart"/>
-      <w:r>
-        <w:rPr>
-          <w:lang w:val="es-DO"/>
-        </w:rPr>
-        <w:t>gestion</w:t>
-      </w:r>
-      <w:proofErr w:type="spellEnd"/>
-      <w:r>
-        <w:rPr>
-          <w:lang w:val="es-DO"/>
-        </w:rPr>
-        <w:t xml:space="preserve"> de citas </w:t>
-      </w:r>
-      <w:proofErr w:type="spellStart"/>
-      <w:r>
-        <w:rPr>
-          <w:lang w:val="es-DO"/>
-        </w:rPr>
-        <w:t>medicas</w:t>
-      </w:r>
-      <w:proofErr w:type="spellEnd"/>
-      <w:r>
-        <w:rPr>
-          <w:lang w:val="es-DO"/>
-        </w:rPr>
-        <w:t xml:space="preserve"> y procesos asociados. El sistema presenta un alcance amplio, una arquitectura razonablemente organizada y un conjunto de </w:t>
-      </w:r>
-      <w:proofErr w:type="spellStart"/>
-      <w:r>
-        <w:rPr>
-          <w:lang w:val="es-DO"/>
-        </w:rPr>
-        <w:t>modulos</w:t>
-      </w:r>
-      <w:proofErr w:type="spellEnd"/>
-      <w:r>
-        <w:rPr>
-          <w:lang w:val="es-DO"/>
-        </w:rPr>
-        <w:t xml:space="preserve"> alineados con necesidades reales de </w:t>
-      </w:r>
-      <w:proofErr w:type="spellStart"/>
-      <w:r>
-        <w:rPr>
-          <w:lang w:val="es-DO"/>
-        </w:rPr>
-        <w:t>operacion</w:t>
-      </w:r>
-      <w:proofErr w:type="spellEnd"/>
-      <w:r>
-        <w:rPr>
-          <w:lang w:val="es-DO"/>
-        </w:rPr>
-        <w:t xml:space="preserve"> </w:t>
-      </w:r>
-      <w:proofErr w:type="spellStart"/>
-      <w:r>
-        <w:rPr>
-          <w:lang w:val="es-DO"/>
-        </w:rPr>
-        <w:t>clinica</w:t>
-      </w:r>
-      <w:proofErr w:type="spellEnd"/>
-      <w:r>
-        <w:rPr>
-          <w:lang w:val="es-DO"/>
-        </w:rPr>
-        <w:t xml:space="preserve"> y administrativa. </w:t>
+        <w:t xml:space="preserve"> constituye un proyecto integral y funcional para la gestion de citas medicas y procesos asociados. El sistema presenta un alcance amplio, una arquitectura razonablemente organizada y un conjunto de modulos alineados con necesidades reales de operacion clinica y administrativa. </w:t>
       </w:r>
     </w:p>
     <w:p>
@@ -13246,120 +8989,20 @@
         <w:rPr>
           <w:lang w:val="es-DO"/>
         </w:rPr>
-        <w:t xml:space="preserve">A la vez, el proyecto muestra </w:t>
-      </w:r>
-      <w:proofErr w:type="spellStart"/>
-      <w:r>
-        <w:rPr>
-          <w:lang w:val="es-DO"/>
-        </w:rPr>
-        <w:t>areas</w:t>
-      </w:r>
-      <w:proofErr w:type="spellEnd"/>
-      <w:r>
-        <w:rPr>
-          <w:lang w:val="es-DO"/>
-        </w:rPr>
-        <w:t xml:space="preserve"> claras de fortalecimiento necesarias para un escenario de </w:t>
-      </w:r>
-      <w:proofErr w:type="spellStart"/>
-      <w:r>
-        <w:rPr>
-          <w:lang w:val="es-DO"/>
-        </w:rPr>
-        <w:t>produccion</w:t>
-      </w:r>
-      <w:proofErr w:type="spellEnd"/>
-      <w:r>
-        <w:rPr>
-          <w:lang w:val="es-DO"/>
-        </w:rPr>
-        <w:t xml:space="preserve"> formal, especialmente en materia de seguridad de credenciales, pruebas automatizadas, </w:t>
-      </w:r>
-      <w:proofErr w:type="spellStart"/>
-      <w:r>
-        <w:rPr>
-          <w:lang w:val="es-DO"/>
-        </w:rPr>
-        <w:t>formalizacion</w:t>
-      </w:r>
-      <w:proofErr w:type="spellEnd"/>
-      <w:r>
-        <w:rPr>
-          <w:lang w:val="es-DO"/>
-        </w:rPr>
-        <w:t xml:space="preserve"> del modelo de datos, </w:t>
-      </w:r>
-      <w:proofErr w:type="spellStart"/>
-      <w:r>
-        <w:rPr>
-          <w:lang w:val="es-DO"/>
-        </w:rPr>
-        <w:t>observabilidad</w:t>
-      </w:r>
-      <w:proofErr w:type="spellEnd"/>
-      <w:r>
-        <w:rPr>
-          <w:lang w:val="es-DO"/>
-        </w:rPr>
-        <w:t xml:space="preserve"> y manejo robusto de integraciones externas. En consecuencia, el proyecto puede considerarse </w:t>
+        <w:t xml:space="preserve">A la vez, el proyecto muestra areas claras de fortalecimiento necesarias para un escenario de produccion formal, especialmente en materia de seguridad de credenciales, pruebas automatizadas, formalizacion del modelo de datos, observabilidad y manejo robusto de integraciones externas. En consecuencia, el proyecto puede considerarse </w:t>
       </w:r>
       <w:r>
         <w:rPr>
           <w:b/>
           <w:lang w:val="es-DO"/>
         </w:rPr>
-        <w:t xml:space="preserve">apto como </w:t>
-      </w:r>
-      <w:proofErr w:type="spellStart"/>
-      <w:r>
-        <w:rPr>
-          <w:b/>
-          <w:lang w:val="es-DO"/>
-        </w:rPr>
-        <w:t>solucion</w:t>
-      </w:r>
-      <w:proofErr w:type="spellEnd"/>
-      <w:r>
-        <w:rPr>
-          <w:b/>
-          <w:lang w:val="es-DO"/>
-        </w:rPr>
-        <w:t xml:space="preserve"> funcional consolidada</w:t>
+        <w:t>apto como solucion funcional consolidada</w:t>
       </w:r>
       <w:r>
         <w:rPr>
           <w:lang w:val="es-DO"/>
         </w:rPr>
-        <w:t xml:space="preserve">, con recomendaciones </w:t>
-      </w:r>
-      <w:proofErr w:type="spellStart"/>
-      <w:r>
-        <w:rPr>
-          <w:lang w:val="es-DO"/>
-        </w:rPr>
-        <w:t>tecnicas</w:t>
-      </w:r>
-      <w:proofErr w:type="spellEnd"/>
-      <w:r>
-        <w:rPr>
-          <w:lang w:val="es-DO"/>
-        </w:rPr>
-        <w:t xml:space="preserve"> pendientes para su </w:t>
-      </w:r>
-      <w:proofErr w:type="spellStart"/>
-      <w:r>
-        <w:rPr>
-          <w:lang w:val="es-DO"/>
-        </w:rPr>
-        <w:t>maduracion</w:t>
-      </w:r>
-      <w:proofErr w:type="spellEnd"/>
-      <w:r>
-        <w:rPr>
-          <w:lang w:val="es-DO"/>
-        </w:rPr>
-        <w:t xml:space="preserve"> definitiva. </w:t>
+        <w:t xml:space="preserve">, con recomendaciones tecnicas pendientes para su maduracion definitiva. </w:t>
       </w:r>
     </w:p>
     <w:p>
@@ -13394,7 +9037,6 @@
         </w:rPr>
         <w:t xml:space="preserve">Adoptar </w:t>
       </w:r>
-      <w:proofErr w:type="spellStart"/>
       <w:r>
         <w:rPr>
           <w:i/>
@@ -13403,7 +9045,6 @@
         </w:rPr>
         <w:t>bcrypt</w:t>
       </w:r>
-      <w:proofErr w:type="spellEnd"/>
       <w:r>
         <w:rPr>
           <w:sz w:val="20"/>
@@ -13424,23 +9065,7 @@
           <w:sz w:val="20"/>
           <w:lang w:val="es-DO"/>
         </w:rPr>
-        <w:t xml:space="preserve"> para el almacenamiento de </w:t>
-      </w:r>
-      <w:proofErr w:type="spellStart"/>
-      <w:r>
-        <w:rPr>
-          <w:sz w:val="20"/>
-          <w:lang w:val="es-DO"/>
-        </w:rPr>
-        <w:t>contrasenas</w:t>
-      </w:r>
-      <w:proofErr w:type="spellEnd"/>
-      <w:r>
-        <w:rPr>
-          <w:sz w:val="20"/>
-          <w:lang w:val="es-DO"/>
-        </w:rPr>
-        <w:t>.</w:t>
+        <w:t xml:space="preserve"> para el almacenamiento de contrasenas.</w:t>
       </w:r>
     </w:p>
     <w:p>
@@ -13456,23 +9081,7 @@
           <w:sz w:val="20"/>
           <w:lang w:val="es-DO"/>
         </w:rPr>
-        <w:t xml:space="preserve">Implementar pruebas automatizadas para los flujos </w:t>
-      </w:r>
-      <w:proofErr w:type="spellStart"/>
-      <w:r>
-        <w:rPr>
-          <w:sz w:val="20"/>
-          <w:lang w:val="es-DO"/>
-        </w:rPr>
-        <w:t>criticos</w:t>
-      </w:r>
-      <w:proofErr w:type="spellEnd"/>
-      <w:r>
-        <w:rPr>
-          <w:sz w:val="20"/>
-          <w:lang w:val="es-DO"/>
-        </w:rPr>
-        <w:t xml:space="preserve"> del sistema.</w:t>
+        <w:t>Implementar pruebas automatizadas para los flujos criticos del sistema.</w:t>
       </w:r>
     </w:p>
     <w:p>
@@ -13504,39 +9113,7 @@
           <w:sz w:val="20"/>
           <w:lang w:val="es-DO"/>
         </w:rPr>
-        <w:t xml:space="preserve">Agregar </w:t>
-      </w:r>
-      <w:proofErr w:type="spellStart"/>
-      <w:r>
-        <w:rPr>
-          <w:sz w:val="20"/>
-          <w:lang w:val="es-DO"/>
-        </w:rPr>
-        <w:t>webhook</w:t>
-      </w:r>
-      <w:proofErr w:type="spellEnd"/>
-      <w:r>
-        <w:rPr>
-          <w:sz w:val="20"/>
-          <w:lang w:val="es-DO"/>
-        </w:rPr>
-        <w:t xml:space="preserve"> de Stripe y controles de </w:t>
-      </w:r>
-      <w:proofErr w:type="spellStart"/>
-      <w:r>
-        <w:rPr>
-          <w:sz w:val="20"/>
-          <w:lang w:val="es-DO"/>
-        </w:rPr>
-        <w:t>conciliacion</w:t>
-      </w:r>
-      <w:proofErr w:type="spellEnd"/>
-      <w:r>
-        <w:rPr>
-          <w:sz w:val="20"/>
-          <w:lang w:val="es-DO"/>
-        </w:rPr>
-        <w:t xml:space="preserve"> de pagos.</w:t>
+        <w:t>Agregar webhook de Stripe y controles de conciliacion de pagos.</w:t>
       </w:r>
     </w:p>
     <w:p>
@@ -13552,23 +9129,7 @@
           <w:sz w:val="20"/>
           <w:lang w:val="es-DO"/>
         </w:rPr>
-        <w:t xml:space="preserve">Fortalecer el monitoreo y </w:t>
-      </w:r>
-      <w:proofErr w:type="spellStart"/>
-      <w:r>
-        <w:rPr>
-          <w:sz w:val="20"/>
-          <w:lang w:val="es-DO"/>
-        </w:rPr>
-        <w:t>logging</w:t>
-      </w:r>
-      <w:proofErr w:type="spellEnd"/>
-      <w:r>
-        <w:rPr>
-          <w:sz w:val="20"/>
-          <w:lang w:val="es-DO"/>
-        </w:rPr>
-        <w:t xml:space="preserve"> de procesos de correo, SMS y recordatorios.</w:t>
+        <w:t>Fortalecer el monitoreo y logging de procesos de correo, SMS y recordatorios.</w:t>
       </w:r>
     </w:p>
     <w:p>
@@ -13584,23 +9145,7 @@
           <w:sz w:val="20"/>
           <w:lang w:val="es-DO"/>
         </w:rPr>
-        <w:t xml:space="preserve">Documentar procedimiento de despliegue, respaldo y </w:t>
-      </w:r>
-      <w:proofErr w:type="spellStart"/>
-      <w:r>
-        <w:rPr>
-          <w:sz w:val="20"/>
-          <w:lang w:val="es-DO"/>
-        </w:rPr>
-        <w:t>recuperacion</w:t>
-      </w:r>
-      <w:proofErr w:type="spellEnd"/>
-      <w:r>
-        <w:rPr>
-          <w:sz w:val="20"/>
-          <w:lang w:val="es-DO"/>
-        </w:rPr>
-        <w:t xml:space="preserve"> ante fallos.</w:t>
+        <w:t>Documentar procedimiento de despliegue, respaldo y recuperacion ante fallos.</w:t>
       </w:r>
     </w:p>
     <w:p>
@@ -13616,23 +9161,7 @@
           <w:sz w:val="20"/>
           <w:lang w:val="es-DO"/>
         </w:rPr>
-        <w:t xml:space="preserve">Definir responsables formales, cliente beneficiario y criterios de </w:t>
-      </w:r>
-      <w:proofErr w:type="spellStart"/>
-      <w:r>
-        <w:rPr>
-          <w:sz w:val="20"/>
-          <w:lang w:val="es-DO"/>
-        </w:rPr>
-        <w:t>aceptacion</w:t>
-      </w:r>
-      <w:proofErr w:type="spellEnd"/>
-      <w:r>
-        <w:rPr>
-          <w:sz w:val="20"/>
-          <w:lang w:val="es-DO"/>
-        </w:rPr>
-        <w:t xml:space="preserve"> institucional.</w:t>
+        <w:t>Definir responsables formales, cliente beneficiario y criterios de aceptacion institucional.</w:t>
       </w:r>
     </w:p>
     <w:p>
@@ -13703,7 +9232,6 @@
         </w:rPr>
         <w:t xml:space="preserve">Archivo </w:t>
       </w:r>
-      <w:proofErr w:type="spellStart"/>
       <w:r>
         <w:rPr>
           <w:rFonts w:ascii="Consolas" w:eastAsia="Consolas" w:hAnsi="Consolas"/>
@@ -13711,17 +9239,7 @@
           <w:sz w:val="20"/>
           <w:lang w:val="es-DO"/>
         </w:rPr>
-        <w:t>docs</w:t>
-      </w:r>
-      <w:proofErr w:type="spellEnd"/>
-      <w:r>
-        <w:rPr>
-          <w:rFonts w:ascii="Consolas" w:eastAsia="Consolas" w:hAnsi="Consolas"/>
-          <w:color w:val="1F4E79"/>
-          <w:sz w:val="20"/>
-          <w:lang w:val="es-DO"/>
-        </w:rPr>
-        <w:t>/MANUAL_USUARIO.md</w:t>
+        <w:t>docs/MANUAL_USUARIO.md</w:t>
       </w:r>
       <w:r>
         <w:rPr>
@@ -13746,7 +9264,6 @@
         </w:rPr>
         <w:t xml:space="preserve">Archivo </w:t>
       </w:r>
-      <w:proofErr w:type="spellStart"/>
       <w:r>
         <w:rPr>
           <w:rFonts w:ascii="Consolas" w:eastAsia="Consolas" w:hAnsi="Consolas"/>
@@ -13754,17 +9271,7 @@
           <w:sz w:val="20"/>
           <w:lang w:val="es-DO"/>
         </w:rPr>
-        <w:t>docs</w:t>
-      </w:r>
-      <w:proofErr w:type="spellEnd"/>
-      <w:r>
-        <w:rPr>
-          <w:rFonts w:ascii="Consolas" w:eastAsia="Consolas" w:hAnsi="Consolas"/>
-          <w:color w:val="1F4E79"/>
-          <w:sz w:val="20"/>
-          <w:lang w:val="es-DO"/>
-        </w:rPr>
-        <w:t>/MANUAL_TECNICO.md</w:t>
+        <w:t>docs/MANUAL_TECNICO.md</w:t>
       </w:r>
       <w:r>
         <w:rPr>
@@ -13787,39 +9294,7 @@
           <w:sz w:val="20"/>
           <w:lang w:val="es-DO"/>
         </w:rPr>
-        <w:t xml:space="preserve">Revisión de estructura de carpetas, rutas, </w:t>
-      </w:r>
-      <w:proofErr w:type="spellStart"/>
-      <w:r>
-        <w:rPr>
-          <w:sz w:val="20"/>
-          <w:lang w:val="es-DO"/>
-        </w:rPr>
-        <w:t>configuracion</w:t>
-      </w:r>
-      <w:proofErr w:type="spellEnd"/>
-      <w:r>
-        <w:rPr>
-          <w:sz w:val="20"/>
-          <w:lang w:val="es-DO"/>
-        </w:rPr>
-        <w:t xml:space="preserve"> y componentes principales del </w:t>
-      </w:r>
-      <w:proofErr w:type="spellStart"/>
-      <w:r>
-        <w:rPr>
-          <w:sz w:val="20"/>
-          <w:lang w:val="es-DO"/>
-        </w:rPr>
-        <w:t>codigo</w:t>
-      </w:r>
-      <w:proofErr w:type="spellEnd"/>
-      <w:r>
-        <w:rPr>
-          <w:sz w:val="20"/>
-          <w:lang w:val="es-DO"/>
-        </w:rPr>
-        <w:t>.</w:t>
+        <w:t>Revisión de estructura de carpetas, rutas, configuracion y componentes principales del codigo.</w:t>
       </w:r>
     </w:p>
     <w:p>
@@ -14006,43 +9481,7 @@
           <w:sz w:val="17"/>
           <w:lang w:val="es-DO"/>
         </w:rPr>
-        <w:t xml:space="preserve">Nota: El presente documento fue elaborado con base en la </w:t>
-      </w:r>
-      <w:proofErr w:type="spellStart"/>
-      <w:r>
-        <w:rPr>
-          <w:color w:val="52606D"/>
-          <w:sz w:val="17"/>
-          <w:lang w:val="es-DO"/>
-        </w:rPr>
-        <w:t>implementacion</w:t>
-      </w:r>
-      <w:proofErr w:type="spellEnd"/>
-      <w:r>
-        <w:rPr>
-          <w:color w:val="52606D"/>
-          <w:sz w:val="17"/>
-          <w:lang w:val="es-DO"/>
-        </w:rPr>
-        <w:t xml:space="preserve"> observada en el repositorio revisado al 27 de abril de 2026. Los datos institucionales, autores formales o firmas oficiales no fueron identificados en la copia analizada y </w:t>
-      </w:r>
-      <w:proofErr w:type="spellStart"/>
-      <w:r>
-        <w:rPr>
-          <w:color w:val="52606D"/>
-          <w:sz w:val="17"/>
-          <w:lang w:val="es-DO"/>
-        </w:rPr>
-        <w:t>deberan</w:t>
-      </w:r>
-      <w:proofErr w:type="spellEnd"/>
-      <w:r>
-        <w:rPr>
-          <w:color w:val="52606D"/>
-          <w:sz w:val="17"/>
-          <w:lang w:val="es-DO"/>
-        </w:rPr>
-        <w:t xml:space="preserve"> completarse si el documento se usara para una entrega institucional o contractual. </w:t>
+        <w:t xml:space="preserve">Nota: El presente documento fue elaborado con base en la implementacion observada en el repositorio revisado al 27 de abril de 2026. Los datos institucionales, autores formales o firmas oficiales no fueron identificados en la copia analizada y deberan completarse si el documento se usara para una entrega institucional o contractual. </w:t>
       </w:r>
     </w:p>
     <w:sectPr>
@@ -14087,21 +9526,12 @@
       <w:pStyle w:val="Piedepgina"/>
       <w:jc w:val="right"/>
     </w:pPr>
-    <w:proofErr w:type="spellStart"/>
     <w:r>
       <w:rPr>
         <w:color w:val="52606D"/>
         <w:sz w:val="17"/>
       </w:rPr>
-      <w:t>Pagina</w:t>
-    </w:r>
-    <w:proofErr w:type="spellEnd"/>
-    <w:r>
-      <w:rPr>
-        <w:color w:val="52606D"/>
-        <w:sz w:val="17"/>
-      </w:rPr>
-      <w:t xml:space="preserve"> </w:t>
+      <w:t xml:space="preserve">Pagina </w:t>
     </w:r>
     <w:r>
       <w:fldChar w:fldCharType="begin"/>
@@ -14137,7 +9567,6 @@
     <w:r>
       <w:fldChar w:fldCharType="separate"/>
     </w:r>
-    <w:proofErr w:type="spellStart"/>
     <w:r>
       <w:rPr>
         <w:noProof/>
@@ -14152,15 +9581,7 @@
         <w:color w:val="52606D"/>
         <w:sz w:val="17"/>
       </w:rPr>
-      <w:t>Pagina</w:t>
-    </w:r>
-    <w:proofErr w:type="spellEnd"/>
-    <w:r>
-      <w:rPr>
-        <w:color w:val="52606D"/>
-        <w:sz w:val="17"/>
-      </w:rPr>
-      <w:t xml:space="preserve"> </w:t>
+      <w:t xml:space="preserve">Pagina </w:t>
     </w:r>
     <w:r>
       <w:fldChar w:fldCharType="begin"/>
@@ -14171,7 +9592,6 @@
     <w:r>
       <w:fldChar w:fldCharType="separate"/>
     </w:r>
-    <w:proofErr w:type="spellStart"/>
     <w:r>
       <w:rPr>
         <w:noProof/>
@@ -14186,15 +9606,7 @@
         <w:color w:val="52606D"/>
         <w:sz w:val="17"/>
       </w:rPr>
-      <w:t>Pagina</w:t>
-    </w:r>
-    <w:proofErr w:type="spellEnd"/>
-    <w:r>
-      <w:rPr>
-        <w:color w:val="52606D"/>
-        <w:sz w:val="17"/>
-      </w:rPr>
-      <w:t xml:space="preserve"> </w:t>
+      <w:t xml:space="preserve">Pagina </w:t>
     </w:r>
     <w:r>
       <w:fldChar w:fldCharType="begin"/>
@@ -14205,7 +9617,6 @@
     <w:r>
       <w:fldChar w:fldCharType="separate"/>
     </w:r>
-    <w:proofErr w:type="spellStart"/>
     <w:r>
       <w:rPr>
         <w:noProof/>
@@ -14220,15 +9631,7 @@
         <w:color w:val="52606D"/>
         <w:sz w:val="17"/>
       </w:rPr>
-      <w:t>Pagina</w:t>
-    </w:r>
-    <w:proofErr w:type="spellEnd"/>
-    <w:r>
-      <w:rPr>
-        <w:color w:val="52606D"/>
-        <w:sz w:val="17"/>
-      </w:rPr>
-      <w:t xml:space="preserve"> </w:t>
+      <w:t xml:space="preserve">Pagina </w:t>
     </w:r>
     <w:r>
       <w:fldChar w:fldCharType="begin"/>
